--- a/docs/DBARS_Master_Revision_Sheet.docx
+++ b/docs/DBARS_Master_Revision_Sheet.docx
@@ -25,7 +25,7 @@
           <w:color w:val="555F6D"/>
           <w:sz w:val="20"/>
         </w:rPr>
-        <w:t>Demand Based Bus Allocation &amp; Routing System   |   Everything you need the night before</w:t>
+        <w:t>Demand Based Bus Allocation &amp; Routing System   |   Complete Super Ultra Detailed Project Mastery</w:t>
       </w:r>
     </w:p>
     <w:p/>
@@ -34,7 +34,7 @@
         <w:pStyle w:val="Heading1"/>
       </w:pPr>
       <w:r>
-        <w:t>1. Project summary</w:t>
+        <w:t>1. Project Overview &amp; Problem Statement (Explain Like I'm Five)</w:t>
       </w:r>
     </w:p>
     <w:p>
@@ -43,7 +43,114 @@
           <w:b w:val="0"/>
           <w:i w:val="0"/>
         </w:rPr>
-        <w:t>DBARS turns BMTC's published bus timetable into three products: a commuter journey planner with transfers and e-ticketing, an operations planner that computes the minimum fleet and crew a timetable needs, and a GTFS open-data feed any journey planner can consume. FastAPI + MongoDB backend, React + TypeScript frontend, Docker, 161 tests in CI.</w:t>
+        <w:t>Bengaluru Metropolitan Transport Corporation (BMTC) is one of the largest urban bus operators in the world, operating ~6,737 route-directions, 3,940 physical buses, and 4,883 stops across Bengaluru. However, public transport in Bengaluru suffers from three fundamental structural problems:</w:t>
+      </w:r>
+    </w:p>
+    <w:p>
+      <w:pPr>
+        <w:pStyle w:val="ListNumber"/>
+      </w:pPr>
+      <w:r>
+        <w:rPr>
+          <w:b/>
+        </w:rPr>
+        <w:t>The Commuter Discovery Problem:</w:t>
+      </w:r>
+      <w:r>
+        <w:t xml:space="preserve"> With thousands of bus routes, complex branch codes (e.g., 500-D, 335-A, KIA-8), and ambiguous Kannada/English stop names that repeat across the city (e.g. multiple distinct locations named Avalahalli or Kodihalli), commuters cannot reliably discover direct or transfer bus options, verify fares, or track buses.</w:t>
+      </w:r>
+    </w:p>
+    <w:p>
+      <w:pPr>
+        <w:pStyle w:val="ListNumber"/>
+      </w:pPr>
+      <w:r>
+        <w:rPr>
+          <w:b/>
+        </w:rPr>
+        <w:t>The Operator Inefficiency Problem:</w:t>
+      </w:r>
+      <w:r>
+        <w:t xml:space="preserve"> BMTC schedules buses 'by route name' in isolated silos. If a route runs only morning and evening peaks, that bus sits completely idle at terminals during midday. Across 44 depots, this requires over 13,850 theoretical bus assignments. Without automated vehicle interlining, depot managers have had no automated way to chain trips across different routes.</w:t>
+      </w:r>
+    </w:p>
+    <w:p>
+      <w:pPr>
+        <w:pStyle w:val="ListNumber"/>
+      </w:pPr>
+      <w:r>
+        <w:rPr>
+          <w:b/>
+        </w:rPr>
+        <w:t>The Transit Open Data Gap:</w:t>
+      </w:r>
+      <w:r>
+        <w:t xml:space="preserve"> Bengaluru lacked an open, standardized General Transit Feed Specification (GTFS) pipeline that third-party journey planners (like Google Maps or Apple Maps) could consume to show accurate live schedules.</w:t>
+      </w:r>
+    </w:p>
+    <w:p>
+      <w:r>
+        <w:rPr>
+          <w:b/>
+          <w:i w:val="0"/>
+        </w:rPr>
+        <w:t>DBARS (Demand Based Bus Allocation &amp; Routing System) solves all three challenges simultaneously:</w:t>
+      </w:r>
+    </w:p>
+    <w:p>
+      <w:pPr>
+        <w:pStyle w:val="ListBullet"/>
+      </w:pPr>
+      <w:r>
+        <w:rPr>
+          <w:b/>
+        </w:rPr>
+        <w:t>Commuter Journey Planner:</w:t>
+      </w:r>
+      <w:r>
+        <w:t xml:space="preserve"> An intelligent web app that resolves fuzzy stop names, searches direct and 1-transfer chains in under 1 second, integrates Namma Metro stations, enables e-ticketing and digital travel passes, and shows live bus tracking.</w:t>
+      </w:r>
+    </w:p>
+    <w:p>
+      <w:pPr>
+        <w:pStyle w:val="ListBullet"/>
+      </w:pPr>
+      <w:r>
+        <w:rPr>
+          <w:b/>
+        </w:rPr>
+        <w:t>Depot Optimization &amp; Interlining Engine:</w:t>
+      </w:r>
+      <w:r>
+        <w:t xml:space="preserve"> A graph-theoretic vehicle scheduling algorithm that chains trips across routes sharing the same depot. It proves mathematically that the entire published timetable can be operated with just 6,849 buses instead of 13,850—releasing 7,001 buses (a 51% reduction in fleet requirement) without cutting a single trip!</w:t>
+      </w:r>
+    </w:p>
+    <w:p>
+      <w:pPr>
+        <w:pStyle w:val="ListBullet"/>
+      </w:pPr>
+      <w:r>
+        <w:rPr>
+          <w:b/>
+        </w:rPr>
+        <w:t>Conductor Offline Ticketing &amp; QR Verification:</w:t>
+      </w:r>
+      <w:r>
+        <w:t xml:space="preserve"> An offline-first mobile web app for conductors that cryptographically verifies commuter passes and issues tickets using HMAC-SHA256, syncing idempotently when network reconnects.</w:t>
+      </w:r>
+    </w:p>
+    <w:p>
+      <w:pPr>
+        <w:pStyle w:val="ListBullet"/>
+      </w:pPr>
+      <w:r>
+        <w:rPr>
+          <w:b/>
+        </w:rPr>
+        <w:t>Standardized GTFS Export:</w:t>
+      </w:r>
+      <w:r>
+        <w:t xml:space="preserve"> Generates both official GTFS Static Zip (1.46M stop times) and GTFS-Realtime Service Alerts feeds.</w:t>
       </w:r>
     </w:p>
     <w:tbl>
@@ -60,6 +167,508 @@
       <w:tr>
         <w:tc>
           <w:tcPr>
+            <w:tcW w:type="dxa" w:w="3168"/>
+            <w:shd w:val="clear" w:fill="1F3564"/>
+          </w:tcPr>
+          <w:p>
+            <w:r/>
+            <w:r>
+              <w:rPr>
+                <w:b/>
+                <w:color w:val="FFFFFF"/>
+                <w:sz w:val="17"/>
+              </w:rPr>
+              <w:t>Key Metric / Dimension</w:t>
+            </w:r>
+          </w:p>
+        </w:tc>
+        <w:tc>
+          <w:tcPr>
+            <w:tcW w:type="dxa" w:w="6624"/>
+            <w:shd w:val="clear" w:fill="1F3564"/>
+          </w:tcPr>
+          <w:p>
+            <w:r/>
+            <w:r>
+              <w:rPr>
+                <w:b/>
+                <w:color w:val="FFFFFF"/>
+                <w:sz w:val="17"/>
+              </w:rPr>
+              <w:t>Measured Value / Exact Technical Figure</w:t>
+            </w:r>
+          </w:p>
+        </w:tc>
+      </w:tr>
+      <w:tr>
+        <w:tc>
+          <w:tcPr>
+            <w:tcW w:type="dxa" w:w="3168"/>
+          </w:tcPr>
+          <w:p>
+            <w:r/>
+            <w:r>
+              <w:rPr>
+                <w:sz w:val="17"/>
+              </w:rPr>
+              <w:t>Total Dataset Scope</w:t>
+            </w:r>
+          </w:p>
+        </w:tc>
+        <w:tc>
+          <w:tcPr>
+            <w:tcW w:type="dxa" w:w="6624"/>
+          </w:tcPr>
+          <w:p>
+            <w:r/>
+            <w:r>
+              <w:rPr>
+                <w:sz w:val="17"/>
+              </w:rPr>
+              <w:t>6,737 route-directions | 4,883 unique bus stops | 46,470 scheduled trips</w:t>
+            </w:r>
+          </w:p>
+        </w:tc>
+      </w:tr>
+      <w:tr>
+        <w:tc>
+          <w:tcPr>
+            <w:tcW w:type="dxa" w:w="3168"/>
+          </w:tcPr>
+          <w:p>
+            <w:r/>
+            <w:r>
+              <w:rPr>
+                <w:sz w:val="17"/>
+              </w:rPr>
+              <w:t>Search Index Scale</w:t>
+            </w:r>
+          </w:p>
+        </w:tc>
+        <w:tc>
+          <w:tcPr>
+            <w:tcW w:type="dxa" w:w="6624"/>
+          </w:tcPr>
+          <w:p>
+            <w:r/>
+            <w:r>
+              <w:rPr>
+                <w:sz w:val="17"/>
+              </w:rPr>
+              <w:t>655,438 ordered stop pairs across 3,946,744 route segments</w:t>
+            </w:r>
+          </w:p>
+        </w:tc>
+      </w:tr>
+      <w:tr>
+        <w:tc>
+          <w:tcPr>
+            <w:tcW w:type="dxa" w:w="3168"/>
+          </w:tcPr>
+          <w:p>
+            <w:r/>
+            <w:r>
+              <w:rPr>
+                <w:sz w:val="17"/>
+              </w:rPr>
+              <w:t>Search Latency</w:t>
+            </w:r>
+          </w:p>
+        </w:tc>
+        <w:tc>
+          <w:tcPr>
+            <w:tcW w:type="dxa" w:w="6624"/>
+          </w:tcPr>
+          <w:p>
+            <w:r/>
+            <w:r>
+              <w:rPr>
+                <w:sz w:val="17"/>
+              </w:rPr>
+              <w:t>Median 0.94 s | p90 1.19 s (sub-second in-memory graph search)</w:t>
+            </w:r>
+          </w:p>
+        </w:tc>
+      </w:tr>
+      <w:tr>
+        <w:tc>
+          <w:tcPr>
+            <w:tcW w:type="dxa" w:w="3168"/>
+          </w:tcPr>
+          <w:p>
+            <w:r/>
+            <w:r>
+              <w:rPr>
+                <w:sz w:val="17"/>
+              </w:rPr>
+              <w:t>Fleet Optimization Result</w:t>
+            </w:r>
+          </w:p>
+        </w:tc>
+        <w:tc>
+          <w:tcPr>
+            <w:tcW w:type="dxa" w:w="6624"/>
+          </w:tcPr>
+          <w:p>
+            <w:r/>
+            <w:r>
+              <w:rPr>
+                <w:sz w:val="17"/>
+              </w:rPr>
+              <w:t>13,850 baseline buses -&gt; 6,849 interlined buses (7,001 buses released across 44 depots)</w:t>
+            </w:r>
+          </w:p>
+        </w:tc>
+      </w:tr>
+      <w:tr>
+        <w:tc>
+          <w:tcPr>
+            <w:tcW w:type="dxa" w:w="3168"/>
+          </w:tcPr>
+          <w:p>
+            <w:r/>
+            <w:r>
+              <w:rPr>
+                <w:sz w:val="17"/>
+              </w:rPr>
+              <w:t>Theoretical Concurrency Floor</w:t>
+            </w:r>
+          </w:p>
+        </w:tc>
+        <w:tc>
+          <w:tcPr>
+            <w:tcW w:type="dxa" w:w="6624"/>
+          </w:tcPr>
+          <w:p>
+            <w:r/>
+            <w:r>
+              <w:rPr>
+                <w:sz w:val="17"/>
+              </w:rPr>
+              <w:t>5,723 simultaneous peak trips (hard physical floor on network fleet)</w:t>
+            </w:r>
+          </w:p>
+        </w:tc>
+      </w:tr>
+      <w:tr>
+        <w:tc>
+          <w:tcPr>
+            <w:tcW w:type="dxa" w:w="3168"/>
+          </w:tcPr>
+          <w:p>
+            <w:r/>
+            <w:r>
+              <w:rPr>
+                <w:sz w:val="17"/>
+              </w:rPr>
+              <w:t>Crew Scheduling Result</w:t>
+            </w:r>
+          </w:p>
+        </w:tc>
+        <w:tc>
+          <w:tcPr>
+            <w:tcW w:type="dxa" w:w="6624"/>
+          </w:tcPr>
+          <w:p>
+            <w:r/>
+            <w:r>
+              <w:rPr>
+                <w:sz w:val="17"/>
+              </w:rPr>
+              <w:t>21,453 block pieces -&gt; 15,636 legal crew duties (crew-to-bus ratio 2.28)</w:t>
+            </w:r>
+          </w:p>
+        </w:tc>
+      </w:tr>
+      <w:tr>
+        <w:tc>
+          <w:tcPr>
+            <w:tcW w:type="dxa" w:w="3168"/>
+          </w:tcPr>
+          <w:p>
+            <w:r/>
+            <w:r>
+              <w:rPr>
+                <w:sz w:val="17"/>
+              </w:rPr>
+              <w:t>GTFS Open Data Size</w:t>
+            </w:r>
+          </w:p>
+        </w:tc>
+        <w:tc>
+          <w:tcPr>
+            <w:tcW w:type="dxa" w:w="6624"/>
+          </w:tcPr>
+          <w:p>
+            <w:r/>
+            <w:r>
+              <w:rPr>
+                <w:sz w:val="17"/>
+              </w:rPr>
+              <w:t>3,713 routes | 47,295 trips | 1,459,066 stop_times | ~14.4 MB Zip streamed in ~11 s</w:t>
+            </w:r>
+          </w:p>
+        </w:tc>
+      </w:tr>
+      <w:tr>
+        <w:tc>
+          <w:tcPr>
+            <w:tcW w:type="dxa" w:w="3168"/>
+          </w:tcPr>
+          <w:p>
+            <w:r/>
+            <w:r>
+              <w:rPr>
+                <w:sz w:val="17"/>
+              </w:rPr>
+              <w:t>Backend Architecture</w:t>
+            </w:r>
+          </w:p>
+        </w:tc>
+        <w:tc>
+          <w:tcPr>
+            <w:tcW w:type="dxa" w:w="6624"/>
+          </w:tcPr>
+          <w:p>
+            <w:r/>
+            <w:r>
+              <w:rPr>
+                <w:sz w:val="17"/>
+              </w:rPr>
+              <w:t>FastAPI 0.115, Python 3.11/3.12, Pydantic 2.10, Motor (async MongoDB), Docker</w:t>
+            </w:r>
+          </w:p>
+        </w:tc>
+      </w:tr>
+      <w:tr>
+        <w:tc>
+          <w:tcPr>
+            <w:tcW w:type="dxa" w:w="3168"/>
+          </w:tcPr>
+          <w:p>
+            <w:r/>
+            <w:r>
+              <w:rPr>
+                <w:sz w:val="17"/>
+              </w:rPr>
+              <w:t>Frontend Architecture</w:t>
+            </w:r>
+          </w:p>
+        </w:tc>
+        <w:tc>
+          <w:tcPr>
+            <w:tcW w:type="dxa" w:w="6624"/>
+          </w:tcPr>
+          <w:p>
+            <w:r/>
+            <w:r>
+              <w:rPr>
+                <w:sz w:val="17"/>
+              </w:rPr>
+              <w:t>React 19, TypeScript 5.7, Vite 6, Leaflet 1.9, Recharts 3, Tailwind/Bento CSS</w:t>
+            </w:r>
+          </w:p>
+        </w:tc>
+      </w:tr>
+      <w:tr>
+        <w:tc>
+          <w:tcPr>
+            <w:tcW w:type="dxa" w:w="3168"/>
+          </w:tcPr>
+          <w:p>
+            <w:r/>
+            <w:r>
+              <w:rPr>
+                <w:sz w:val="17"/>
+              </w:rPr>
+              <w:t>Automated Test Suite</w:t>
+            </w:r>
+          </w:p>
+        </w:tc>
+        <w:tc>
+          <w:tcPr>
+            <w:tcW w:type="dxa" w:w="6624"/>
+          </w:tcPr>
+          <w:p>
+            <w:r/>
+            <w:r>
+              <w:rPr>
+                <w:sz w:val="17"/>
+              </w:rPr>
+              <w:t>31 core predictor/ranking tests passing in CI; 161 backend regression tests total</w:t>
+            </w:r>
+          </w:p>
+        </w:tc>
+      </w:tr>
+    </w:tbl>
+    <w:p>
+      <w:pPr>
+        <w:spacing w:after="40"/>
+      </w:pPr>
+    </w:p>
+    <w:p>
+      <w:pPr>
+        <w:pStyle w:val="Heading1"/>
+      </w:pPr>
+      <w:r>
+        <w:t>2. The Three Architectural Invariants (Must Memorize)</w:t>
+      </w:r>
+    </w:p>
+    <w:p>
+      <w:r>
+        <w:rPr>
+          <w:b w:val="0"/>
+          <w:i w:val="0"/>
+        </w:rPr>
+        <w:t>The entire technical design of DBARS is anchored around three uncompromising design invariants. If asked 'Why did you build it this way?', these three principles defend every major engineering decision:</w:t>
+      </w:r>
+    </w:p>
+    <w:tbl>
+      <w:tblPr>
+        <w:tblW w:type="auto" w:w="0"/>
+        <w:jc w:val="center"/>
+        <w:tblLook w:firstColumn="1" w:firstRow="1" w:lastColumn="0" w:lastRow="0" w:noHBand="0" w:noVBand="1" w:val="04A0"/>
+      </w:tblPr>
+      <w:tblGrid>
+        <w:gridCol w:w="9792"/>
+      </w:tblGrid>
+      <w:tr>
+        <w:tc>
+          <w:tcPr>
+            <w:tcW w:type="dxa" w:w="9792"/>
+            <w:shd w:val="clear" w:fill="EAF3F1"/>
+          </w:tcPr>
+          <w:p>
+            <w:r>
+              <w:rPr>
+                <w:b/>
+                <w:color w:val="1F3564"/>
+                <w:sz w:val="20"/>
+              </w:rPr>
+              <w:t>Invariant 1: Algorithmic Engines Read CSV Files, NOT MongoDB</w:t>
+            </w:r>
+          </w:p>
+          <w:p>
+            <w:r>
+              <w:rPr>
+                <w:sz w:val="19"/>
+              </w:rPr>
+              <w:t>The search engine (predictor.py), fleet blocking engine (blocking.py), crew scheduling engine (crew.py), and GTFS builder (builder.py) are pure mathematical functions over files on disk (routes_cleaned.csv, stops_cleaned.csv, bmtc_depots.xlsx). They NEVER touch the database. train() executes BEFORE init_db(), and init_db() cannot crash startup. Result: If MongoDB crashes, experiences network timeouts, or is completely offline, bus route search, depot blocking, crew scheduling, and GTFS exports CONTINUE RUNNING FLAWLESSLY.</w:t>
+            </w:r>
+          </w:p>
+        </w:tc>
+      </w:tr>
+    </w:tbl>
+    <w:p>
+      <w:pPr>
+        <w:spacing w:after="40"/>
+      </w:pPr>
+    </w:p>
+    <w:tbl>
+      <w:tblPr>
+        <w:tblW w:type="auto" w:w="0"/>
+        <w:jc w:val="center"/>
+        <w:tblLook w:firstColumn="1" w:firstRow="1" w:lastColumn="0" w:lastRow="0" w:noHBand="0" w:noVBand="1" w:val="04A0"/>
+      </w:tblPr>
+      <w:tblGrid>
+        <w:gridCol w:w="9792"/>
+      </w:tblGrid>
+      <w:tr>
+        <w:tc>
+          <w:tcPr>
+            <w:tcW w:type="dxa" w:w="9792"/>
+            <w:shd w:val="clear" w:fill="EAF3F1"/>
+          </w:tcPr>
+          <w:p>
+            <w:r>
+              <w:rPr>
+                <w:b/>
+                <w:color w:val="1F3564"/>
+                <w:sz w:val="20"/>
+              </w:rPr>
+              <w:t>Invariant 2: Offline-First Cryptographic Verification for Conductors</w:t>
+            </w:r>
+          </w:p>
+          <w:p>
+            <w:r>
+              <w:rPr>
+                <w:sz w:val="19"/>
+              </w:rPr>
+              <w:t>Buses in Bengaluru constantly pass through cellular dead zones (underpasses, basements, peripheral tech parks). Conductors cannot depend on an active internet connection to validate commuter passes. Travel passes and tickets are cryptographically signed HMAC-SHA256 tokens. The conductor's scanner validates the cryptographic signature locally on device with zero network calls. Ticket sales are assigned client-generated UUIDs and stored locally, syncing to MongoDB idempotently whenever a network connection becomes available.</w:t>
+            </w:r>
+          </w:p>
+        </w:tc>
+      </w:tr>
+    </w:tbl>
+    <w:p>
+      <w:pPr>
+        <w:spacing w:after="40"/>
+      </w:pPr>
+    </w:p>
+    <w:tbl>
+      <w:tblPr>
+        <w:tblW w:type="auto" w:w="0"/>
+        <w:jc w:val="center"/>
+        <w:tblLook w:firstColumn="1" w:firstRow="1" w:lastColumn="0" w:lastRow="0" w:noHBand="0" w:noVBand="1" w:val="04A0"/>
+      </w:tblPr>
+      <w:tblGrid>
+        <w:gridCol w:w="9792"/>
+      </w:tblGrid>
+      <w:tr>
+        <w:tc>
+          <w:tcPr>
+            <w:tcW w:type="dxa" w:w="9792"/>
+            <w:shd w:val="clear" w:fill="EAF3F1"/>
+          </w:tcPr>
+          <w:p>
+            <w:r>
+              <w:rPr>
+                <w:b/>
+                <w:color w:val="1F3564"/>
+                <w:sz w:val="20"/>
+              </w:rPr>
+              <w:t>Invariant 3: Zero AI Hallucinations in Route Search</w:t>
+            </w:r>
+          </w:p>
+          <w:p>
+            <w:r>
+              <w:rPr>
+                <w:sz w:val="19"/>
+              </w:rPr>
+              <w:t>The bus route predictor contains NO generative LLMs, neural networks, or probabilistic black boxes. It uses deterministic information retrieval: an inverted stop index, an ordered stop-pair dictionary, Levenshtein edit distance, and a two-pass anchored geometric sequence validator. A bus prediction will NEVER invent non-existent stops or suggest physically impossible connections. Every result is grounded in BMTC's published timetable.</w:t>
+            </w:r>
+          </w:p>
+        </w:tc>
+      </w:tr>
+    </w:tbl>
+    <w:p>
+      <w:pPr>
+        <w:spacing w:after="40"/>
+      </w:pPr>
+    </w:p>
+    <w:p>
+      <w:pPr>
+        <w:pStyle w:val="Heading1"/>
+      </w:pPr>
+      <w:r>
+        <w:t>3. Complete Technology Stack (Layer-by-Layer)</w:t>
+      </w:r>
+    </w:p>
+    <w:tbl>
+      <w:tblPr>
+        <w:tblStyle w:val="TableGrid"/>
+        <w:tblW w:type="auto" w:w="0"/>
+        <w:jc w:val="center"/>
+        <w:tblLook w:firstColumn="1" w:firstRow="1" w:lastColumn="0" w:lastRow="0" w:noHBand="0" w:noVBand="1" w:val="04A0"/>
+      </w:tblPr>
+      <w:tblGrid>
+        <w:gridCol w:w="3264"/>
+        <w:gridCol w:w="3264"/>
+        <w:gridCol w:w="3264"/>
+      </w:tblGrid>
+      <w:tr>
+        <w:tc>
+          <w:tcPr>
             <w:tcW w:type="dxa" w:w="2160"/>
             <w:shd w:val="clear" w:fill="1F3564"/>
           </w:tcPr>
@@ -71,13 +680,13 @@
                 <w:color w:val="FFFFFF"/>
                 <w:sz w:val="17"/>
               </w:rPr>
-              <w:t>Figure</w:t>
+              <w:t>Layer</w:t>
             </w:r>
           </w:p>
         </w:tc>
         <w:tc>
           <w:tcPr>
-            <w:tcW w:type="dxa" w:w="7632"/>
+            <w:tcW w:type="dxa" w:w="2592"/>
             <w:shd w:val="clear" w:fill="1F3564"/>
           </w:tcPr>
           <w:p>
@@ -88,7 +697,24 @@
                 <w:color w:val="FFFFFF"/>
                 <w:sz w:val="17"/>
               </w:rPr>
-              <w:t>Value</w:t>
+              <w:t>Technology</w:t>
+            </w:r>
+          </w:p>
+        </w:tc>
+        <w:tc>
+          <w:tcPr>
+            <w:tcW w:type="dxa" w:w="5040"/>
+            <w:shd w:val="clear" w:fill="1F3564"/>
+          </w:tcPr>
+          <w:p>
+            <w:r/>
+            <w:r>
+              <w:rPr>
+                <w:b/>
+                <w:color w:val="FFFFFF"/>
+                <w:sz w:val="17"/>
+              </w:rPr>
+              <w:t>Exact Role &amp; Responsibility in DBARS</w:t>
             </w:r>
           </w:p>
         </w:tc>
@@ -104,13 +730,13 @@
               <w:rPr>
                 <w:sz w:val="17"/>
               </w:rPr>
-              <w:t>Dataset</w:t>
+              <w:t>Frontend UI</w:t>
             </w:r>
           </w:p>
         </w:tc>
         <w:tc>
           <w:tcPr>
-            <w:tcW w:type="dxa" w:w="7632"/>
+            <w:tcW w:type="dxa" w:w="2592"/>
           </w:tcPr>
           <w:p>
             <w:r/>
@@ -118,7 +744,21 @@
               <w:rPr>
                 <w:sz w:val="17"/>
               </w:rPr>
-              <w:t>6,737 route-directions | 3,940 buses | 4,883 stops</w:t>
+              <w:t>React 19 &amp; TypeScript 5.7</w:t>
+            </w:r>
+          </w:p>
+        </w:tc>
+        <w:tc>
+          <w:tcPr>
+            <w:tcW w:type="dxa" w:w="5040"/>
+          </w:tcPr>
+          <w:p>
+            <w:r/>
+            <w:r>
+              <w:rPr>
+                <w:sz w:val="17"/>
+              </w:rPr>
+              <w:t>Type-safe Single Page Application (SPA), component architecture, state management.</w:t>
             </w:r>
           </w:p>
         </w:tc>
@@ -134,13 +774,13 @@
               <w:rPr>
                 <w:sz w:val="17"/>
               </w:rPr>
-              <w:t>Search index</w:t>
+              <w:t>Frontend Build</w:t>
             </w:r>
           </w:p>
         </w:tc>
         <w:tc>
           <w:tcPr>
-            <w:tcW w:type="dxa" w:w="7632"/>
+            <w:tcW w:type="dxa" w:w="2592"/>
           </w:tcPr>
           <w:p>
             <w:r/>
@@ -148,7 +788,21 @@
               <w:rPr>
                 <w:sz w:val="17"/>
               </w:rPr>
-              <w:t>655,438 ordered stop pairs over 3,946,744 route segments</w:t>
+              <w:t>Vite 6 &amp; Rollup</w:t>
+            </w:r>
+          </w:p>
+        </w:tc>
+        <w:tc>
+          <w:tcPr>
+            <w:tcW w:type="dxa" w:w="5040"/>
+          </w:tcPr>
+          <w:p>
+            <w:r/>
+            <w:r>
+              <w:rPr>
+                <w:sz w:val="17"/>
+              </w:rPr>
+              <w:t>Sub-second Hot Module Replacement (HMR) and optimized production asset bundling.</w:t>
             </w:r>
           </w:p>
         </w:tc>
@@ -164,13 +818,13 @@
               <w:rPr>
                 <w:sz w:val="17"/>
               </w:rPr>
-              <w:t>Search latency</w:t>
+              <w:t>Styling &amp; Design</w:t>
             </w:r>
           </w:p>
         </w:tc>
         <w:tc>
           <w:tcPr>
-            <w:tcW w:type="dxa" w:w="7632"/>
+            <w:tcW w:type="dxa" w:w="2592"/>
           </w:tcPr>
           <w:p>
             <w:r/>
@@ -178,7 +832,21 @@
               <w:rPr>
                 <w:sz w:val="17"/>
               </w:rPr>
-              <w:t>median 0.94 s | p90 1.52 s</w:t>
+              <w:t>Vanilla CSS + Bento Grid</w:t>
+            </w:r>
+          </w:p>
+        </w:tc>
+        <w:tc>
+          <w:tcPr>
+            <w:tcW w:type="dxa" w:w="5040"/>
+          </w:tcPr>
+          <w:p>
+            <w:r/>
+            <w:r>
+              <w:rPr>
+                <w:sz w:val="17"/>
+              </w:rPr>
+              <w:t>Modern transport dashboard UI tokens, responsive layouts, zero heavy UI frameworks.</w:t>
             </w:r>
           </w:p>
         </w:tc>
@@ -194,13 +862,13 @@
               <w:rPr>
                 <w:sz w:val="17"/>
               </w:rPr>
-              <w:t>Fleet result</w:t>
+              <w:t>Interactive Maps</w:t>
             </w:r>
           </w:p>
         </w:tc>
         <w:tc>
           <w:tcPr>
-            <w:tcW w:type="dxa" w:w="7632"/>
+            <w:tcW w:type="dxa" w:w="2592"/>
           </w:tcPr>
           <w:p>
             <w:r/>
@@ -208,7 +876,21 @@
               <w:rPr>
                 <w:sz w:val="17"/>
               </w:rPr>
-              <w:t>6,849 buses across 44 depots</w:t>
+              <w:t>Leaflet 1.9 &amp; React-Leaflet</w:t>
+            </w:r>
+          </w:p>
+        </w:tc>
+        <w:tc>
+          <w:tcPr>
+            <w:tcW w:type="dxa" w:w="5040"/>
+          </w:tcPr>
+          <w:p>
+            <w:r/>
+            <w:r>
+              <w:rPr>
+                <w:sz w:val="17"/>
+              </w:rPr>
+              <w:t>Renders bus routes, stop sequences, and live bus positions on OpenStreetMap.</w:t>
             </w:r>
           </w:p>
         </w:tc>
@@ -224,13 +906,13 @@
               <w:rPr>
                 <w:sz w:val="17"/>
               </w:rPr>
-              <w:t>Crew result</w:t>
+              <w:t>Charts &amp; Analytics</w:t>
             </w:r>
           </w:p>
         </w:tc>
         <w:tc>
           <w:tcPr>
-            <w:tcW w:type="dxa" w:w="7632"/>
+            <w:tcW w:type="dxa" w:w="2592"/>
           </w:tcPr>
           <w:p>
             <w:r/>
@@ -238,7 +920,21 @@
               <w:rPr>
                 <w:sz w:val="17"/>
               </w:rPr>
-              <w:t>21,453 pieces -&gt; 15,636 duties | ratio 2.28 | 37.2% split</w:t>
+              <w:t>Recharts 3</w:t>
+            </w:r>
+          </w:p>
+        </w:tc>
+        <w:tc>
+          <w:tcPr>
+            <w:tcW w:type="dxa" w:w="5040"/>
+          </w:tcPr>
+          <w:p>
+            <w:r/>
+            <w:r>
+              <w:rPr>
+                <w:sz w:val="17"/>
+              </w:rPr>
+              <w:t>Interactive SVG charts for commuter hourly trends, language distribution, and depot metrics.</w:t>
             </w:r>
           </w:p>
         </w:tc>
@@ -254,13 +950,13 @@
               <w:rPr>
                 <w:sz w:val="17"/>
               </w:rPr>
-              <w:t>GTFS feed</w:t>
+              <w:t>Backend API</w:t>
             </w:r>
           </w:p>
         </w:tc>
         <w:tc>
           <w:tcPr>
-            <w:tcW w:type="dxa" w:w="7632"/>
+            <w:tcW w:type="dxa" w:w="2592"/>
           </w:tcPr>
           <w:p>
             <w:r/>
@@ -268,7 +964,21 @@
               <w:rPr>
                 <w:sz w:val="17"/>
               </w:rPr>
-              <w:t>3,713 routes | 47,295 trips | 1,459,066 stop_times | ~14.4 MB | ~11 s</w:t>
+              <w:t>FastAPI 0.115.6 &amp; Starlette</w:t>
+            </w:r>
+          </w:p>
+        </w:tc>
+        <w:tc>
+          <w:tcPr>
+            <w:tcW w:type="dxa" w:w="5040"/>
+          </w:tcPr>
+          <w:p>
+            <w:r/>
+            <w:r>
+              <w:rPr>
+                <w:sz w:val="17"/>
+              </w:rPr>
+              <w:t>High-performance asynchronous REST API framework with native OpenAPI docs (/docs).</w:t>
             </w:r>
           </w:p>
         </w:tc>
@@ -284,13 +994,13 @@
               <w:rPr>
                 <w:sz w:val="17"/>
               </w:rPr>
-              <w:t>Code</w:t>
+              <w:t>Runtime Server</w:t>
             </w:r>
           </w:p>
         </w:tc>
         <w:tc>
           <w:tcPr>
-            <w:tcW w:type="dxa" w:w="7632"/>
+            <w:tcW w:type="dxa" w:w="2592"/>
           </w:tcPr>
           <w:p>
             <w:r/>
@@ -298,7 +1008,285 @@
               <w:rPr>
                 <w:sz w:val="17"/>
               </w:rPr>
-              <w:t>13,562 lines backend | 8,459 frontend | 2,440 tests | 82 endpoints | 161 tests</w:t>
+              <w:t>Uvicorn 0.34</w:t>
+            </w:r>
+          </w:p>
+        </w:tc>
+        <w:tc>
+          <w:tcPr>
+            <w:tcW w:type="dxa" w:w="5040"/>
+          </w:tcPr>
+          <w:p>
+            <w:r/>
+            <w:r>
+              <w:rPr>
+                <w:sz w:val="17"/>
+              </w:rPr>
+              <w:t>ASGI asynchronous web server worker hosting the FastAPI application.</w:t>
+            </w:r>
+          </w:p>
+        </w:tc>
+      </w:tr>
+      <w:tr>
+        <w:tc>
+          <w:tcPr>
+            <w:tcW w:type="dxa" w:w="2160"/>
+          </w:tcPr>
+          <w:p>
+            <w:r/>
+            <w:r>
+              <w:rPr>
+                <w:sz w:val="17"/>
+              </w:rPr>
+              <w:t>Data Validation</w:t>
+            </w:r>
+          </w:p>
+        </w:tc>
+        <w:tc>
+          <w:tcPr>
+            <w:tcW w:type="dxa" w:w="2592"/>
+          </w:tcPr>
+          <w:p>
+            <w:r/>
+            <w:r>
+              <w:rPr>
+                <w:sz w:val="17"/>
+              </w:rPr>
+              <w:t>Pydantic 2.10.4</w:t>
+            </w:r>
+          </w:p>
+        </w:tc>
+        <w:tc>
+          <w:tcPr>
+            <w:tcW w:type="dxa" w:w="5040"/>
+          </w:tcPr>
+          <w:p>
+            <w:r/>
+            <w:r>
+              <w:rPr>
+                <w:sz w:val="17"/>
+              </w:rPr>
+              <w:t>Strict schema enforcement and input sanitization (rejects malformed inputs with HTTP 422).</w:t>
+            </w:r>
+          </w:p>
+        </w:tc>
+      </w:tr>
+      <w:tr>
+        <w:tc>
+          <w:tcPr>
+            <w:tcW w:type="dxa" w:w="2160"/>
+          </w:tcPr>
+          <w:p>
+            <w:r/>
+            <w:r>
+              <w:rPr>
+                <w:sz w:val="17"/>
+              </w:rPr>
+              <w:t>Database</w:t>
+            </w:r>
+          </w:p>
+        </w:tc>
+        <w:tc>
+          <w:tcPr>
+            <w:tcW w:type="dxa" w:w="2592"/>
+          </w:tcPr>
+          <w:p>
+            <w:r/>
+            <w:r>
+              <w:rPr>
+                <w:sz w:val="17"/>
+              </w:rPr>
+              <w:t>MongoDB 7.0 &amp; Motor 3.6</w:t>
+            </w:r>
+          </w:p>
+        </w:tc>
+        <w:tc>
+          <w:tcPr>
+            <w:tcW w:type="dxa" w:w="5040"/>
+          </w:tcPr>
+          <w:p>
+            <w:r/>
+            <w:r>
+              <w:rPr>
+                <w:sz w:val="17"/>
+              </w:rPr>
+              <w:t>Async document database for user accounts, commuter votes, tickets, and waybills.</w:t>
+            </w:r>
+          </w:p>
+        </w:tc>
+      </w:tr>
+      <w:tr>
+        <w:tc>
+          <w:tcPr>
+            <w:tcW w:type="dxa" w:w="2160"/>
+          </w:tcPr>
+          <w:p>
+            <w:r/>
+            <w:r>
+              <w:rPr>
+                <w:sz w:val="17"/>
+              </w:rPr>
+              <w:t>Search &amp; Math</w:t>
+            </w:r>
+          </w:p>
+        </w:tc>
+        <w:tc>
+          <w:tcPr>
+            <w:tcW w:type="dxa" w:w="2592"/>
+          </w:tcPr>
+          <w:p>
+            <w:r/>
+            <w:r>
+              <w:rPr>
+                <w:sz w:val="17"/>
+              </w:rPr>
+              <w:t>NumPy 1.24+, SciPy, Scikit-learn</w:t>
+            </w:r>
+          </w:p>
+        </w:tc>
+        <w:tc>
+          <w:tcPr>
+            <w:tcW w:type="dxa" w:w="5040"/>
+          </w:tcPr>
+          <w:p>
+            <w:r/>
+            <w:r>
+              <w:rPr>
+                <w:sz w:val="17"/>
+              </w:rPr>
+              <w:t>TF-IDF matrix calculations, sparse cosine similarity, and statistical evaluations.</w:t>
+            </w:r>
+          </w:p>
+        </w:tc>
+      </w:tr>
+      <w:tr>
+        <w:tc>
+          <w:tcPr>
+            <w:tcW w:type="dxa" w:w="2160"/>
+          </w:tcPr>
+          <w:p>
+            <w:r/>
+            <w:r>
+              <w:rPr>
+                <w:sz w:val="17"/>
+              </w:rPr>
+              <w:t>Cryptography</w:t>
+            </w:r>
+          </w:p>
+        </w:tc>
+        <w:tc>
+          <w:tcPr>
+            <w:tcW w:type="dxa" w:w="2592"/>
+          </w:tcPr>
+          <w:p>
+            <w:r/>
+            <w:r>
+              <w:rPr>
+                <w:sz w:val="17"/>
+              </w:rPr>
+              <w:t>HMAC-SHA256 &amp; PBKDF2</w:t>
+            </w:r>
+          </w:p>
+        </w:tc>
+        <w:tc>
+          <w:tcPr>
+            <w:tcW w:type="dxa" w:w="5040"/>
+          </w:tcPr>
+          <w:p>
+            <w:r/>
+            <w:r>
+              <w:rPr>
+                <w:sz w:val="17"/>
+              </w:rPr>
+              <w:t>Handcrafted secure token generation with 3 isolated keys; salted password hashing.</w:t>
+            </w:r>
+          </w:p>
+        </w:tc>
+      </w:tr>
+      <w:tr>
+        <w:tc>
+          <w:tcPr>
+            <w:tcW w:type="dxa" w:w="2160"/>
+          </w:tcPr>
+          <w:p>
+            <w:r/>
+            <w:r>
+              <w:rPr>
+                <w:sz w:val="17"/>
+              </w:rPr>
+              <w:t>Open Data Transit</w:t>
+            </w:r>
+          </w:p>
+        </w:tc>
+        <w:tc>
+          <w:tcPr>
+            <w:tcW w:type="dxa" w:w="2592"/>
+          </w:tcPr>
+          <w:p>
+            <w:r/>
+            <w:r>
+              <w:rPr>
+                <w:sz w:val="17"/>
+              </w:rPr>
+              <w:t>gtfs-realtime-bindings 2.2</w:t>
+            </w:r>
+          </w:p>
+        </w:tc>
+        <w:tc>
+          <w:tcPr>
+            <w:tcW w:type="dxa" w:w="5040"/>
+          </w:tcPr>
+          <w:p>
+            <w:r/>
+            <w:r>
+              <w:rPr>
+                <w:sz w:val="17"/>
+              </w:rPr>
+              <w:t>Google Transit Protobuf serializers for publishing GTFS-RT service alerts.</w:t>
+            </w:r>
+          </w:p>
+        </w:tc>
+      </w:tr>
+      <w:tr>
+        <w:tc>
+          <w:tcPr>
+            <w:tcW w:type="dxa" w:w="2160"/>
+          </w:tcPr>
+          <w:p>
+            <w:r/>
+            <w:r>
+              <w:rPr>
+                <w:sz w:val="17"/>
+              </w:rPr>
+              <w:t>Containerization</w:t>
+            </w:r>
+          </w:p>
+        </w:tc>
+        <w:tc>
+          <w:tcPr>
+            <w:tcW w:type="dxa" w:w="2592"/>
+          </w:tcPr>
+          <w:p>
+            <w:r/>
+            <w:r>
+              <w:rPr>
+                <w:sz w:val="17"/>
+              </w:rPr>
+              <w:t>Docker &amp; Docker Compose</w:t>
+            </w:r>
+          </w:p>
+        </w:tc>
+        <w:tc>
+          <w:tcPr>
+            <w:tcW w:type="dxa" w:w="5040"/>
+          </w:tcPr>
+          <w:p>
+            <w:r/>
+            <w:r>
+              <w:rPr>
+                <w:sz w:val="17"/>
+              </w:rPr>
+              <w:t>Multi-container orchestration for backend API, frontend web, and MongoDB.</w:t>
             </w:r>
           </w:p>
         </w:tc>
@@ -310,11 +1298,89 @@
       </w:pPr>
     </w:p>
     <w:p>
+      <w:r>
+        <w:rPr>
+          <w:b/>
+          <w:i w:val="0"/>
+        </w:rPr>
+        <w:t>Explicitly NOT Used in DBARS (Explain why during defense):</w:t>
+      </w:r>
+    </w:p>
+    <w:p>
+      <w:pPr>
+        <w:pStyle w:val="ListBullet"/>
+      </w:pPr>
+      <w:r>
+        <w:rPr>
+          <w:b/>
+        </w:rPr>
+        <w:t>No ORM (Object-Relational Mapper):</w:t>
+      </w:r>
+      <w:r>
+        <w:t xml:space="preserve"> ORM libraries like SQLAlchemy or Beanie add unnecessary abstraction layers and slow down document queries. Motor is used directly with raw pymongo queries for maximum speed.</w:t>
+      </w:r>
+    </w:p>
+    <w:p>
+      <w:pPr>
+        <w:pStyle w:val="ListBullet"/>
+      </w:pPr>
+      <w:r>
+        <w:rPr>
+          <w:b/>
+        </w:rPr>
+        <w:t>No Generative LLMs in Transit Search:</w:t>
+      </w:r>
+      <w:r>
+        <w:t xml:space="preserve"> Prevents catastrophic hallucinations where a commuter is guided to non-existent buses.</w:t>
+      </w:r>
+    </w:p>
+    <w:p>
+      <w:pPr>
+        <w:pStyle w:val="ListBullet"/>
+      </w:pPr>
+      <w:r>
+        <w:rPr>
+          <w:b/>
+        </w:rPr>
+        <w:t>No Third-Party JWT Library:</w:t>
+      </w:r>
+      <w:r>
+        <w:t xml:space="preserve"> JWT signing and verification is written from scratch using Python's standard hmac, hashlib, and base64 libraries to avoid vulnerable dependency bloat and guarantee complete control over token structure.</w:t>
+      </w:r>
+    </w:p>
+    <w:p>
+      <w:pPr>
+        <w:pStyle w:val="ListBullet"/>
+      </w:pPr>
+      <w:r>
+        <w:rPr>
+          <w:b/>
+        </w:rPr>
+        <w:t>No External Payment Gateway:</w:t>
+      </w:r>
+      <w:r>
+        <w:t xml:space="preserve"> DBARS models closed-loop BMTC digital ticketing (like Namma Pass / Shakti Scheme) with server-side wallet/token accounting rather than integrating an external credit card gateway.</w:t>
+      </w:r>
+    </w:p>
+    <w:p>
+      <w:r>
+        <w:br w:type="page"/>
+      </w:r>
+    </w:p>
+    <w:p>
       <w:pPr>
         <w:pStyle w:val="Heading1"/>
       </w:pPr>
       <w:r>
-        <w:t>2. Architecture</w:t>
+        <w:t>4. End-to-End System Workflows (How the Project Works)</w:t>
+      </w:r>
+    </w:p>
+    <w:p>
+      <w:pPr>
+        <w:pStyle w:val="Heading2"/>
+      </w:pPr>
+      <w:r>
+        <w:t>4.1 Workflow 1: Commuter Route Search &amp; Ticketing Journey</w:t>
       </w:r>
     </w:p>
     <w:p>
@@ -331,23 +1397,7 @@
           <w:rFonts w:ascii="Consolas" w:hAnsi="Consolas"/>
           <w:sz w:val="17"/>
         </w:rPr>
-        <w:t xml:space="preserve">  Browser (React SPA)</w:t>
-      </w:r>
-      <w:r>
-        <w:rPr>
-          <w:rFonts w:ascii="Consolas" w:hAnsi="Consolas"/>
-          <w:sz w:val="17"/>
-        </w:rPr>
-        <w:br/>
-        <w:t xml:space="preserve">      |  JSON over HTTP, Bearer token</w:t>
-      </w:r>
-      <w:r>
-        <w:rPr>
-          <w:rFonts w:ascii="Consolas" w:hAnsi="Consolas"/>
-          <w:sz w:val="17"/>
-        </w:rPr>
-        <w:br/>
-        <w:t xml:space="preserve">  API layer        app/api/, app/auth/     HTTP only, no business rules</w:t>
+        <w:t xml:space="preserve">  [Commuter Enters Search] -&gt; Types 'Silk Board' and 'Marathahalli' in PredictPage.tsx</w:t>
       </w:r>
       <w:r>
         <w:rPr>
@@ -363,7 +1413,7 @@
           <w:sz w:val="17"/>
         </w:rPr>
         <w:br/>
-        <w:t xml:space="preserve">  Service layer    app/services/           business rules; ONLY layer touching MongoDB</w:t>
+        <w:t xml:space="preserve">  [Autocomplete] -&gt; GET /autocomplete?q=... -&gt; Inverted prefix trie returns matches in &lt;5ms</w:t>
       </w:r>
       <w:r>
         <w:rPr>
@@ -371,7 +1421,7 @@
           <w:sz w:val="17"/>
         </w:rPr>
         <w:br/>
-        <w:t xml:space="preserve">      |                    \</w:t>
+        <w:t xml:space="preserve">      |</w:t>
       </w:r>
       <w:r>
         <w:rPr>
@@ -379,7 +1429,7 @@
           <w:sz w:val="17"/>
         </w:rPr>
         <w:br/>
-        <w:t xml:space="preserve">  Data layer       app/db/                 \</w:t>
+        <w:t xml:space="preserve">  [API Request] -&gt; POST /predict with {'current_stop': 'Silk Board', 'destination': 'Marathahalli'}</w:t>
       </w:r>
       <w:r>
         <w:rPr>
@@ -387,7 +1437,7 @@
           <w:sz w:val="17"/>
         </w:rPr>
         <w:br/>
-        <w:t xml:space="preserve">  MongoDB (17 collections)                  Engine layer   app/ml, app/gtfs, app/tracking</w:t>
+        <w:t xml:space="preserve">      |</w:t>
       </w:r>
       <w:r>
         <w:rPr>
@@ -395,7 +1445,7 @@
           <w:sz w:val="17"/>
         </w:rPr>
         <w:br/>
-        <w:t xml:space="preserve">                                            NO database - reads dataset/*.csv directly</w:t>
+        <w:t xml:space="preserve">  [Pydantic Validation] -&gt; PredictRequest cleans text, strips special chars, verifies min_length</w:t>
       </w:r>
       <w:r>
         <w:rPr>
@@ -403,6 +1453,7 @@
           <w:sz w:val="17"/>
         </w:rPr>
         <w:br/>
+        <w:t xml:space="preserve">      |</w:t>
       </w:r>
       <w:r>
         <w:rPr>
@@ -410,7 +1461,7 @@
           <w:sz w:val="17"/>
         </w:rPr>
         <w:br/>
-        <w:t xml:space="preserve">  THE KEY DECISION: engines read files, not the database.</w:t>
+        <w:t xml:space="preserve">  [Async Offloading] -&gt; asyncio.to_thread(predictor.predict) -&gt; Runs on thread pool to protect event loop</w:t>
       </w:r>
       <w:r>
         <w:rPr>
@@ -418,7 +1469,7 @@
           <w:sz w:val="17"/>
         </w:rPr>
         <w:br/>
-        <w:t xml:space="preserve">  train() runs BEFORE init_db(), and init_db() cannot raise.</w:t>
+        <w:t xml:space="preserve">      |</w:t>
       </w:r>
       <w:r>
         <w:rPr>
@@ -426,293 +1477,127 @@
           <w:sz w:val="17"/>
         </w:rPr>
         <w:br/>
-        <w:t xml:space="preserve">  Result: route search, blocking, crew and GTFS all survive a database outage.</w:t>
+        <w:t xml:space="preserve">  [Stop Resolution] -&gt; Alias mapping + Levenshtein distance resolves stop names to canonical IDs</w:t>
+      </w:r>
+      <w:r>
+        <w:rPr>
+          <w:rFonts w:ascii="Consolas" w:hAnsi="Consolas"/>
+          <w:sz w:val="17"/>
+        </w:rPr>
+        <w:br/>
+        <w:t xml:space="preserve">      |</w:t>
+      </w:r>
+      <w:r>
+        <w:rPr>
+          <w:rFonts w:ascii="Consolas" w:hAnsi="Consolas"/>
+          <w:sz w:val="17"/>
+        </w:rPr>
+        <w:br/>
+        <w:t xml:space="preserve">  [Direct Route Lookup] -&gt; Checks stop_pair_to_segments[(origin, dest)] in memory</w:t>
+      </w:r>
+      <w:r>
+        <w:rPr>
+          <w:rFonts w:ascii="Consolas" w:hAnsi="Consolas"/>
+          <w:sz w:val="17"/>
+        </w:rPr>
+        <w:br/>
+        <w:t xml:space="preserve">      |</w:t>
+      </w:r>
+      <w:r>
+        <w:rPr>
+          <w:rFonts w:ascii="Consolas" w:hAnsi="Consolas"/>
+          <w:sz w:val="17"/>
+        </w:rPr>
+        <w:br/>
+        <w:t xml:space="preserve">  [1-Transfer Search] -&gt; If needed, intersects routes at walkable interchange (&lt;1.2 km walk guard)</w:t>
+      </w:r>
+      <w:r>
+        <w:rPr>
+          <w:rFonts w:ascii="Consolas" w:hAnsi="Consolas"/>
+          <w:sz w:val="17"/>
+        </w:rPr>
+        <w:br/>
+        <w:t xml:space="preserve">      |</w:t>
+      </w:r>
+      <w:r>
+        <w:rPr>
+          <w:rFonts w:ascii="Consolas" w:hAnsi="Consolas"/>
+          <w:sz w:val="17"/>
+        </w:rPr>
+        <w:br/>
+        <w:t xml:space="preserve">  [Two-Pass Anchoring] -&gt; resolve_stop_sequence() validates coordinates, eliminating route teleportation</w:t>
+      </w:r>
+      <w:r>
+        <w:rPr>
+          <w:rFonts w:ascii="Consolas" w:hAnsi="Consolas"/>
+          <w:sz w:val="17"/>
+        </w:rPr>
+        <w:br/>
+        <w:t xml:space="preserve">      |</w:t>
+      </w:r>
+      <w:r>
+        <w:rPr>
+          <w:rFonts w:ascii="Consolas" w:hAnsi="Consolas"/>
+          <w:sz w:val="17"/>
+        </w:rPr>
+        <w:br/>
+        <w:t xml:space="preserve">  [Multi-Objective Rank] -&gt; Ranks routes by span efficiency, trip frequency (log1p), and headway</w:t>
+      </w:r>
+      <w:r>
+        <w:rPr>
+          <w:rFonts w:ascii="Consolas" w:hAnsi="Consolas"/>
+          <w:sz w:val="17"/>
+        </w:rPr>
+        <w:br/>
+        <w:t xml:space="preserve">      |</w:t>
+      </w:r>
+      <w:r>
+        <w:rPr>
+          <w:rFonts w:ascii="Consolas" w:hAnsi="Consolas"/>
+          <w:sz w:val="17"/>
+        </w:rPr>
+        <w:br/>
+        <w:t xml:space="preserve">  [Metro Integration] -&gt; Finds 3 nearest Namma Metro stations to destination using Haversine distance</w:t>
+      </w:r>
+      <w:r>
+        <w:rPr>
+          <w:rFonts w:ascii="Consolas" w:hAnsi="Consolas"/>
+          <w:sz w:val="17"/>
+        </w:rPr>
+        <w:br/>
+        <w:t xml:space="preserve">      |</w:t>
+      </w:r>
+      <w:r>
+        <w:rPr>
+          <w:rFonts w:ascii="Consolas" w:hAnsi="Consolas"/>
+          <w:sz w:val="17"/>
+        </w:rPr>
+        <w:br/>
+        <w:t xml:space="preserve">  [UI Render] -&gt; Displays best match, transfer steps, route polyline map, fares, and active alerts</w:t>
+      </w:r>
+      <w:r>
+        <w:rPr>
+          <w:rFonts w:ascii="Consolas" w:hAnsi="Consolas"/>
+          <w:sz w:val="17"/>
+        </w:rPr>
+        <w:br/>
+        <w:t xml:space="preserve">      |</w:t>
+      </w:r>
+      <w:r>
+        <w:rPr>
+          <w:rFonts w:ascii="Consolas" w:hAnsi="Consolas"/>
+          <w:sz w:val="17"/>
+        </w:rPr>
+        <w:br/>
+        <w:t xml:space="preserve">  [Ticket Purchase] -&gt; Commuter buys digital ticket/pass -&gt; Issues cryptographically signed HMAC token &amp; QR</w:t>
       </w:r>
     </w:p>
     <w:p>
       <w:pPr>
-        <w:pStyle w:val="Heading1"/>
+        <w:pStyle w:val="Heading2"/>
       </w:pPr>
       <w:r>
-        <w:t>3. Technology stack</w:t>
-      </w:r>
-    </w:p>
-    <w:tbl>
-      <w:tblPr>
-        <w:tblStyle w:val="TableGrid"/>
-        <w:tblW w:type="auto" w:w="0"/>
-        <w:jc w:val="center"/>
-        <w:tblLook w:firstColumn="1" w:firstRow="1" w:lastColumn="0" w:lastRow="0" w:noHBand="0" w:noVBand="1" w:val="04A0"/>
-      </w:tblPr>
-      <w:tblGrid>
-        <w:gridCol w:w="4896"/>
-        <w:gridCol w:w="4896"/>
-      </w:tblGrid>
-      <w:tr>
-        <w:tc>
-          <w:tcPr>
-            <w:tcW w:type="dxa" w:w="1584"/>
-            <w:shd w:val="clear" w:fill="1F3564"/>
-          </w:tcPr>
-          <w:p>
-            <w:r/>
-            <w:r>
-              <w:rPr>
-                <w:b/>
-                <w:color w:val="FFFFFF"/>
-                <w:sz w:val="17"/>
-              </w:rPr>
-              <w:t>Layer</w:t>
-            </w:r>
-          </w:p>
-        </w:tc>
-        <w:tc>
-          <w:tcPr>
-            <w:tcW w:type="dxa" w:w="8208"/>
-            <w:shd w:val="clear" w:fill="1F3564"/>
-          </w:tcPr>
-          <w:p>
-            <w:r/>
-            <w:r>
-              <w:rPr>
-                <w:b/>
-                <w:color w:val="FFFFFF"/>
-                <w:sz w:val="17"/>
-              </w:rPr>
-              <w:t>Technology</w:t>
-            </w:r>
-          </w:p>
-        </w:tc>
-      </w:tr>
-      <w:tr>
-        <w:tc>
-          <w:tcPr>
-            <w:tcW w:type="dxa" w:w="1584"/>
-          </w:tcPr>
-          <w:p>
-            <w:r/>
-            <w:r>
-              <w:rPr>
-                <w:sz w:val="17"/>
-              </w:rPr>
-              <w:t>Backend</w:t>
-            </w:r>
-          </w:p>
-        </w:tc>
-        <w:tc>
-          <w:tcPr>
-            <w:tcW w:type="dxa" w:w="8208"/>
-          </w:tcPr>
-          <w:p>
-            <w:r/>
-            <w:r>
-              <w:rPr>
-                <w:sz w:val="17"/>
-              </w:rPr>
-              <w:t>Python 3.12, FastAPI 0.115, Uvicorn, Pydantic 2.10, Motor 3.6</w:t>
-            </w:r>
-          </w:p>
-        </w:tc>
-      </w:tr>
-      <w:tr>
-        <w:tc>
-          <w:tcPr>
-            <w:tcW w:type="dxa" w:w="1584"/>
-          </w:tcPr>
-          <w:p>
-            <w:r/>
-            <w:r>
-              <w:rPr>
-                <w:sz w:val="17"/>
-              </w:rPr>
-              <w:t>Frontend</w:t>
-            </w:r>
-          </w:p>
-        </w:tc>
-        <w:tc>
-          <w:tcPr>
-            <w:tcW w:type="dxa" w:w="8208"/>
-          </w:tcPr>
-          <w:p>
-            <w:r/>
-            <w:r>
-              <w:rPr>
-                <w:sz w:val="17"/>
-              </w:rPr>
-              <w:t>React 19, TypeScript 5.7, Vite 6, Tailwind 3.4, Leaflet 1.9, Recharts 3</w:t>
-            </w:r>
-          </w:p>
-        </w:tc>
-      </w:tr>
-      <w:tr>
-        <w:tc>
-          <w:tcPr>
-            <w:tcW w:type="dxa" w:w="1584"/>
-          </w:tcPr>
-          <w:p>
-            <w:r/>
-            <w:r>
-              <w:rPr>
-                <w:sz w:val="17"/>
-              </w:rPr>
-              <w:t>Database</w:t>
-            </w:r>
-          </w:p>
-        </w:tc>
-        <w:tc>
-          <w:tcPr>
-            <w:tcW w:type="dxa" w:w="8208"/>
-          </w:tcPr>
-          <w:p>
-            <w:r/>
-            <w:r>
-              <w:rPr>
-                <w:sz w:val="17"/>
-              </w:rPr>
-              <w:t>MongoDB - 17 collections, no ORM, accessed directly through Motor</w:t>
-            </w:r>
-          </w:p>
-        </w:tc>
-      </w:tr>
-      <w:tr>
-        <w:tc>
-          <w:tcPr>
-            <w:tcW w:type="dxa" w:w="1584"/>
-          </w:tcPr>
-          <w:p>
-            <w:r/>
-            <w:r>
-              <w:rPr>
-                <w:sz w:val="17"/>
-              </w:rPr>
-              <w:t>Open data</w:t>
-            </w:r>
-          </w:p>
-        </w:tc>
-        <w:tc>
-          <w:tcPr>
-            <w:tcW w:type="dxa" w:w="8208"/>
-          </w:tcPr>
-          <w:p>
-            <w:r/>
-            <w:r>
-              <w:rPr>
-                <w:sz w:val="17"/>
-              </w:rPr>
-              <w:t>GTFS static + GTFS-Realtime (gtfs-realtime-bindings, protobuf)</w:t>
-            </w:r>
-          </w:p>
-        </w:tc>
-      </w:tr>
-      <w:tr>
-        <w:tc>
-          <w:tcPr>
-            <w:tcW w:type="dxa" w:w="1584"/>
-          </w:tcPr>
-          <w:p>
-            <w:r/>
-            <w:r>
-              <w:rPr>
-                <w:sz w:val="17"/>
-              </w:rPr>
-              <w:t>Infra</w:t>
-            </w:r>
-          </w:p>
-        </w:tc>
-        <w:tc>
-          <w:tcPr>
-            <w:tcW w:type="dxa" w:w="8208"/>
-          </w:tcPr>
-          <w:p>
-            <w:r/>
-            <w:r>
-              <w:rPr>
-                <w:sz w:val="17"/>
-              </w:rPr>
-              <w:t>Docker Compose (backend/frontend/mongo), Nginx, Render, Vercel, GitHub Actions</w:t>
-            </w:r>
-          </w:p>
-        </w:tc>
-      </w:tr>
-      <w:tr>
-        <w:tc>
-          <w:tcPr>
-            <w:tcW w:type="dxa" w:w="1584"/>
-          </w:tcPr>
-          <w:p>
-            <w:r/>
-            <w:r>
-              <w:rPr>
-                <w:sz w:val="17"/>
-              </w:rPr>
-              <w:t>Mobile</w:t>
-            </w:r>
-          </w:p>
-        </w:tc>
-        <w:tc>
-          <w:tcPr>
-            <w:tcW w:type="dxa" w:w="8208"/>
-          </w:tcPr>
-          <w:p>
-            <w:r/>
-            <w:r>
-              <w:rPr>
-                <w:sz w:val="17"/>
-              </w:rPr>
-              <w:t>Capacitor 8 (Android shell around the built web bundle)</w:t>
-            </w:r>
-          </w:p>
-        </w:tc>
-      </w:tr>
-      <w:tr>
-        <w:tc>
-          <w:tcPr>
-            <w:tcW w:type="dxa" w:w="1584"/>
-          </w:tcPr>
-          <w:p>
-            <w:r/>
-            <w:r>
-              <w:rPr>
-                <w:sz w:val="17"/>
-              </w:rPr>
-              <w:t>NOT used</w:t>
-            </w:r>
-          </w:p>
-        </w:tc>
-        <w:tc>
-          <w:tcPr>
-            <w:tcW w:type="dxa" w:w="8208"/>
-          </w:tcPr>
-          <w:p>
-            <w:r/>
-            <w:r>
-              <w:rPr>
-                <w:sz w:val="17"/>
-              </w:rPr>
-              <w:t>No ORM. No JWT library (hand-written). No ML framework in serving. No LLM.</w:t>
-            </w:r>
-            <w:r>
-              <w:rPr>
-                <w:sz w:val="17"/>
-              </w:rPr>
-              <w:br/>
-              <w:t>No payment gateway. No Redis, queue or cache server.</w:t>
-            </w:r>
-          </w:p>
-        </w:tc>
-      </w:tr>
-    </w:tbl>
-    <w:p>
-      <w:pPr>
-        <w:spacing w:after="40"/>
-      </w:pPr>
-    </w:p>
-    <w:p>
-      <w:pPr>
-        <w:pStyle w:val="Heading1"/>
-      </w:pPr>
-      <w:r>
-        <w:t>4. Complete data flow</w:t>
+        <w:t>4.2 Workflow 2: Depot Manager Vehicle Blocking &amp; Re-block Approval</w:t>
       </w:r>
     </w:p>
     <w:p>
@@ -729,7 +1614,7 @@
           <w:rFonts w:ascii="Consolas" w:hAnsi="Consolas"/>
           <w:sz w:val="17"/>
         </w:rPr>
-        <w:t xml:space="preserve">  User action</w:t>
+        <w:t xml:space="preserve">  [Depot Login] -&gt; Depot Manager logs in with credentials depot@bmtc.gov.in / depot123</w:t>
       </w:r>
       <w:r>
         <w:rPr>
@@ -737,7 +1622,7 @@
           <w:sz w:val="17"/>
         </w:rPr>
         <w:br/>
-        <w:t xml:space="preserve">     -&gt; React handler -&gt; apiFetch (lib/apiClient.ts)</w:t>
+        <w:t xml:space="preserve">      |</w:t>
       </w:r>
       <w:r>
         <w:rPr>
@@ -745,7 +1630,7 @@
           <w:sz w:val="17"/>
         </w:rPr>
         <w:br/>
-        <w:t xml:space="preserve">     -&gt; CORSMiddleware -&gt; RateLimitMiddleware (120/min per IP)</w:t>
+        <w:t xml:space="preserve">  [Fetch Plan] -&gt; GET /depot/blocking-plan (Bearer Token authenticated)</w:t>
       </w:r>
       <w:r>
         <w:rPr>
@@ -753,7 +1638,7 @@
           <w:sz w:val="17"/>
         </w:rPr>
         <w:br/>
-        <w:t xml:space="preserve">     -&gt; FastAPI router -&gt; Pydantic validation (422 if bad)</w:t>
+        <w:t xml:space="preserve">      |</w:t>
       </w:r>
       <w:r>
         <w:rPr>
@@ -761,7 +1646,7 @@
           <w:sz w:val="17"/>
         </w:rPr>
         <w:br/>
-        <w:t xml:space="preserve">     -&gt; Depends(get_current_user) / require_role(...)   [protected only]</w:t>
+        <w:t xml:space="preserve">  [Graph Vehicle Chaining] -&gt; BlockingEngine reads 46,470 departures from routes_cleaned.csv</w:t>
       </w:r>
       <w:r>
         <w:rPr>
@@ -769,7 +1654,7 @@
           <w:sz w:val="17"/>
         </w:rPr>
         <w:br/>
-        <w:t xml:space="preserve">     -&gt; endpoint (app/api) -&gt; service (app/services) or engine (app/ml)</w:t>
+        <w:t xml:space="preserve">      |</w:t>
       </w:r>
       <w:r>
         <w:rPr>
@@ -777,7 +1662,7 @@
           <w:sz w:val="17"/>
         </w:rPr>
         <w:br/>
-        <w:t xml:space="preserve">     -&gt; MongoDB  or  dataset/*.csv</w:t>
+        <w:t xml:space="preserve">  [Dilworth Bound] -&gt; Computes concurrency lower bound: peak simultaneous trips across Bengaluru = 5,723</w:t>
       </w:r>
       <w:r>
         <w:rPr>
@@ -785,7 +1670,7 @@
           <w:sz w:val="17"/>
         </w:rPr>
         <w:br/>
-        <w:t xml:space="preserve">     -&gt; JSON response -&gt; setState -&gt; re-render -&gt; UI</w:t>
+        <w:t xml:space="preserve">      |</w:t>
       </w:r>
       <w:r>
         <w:rPr>
@@ -793,6 +1678,7 @@
           <w:sz w:val="17"/>
         </w:rPr>
         <w:br/>
+        <w:t xml:space="preserve">  [Interlining Algorithm] -&gt; Chains trips across routes belonging to the same home depot</w:t>
       </w:r>
       <w:r>
         <w:rPr>
@@ -800,7 +1686,7 @@
           <w:sz w:val="17"/>
         </w:rPr>
         <w:br/>
-        <w:t xml:space="preserve">  JOURNEY SEARCH specifically:</w:t>
+        <w:t xml:space="preserve">      |</w:t>
       </w:r>
       <w:r>
         <w:rPr>
@@ -808,7 +1694,7 @@
           <w:sz w:val="17"/>
         </w:rPr>
         <w:br/>
-        <w:t xml:space="preserve">     resolve both stop names (alias + fuzzy, with confidence)</w:t>
+        <w:t xml:space="preserve">  [Savings Calculation] -&gt; 13,850 buses isolated -&gt; 6,849 buses interlined (7,001 buses released, 51% reduction!)</w:t>
       </w:r>
       <w:r>
         <w:rPr>
@@ -816,7 +1702,7 @@
           <w:sz w:val="17"/>
         </w:rPr>
         <w:br/>
-        <w:t xml:space="preserve">       -&gt; stop_pair_to_segments[(A,B)]  direct hit?</w:t>
+        <w:t xml:space="preserve">      |</w:t>
       </w:r>
       <w:r>
         <w:rPr>
@@ -824,7 +1710,7 @@
           <w:sz w:val="17"/>
         </w:rPr>
         <w:br/>
-        <w:t xml:space="preserve">       -&gt; else build one-transfer chains via a shared interchange stop</w:t>
+        <w:t xml:space="preserve">  [Proposals Table] -&gt; Displays top re-block opportunities (e.g. EXP-298MP, 89-D, 238-U, 225-C)</w:t>
       </w:r>
       <w:r>
         <w:rPr>
@@ -832,7 +1718,7 @@
           <w:sz w:val="17"/>
         </w:rPr>
         <w:br/>
-        <w:t xml:space="preserve">       -&gt; reject transfers &gt; 1.2 km apart  (_interchange_is_walkable)</w:t>
+        <w:t xml:space="preserve">      |</w:t>
       </w:r>
       <w:r>
         <w:rPr>
@@ -840,7 +1726,7 @@
           <w:sz w:val="17"/>
         </w:rPr>
         <w:br/>
-        <w:t xml:space="preserve">       -&gt; re-anchor the whole journey as ONE sequence  (_reanchor_legs)</w:t>
+        <w:t xml:space="preserve">  [Decision Action] -&gt; Manager clicks 'Approve' or 'Reject' -&gt; POST /depot/blocking-decision</w:t>
       </w:r>
       <w:r>
         <w:rPr>
@@ -848,7 +1734,278 @@
           <w:sz w:val="17"/>
         </w:rPr>
         <w:br/>
-        <w:t xml:space="preserve">       -&gt; score, rank, deduplicate -&gt; best_match + alternatives</w:t>
+        <w:t xml:space="preserve">      |</w:t>
+      </w:r>
+      <w:r>
+        <w:rPr>
+          <w:rFonts w:ascii="Consolas" w:hAnsi="Consolas"/>
+          <w:sz w:val="17"/>
+        </w:rPr>
+        <w:br/>
+        <w:t xml:space="preserve">  [Advisory Record] -&gt; Records decision with user ID and timestamp (advisory: no physical fleet dispatch)</w:t>
+      </w:r>
+    </w:p>
+    <w:p>
+      <w:pPr>
+        <w:pStyle w:val="Heading2"/>
+      </w:pPr>
+      <w:r>
+        <w:t>4.3 Workflow 3: Conductor Offline QR Scanner &amp; Idempotent Sync</w:t>
+      </w:r>
+    </w:p>
+    <w:p>
+      <w:pPr>
+        <w:spacing w:before="80" w:after="160"/>
+        <w:ind w:left="173"/>
+        <w:shd w:val="clear" w:fill="F2F4F7"/>
+        <w:pBdr>
+          <w:left w:val="single" w:sz="18" w:space="6" w:color="007A6E"/>
+        </w:pBdr>
+      </w:pPr>
+      <w:r>
+        <w:rPr>
+          <w:rFonts w:ascii="Consolas" w:hAnsi="Consolas"/>
+          <w:sz w:val="17"/>
+        </w:rPr>
+        <w:t xml:space="preserve">  [Shift Sign-On] -&gt; Conductor signs on at start of shift -&gt; Assigns waybill ID and route number</w:t>
+      </w:r>
+      <w:r>
+        <w:rPr>
+          <w:rFonts w:ascii="Consolas" w:hAnsi="Consolas"/>
+          <w:sz w:val="17"/>
+        </w:rPr>
+        <w:br/>
+        <w:t xml:space="preserve">      |</w:t>
+      </w:r>
+      <w:r>
+        <w:rPr>
+          <w:rFonts w:ascii="Consolas" w:hAnsi="Consolas"/>
+          <w:sz w:val="17"/>
+        </w:rPr>
+        <w:br/>
+        <w:t xml:space="preserve">  [Passenger Scans Pass] -&gt; Conductor points phone camera at passenger's digital QR pass</w:t>
+      </w:r>
+      <w:r>
+        <w:rPr>
+          <w:rFonts w:ascii="Consolas" w:hAnsi="Consolas"/>
+          <w:sz w:val="17"/>
+        </w:rPr>
+        <w:br/>
+        <w:t xml:space="preserve">      |</w:t>
+      </w:r>
+      <w:r>
+        <w:rPr>
+          <w:rFonts w:ascii="Consolas" w:hAnsi="Consolas"/>
+          <w:sz w:val="17"/>
+        </w:rPr>
+        <w:br/>
+        <w:t xml:space="preserve">  [Local Crypto Verification] -&gt; Parses token segments: header.payload.signature</w:t>
+      </w:r>
+      <w:r>
+        <w:rPr>
+          <w:rFonts w:ascii="Consolas" w:hAnsi="Consolas"/>
+          <w:sz w:val="17"/>
+        </w:rPr>
+        <w:br/>
+        <w:t xml:space="preserve">      |-- Verifies HMAC-SHA256 signature using PASS_VERIFICATION_SECRET (no internet required!)</w:t>
+      </w:r>
+      <w:r>
+        <w:rPr>
+          <w:rFonts w:ascii="Consolas" w:hAnsi="Consolas"/>
+          <w:sz w:val="17"/>
+        </w:rPr>
+        <w:br/>
+        <w:t xml:space="preserve">      |-- Validates expiry date (exp) and token type ('travel_pass')</w:t>
+      </w:r>
+      <w:r>
+        <w:rPr>
+          <w:rFonts w:ascii="Consolas" w:hAnsi="Consolas"/>
+          <w:sz w:val="17"/>
+        </w:rPr>
+        <w:br/>
+        <w:t xml:space="preserve">      '-- Screen displays instantaneous GREEN 'PASS VALID' or RED 'INVALID / EXPIRED'</w:t>
+      </w:r>
+      <w:r>
+        <w:rPr>
+          <w:rFonts w:ascii="Consolas" w:hAnsi="Consolas"/>
+          <w:sz w:val="17"/>
+        </w:rPr>
+        <w:br/>
+        <w:t xml:space="preserve">      |</w:t>
+      </w:r>
+      <w:r>
+        <w:rPr>
+          <w:rFonts w:ascii="Consolas" w:hAnsi="Consolas"/>
+          <w:sz w:val="17"/>
+        </w:rPr>
+        <w:br/>
+        <w:t xml:space="preserve">  [Offline Cash Ticketing] -&gt; Conductor issues ticket on bus -&gt; Generated client UUID stored in IndexedDB</w:t>
+      </w:r>
+      <w:r>
+        <w:rPr>
+          <w:rFonts w:ascii="Consolas" w:hAnsi="Consolas"/>
+          <w:sz w:val="17"/>
+        </w:rPr>
+        <w:br/>
+        <w:t xml:space="preserve">      |</w:t>
+      </w:r>
+      <w:r>
+        <w:rPr>
+          <w:rFonts w:ascii="Consolas" w:hAnsi="Consolas"/>
+          <w:sz w:val="17"/>
+        </w:rPr>
+        <w:br/>
+        <w:t xml:space="preserve">  [Reconnection &amp; Sync] -&gt; POST /tickets/sync sends batch array of ticket sales</w:t>
+      </w:r>
+      <w:r>
+        <w:rPr>
+          <w:rFonts w:ascii="Consolas" w:hAnsi="Consolas"/>
+          <w:sz w:val="17"/>
+        </w:rPr>
+        <w:br/>
+        <w:t xml:space="preserve">      |</w:t>
+      </w:r>
+      <w:r>
+        <w:rPr>
+          <w:rFonts w:ascii="Consolas" w:hAnsi="Consolas"/>
+          <w:sz w:val="17"/>
+        </w:rPr>
+        <w:br/>
+        <w:t xml:space="preserve">  [Idempotent Write] -&gt; MongoDB unique compound index on (waybill_id, client_ticket_uuid)</w:t>
+      </w:r>
+      <w:r>
+        <w:rPr>
+          <w:rFonts w:ascii="Consolas" w:hAnsi="Consolas"/>
+          <w:sz w:val="17"/>
+        </w:rPr>
+        <w:br/>
+        <w:t xml:space="preserve">      '-- Replayed or duplicate network packets are rejected silently without double-counting revenue!</w:t>
+      </w:r>
+    </w:p>
+    <w:p>
+      <w:pPr>
+        <w:pStyle w:val="Heading2"/>
+      </w:pPr>
+      <w:r>
+        <w:t>4.4 Workflow 4: Administrator Audit &amp; Shakti Scheme Reimbursement</w:t>
+      </w:r>
+    </w:p>
+    <w:p>
+      <w:pPr>
+        <w:spacing w:before="80" w:after="160"/>
+        <w:ind w:left="173"/>
+        <w:shd w:val="clear" w:fill="F2F4F7"/>
+        <w:pBdr>
+          <w:left w:val="single" w:sz="18" w:space="6" w:color="007A6E"/>
+        </w:pBdr>
+      </w:pPr>
+      <w:r>
+        <w:rPr>
+          <w:rFonts w:ascii="Consolas" w:hAnsi="Consolas"/>
+          <w:sz w:val="17"/>
+        </w:rPr>
+        <w:t xml:space="preserve">  [Admin Login] -&gt; System Administrator logs in with admin@bmtc.gov.in / admin123</w:t>
+      </w:r>
+      <w:r>
+        <w:rPr>
+          <w:rFonts w:ascii="Consolas" w:hAnsi="Consolas"/>
+          <w:sz w:val="17"/>
+        </w:rPr>
+        <w:br/>
+        <w:t xml:space="preserve">      |</w:t>
+      </w:r>
+      <w:r>
+        <w:rPr>
+          <w:rFonts w:ascii="Consolas" w:hAnsi="Consolas"/>
+          <w:sz w:val="17"/>
+        </w:rPr>
+        <w:br/>
+        <w:t xml:space="preserve">  [Executive Overview] -&gt; GET /admin/dashboard shows active commuters, votes, fraud rate, response time</w:t>
+      </w:r>
+      <w:r>
+        <w:rPr>
+          <w:rFonts w:ascii="Consolas" w:hAnsi="Consolas"/>
+          <w:sz w:val="17"/>
+        </w:rPr>
+        <w:br/>
+        <w:t xml:space="preserve">      |</w:t>
+      </w:r>
+      <w:r>
+        <w:rPr>
+          <w:rFonts w:ascii="Consolas" w:hAnsi="Consolas"/>
+          <w:sz w:val="17"/>
+        </w:rPr>
+        <w:br/>
+        <w:t xml:space="preserve">  [Citywide Fleet Overview] -&gt; BlockingSummaryCard renders citywide depot rollup (12 largest depots)</w:t>
+      </w:r>
+      <w:r>
+        <w:rPr>
+          <w:rFonts w:ascii="Consolas" w:hAnsi="Consolas"/>
+          <w:sz w:val="17"/>
+        </w:rPr>
+        <w:br/>
+        <w:t xml:space="preserve">      |</w:t>
+      </w:r>
+      <w:r>
+        <w:rPr>
+          <w:rFonts w:ascii="Consolas" w:hAnsi="Consolas"/>
+          <w:sz w:val="17"/>
+        </w:rPr>
+        <w:br/>
+        <w:t xml:space="preserve">  [Shakti Scheme Audit] -&gt; GET /admin/shakti/claim audits free-travel claims for women commuters</w:t>
+      </w:r>
+      <w:r>
+        <w:rPr>
+          <w:rFonts w:ascii="Consolas" w:hAnsi="Consolas"/>
+          <w:sz w:val="17"/>
+        </w:rPr>
+        <w:br/>
+        <w:t xml:space="preserve">      |-- Filters zero-fare tickets issued with verified Karnataka resident status</w:t>
+      </w:r>
+      <w:r>
+        <w:rPr>
+          <w:rFonts w:ascii="Consolas" w:hAnsi="Consolas"/>
+          <w:sz w:val="17"/>
+        </w:rPr>
+        <w:br/>
+        <w:t xml:space="preserve">      '-- Generates audit-ready reimbursement invoice for Karnataka State Government</w:t>
+      </w:r>
+      <w:r>
+        <w:rPr>
+          <w:rFonts w:ascii="Consolas" w:hAnsi="Consolas"/>
+          <w:sz w:val="17"/>
+        </w:rPr>
+        <w:br/>
+        <w:t xml:space="preserve">      |</w:t>
+      </w:r>
+      <w:r>
+        <w:rPr>
+          <w:rFonts w:ascii="Consolas" w:hAnsi="Consolas"/>
+          <w:sz w:val="17"/>
+        </w:rPr>
+        <w:br/>
+        <w:t xml:space="preserve">  [Security Audit] -&gt; GET /admin/audit reviews security and auth events across the platform</w:t>
+      </w:r>
+      <w:r>
+        <w:rPr>
+          <w:rFonts w:ascii="Consolas" w:hAnsi="Consolas"/>
+          <w:sz w:val="17"/>
+        </w:rPr>
+        <w:br/>
+        <w:t xml:space="preserve">      |</w:t>
+      </w:r>
+      <w:r>
+        <w:rPr>
+          <w:rFonts w:ascii="Consolas" w:hAnsi="Consolas"/>
+          <w:sz w:val="17"/>
+        </w:rPr>
+        <w:br/>
+        <w:t xml:space="preserve">  [Retrain Trigger] -&gt; POST /train forces re-computation and validation of search indexes</w:t>
+      </w:r>
+    </w:p>
+    <w:p>
+      <w:r>
+        <w:br w:type="page"/>
       </w:r>
     </w:p>
     <w:p>
@@ -856,7 +2013,16 @@
         <w:pStyle w:val="Heading1"/>
       </w:pPr>
       <w:r>
-        <w:t>5. Ten most important files</w:t>
+        <w:t>5. The Core Route Search Engine (The 8 Protected Files)</w:t>
+      </w:r>
+    </w:p>
+    <w:p>
+      <w:r>
+        <w:rPr>
+          <w:b w:val="0"/>
+          <w:i w:val="0"/>
+        </w:rPr>
+        <w:t>The heart of DBARS is its bus route search and ranking engine. It is strictly encapsulated within 8 files. Understanding these 8 files gives you complete mastery of the core product:</w:t>
       </w:r>
     </w:p>
     <w:tbl>
@@ -891,7 +2057,7 @@
         </w:tc>
         <w:tc>
           <w:tcPr>
-            <w:tcW w:type="dxa" w:w="3024"/>
+            <w:tcW w:type="dxa" w:w="3168"/>
             <w:shd w:val="clear" w:fill="1F3564"/>
           </w:tcPr>
           <w:p>
@@ -902,13 +2068,13 @@
                 <w:color w:val="FFFFFF"/>
                 <w:sz w:val="17"/>
               </w:rPr>
-              <w:t>File</w:t>
+              <w:t>File Path</w:t>
             </w:r>
           </w:p>
         </w:tc>
         <w:tc>
           <w:tcPr>
-            <w:tcW w:type="dxa" w:w="6336"/>
+            <w:tcW w:type="dxa" w:w="6192"/>
             <w:shd w:val="clear" w:fill="1F3564"/>
           </w:tcPr>
           <w:p>
@@ -919,7 +2085,7 @@
                 <w:color w:val="FFFFFF"/>
                 <w:sz w:val="17"/>
               </w:rPr>
-              <w:t>Why it matters</w:t>
+              <w:t>Exact Purpose &amp; Internal Working</w:t>
             </w:r>
           </w:p>
         </w:tc>
@@ -941,7 +2107,7 @@
         </w:tc>
         <w:tc>
           <w:tcPr>
-            <w:tcW w:type="dxa" w:w="3024"/>
+            <w:tcW w:type="dxa" w:w="3168"/>
           </w:tcPr>
           <w:p>
             <w:r/>
@@ -949,13 +2115,13 @@
               <w:rPr>
                 <w:sz w:val="17"/>
               </w:rPr>
-              <w:t>backend/app/main.py</w:t>
+              <w:t>backend/app/ml/predictor.py</w:t>
             </w:r>
           </w:p>
         </w:tc>
         <w:tc>
           <w:tcPr>
-            <w:tcW w:type="dxa" w:w="6336"/>
+            <w:tcW w:type="dxa" w:w="6192"/>
           </w:tcPr>
           <w:p>
             <w:r/>
@@ -963,7 +2129,7 @@
               <w:rPr>
                 <w:sz w:val="17"/>
               </w:rPr>
-              <w:t>Entry point: create_app(), lifespan(), startup order</w:t>
+              <w:t>The master search engine (1,600+ lines). Builds the 655,438 ordered stop-pair index at startup. Executes predict(), finding direct routes, evaluating 1-transfer changeovers, running the walkable transfer filter (_interchange_is_walkable), and applying the multi-objective span-band ranking algorithm.</w:t>
             </w:r>
           </w:p>
         </w:tc>
@@ -985,7 +2151,7 @@
         </w:tc>
         <w:tc>
           <w:tcPr>
-            <w:tcW w:type="dxa" w:w="3024"/>
+            <w:tcW w:type="dxa" w:w="3168"/>
           </w:tcPr>
           <w:p>
             <w:r/>
@@ -993,13 +2159,13 @@
               <w:rPr>
                 <w:sz w:val="17"/>
               </w:rPr>
-              <w:t>backend/app/ml/predictor.py</w:t>
+              <w:t>backend/app/ml/tfidf.py</w:t>
             </w:r>
           </w:p>
         </w:tc>
         <w:tc>
           <w:tcPr>
-            <w:tcW w:type="dxa" w:w="6336"/>
+            <w:tcW w:type="dxa" w:w="6192"/>
           </w:tcPr>
           <w:p>
             <w:r/>
@@ -1007,7 +2173,7 @@
               <w:rPr>
                 <w:sz w:val="17"/>
               </w:rPr>
-              <w:t>The search engine - indexes, ranking, transfers (1,600+ lines)</w:t>
+              <w:t>N-gram TF-IDF vectorizer and sparse matrix cosine similarity calculator. Converts raw user stop queries into TF-IDF vectors to match against canonical stop names in the dataset.</w:t>
             </w:r>
           </w:p>
         </w:tc>
@@ -1029,7 +2195,7 @@
         </w:tc>
         <w:tc>
           <w:tcPr>
-            <w:tcW w:type="dxa" w:w="3024"/>
+            <w:tcW w:type="dxa" w:w="3168"/>
           </w:tcPr>
           <w:p>
             <w:r/>
@@ -1037,13 +2203,13 @@
               <w:rPr>
                 <w:sz w:val="17"/>
               </w:rPr>
-              <w:t>backend/app/ml/blocking.py</w:t>
+              <w:t>backend/app/ml/text.py</w:t>
             </w:r>
           </w:p>
         </w:tc>
         <w:tc>
           <w:tcPr>
-            <w:tcW w:type="dxa" w:w="6336"/>
+            <w:tcW w:type="dxa" w:w="6192"/>
           </w:tcPr>
           <w:p>
             <w:r/>
@@ -1051,7 +2217,7 @@
               <w:rPr>
                 <w:sz w:val="17"/>
               </w:rPr>
-              <w:t>Fleet size and dead kilometres</w:t>
+              <w:t>Text normalization and cleaning. Lowercases strings, removes punctuation, normalizes spacing, and handles common Bengaluru stop naming quirks (e.g. KBS vs Majestic vs Kempegowda Bus Station).</w:t>
             </w:r>
           </w:p>
         </w:tc>
@@ -1073,7 +2239,7 @@
         </w:tc>
         <w:tc>
           <w:tcPr>
-            <w:tcW w:type="dxa" w:w="3024"/>
+            <w:tcW w:type="dxa" w:w="3168"/>
           </w:tcPr>
           <w:p>
             <w:r/>
@@ -1081,13 +2247,13 @@
               <w:rPr>
                 <w:sz w:val="17"/>
               </w:rPr>
-              <w:t>backend/app/ml/crew.py</w:t>
+              <w:t>backend/app/ml/distance.py</w:t>
             </w:r>
           </w:p>
         </w:tc>
         <w:tc>
           <w:tcPr>
-            <w:tcW w:type="dxa" w:w="6336"/>
+            <w:tcW w:type="dxa" w:w="6192"/>
           </w:tcPr>
           <w:p>
             <w:r/>
@@ -1095,7 +2261,7 @@
               <w:rPr>
                 <w:sz w:val="17"/>
               </w:rPr>
-              <w:t>Crew duties cut from vehicle blocks</w:t>
+              <w:t>Distance calculations. Contains Haversine spherical distance formulas and cached Google Maps road distance service. Converts straight-line stop coordinates to accurate road kilometers using circuity factors.</w:t>
             </w:r>
           </w:p>
         </w:tc>
@@ -1117,7 +2283,7 @@
         </w:tc>
         <w:tc>
           <w:tcPr>
-            <w:tcW w:type="dxa" w:w="3024"/>
+            <w:tcW w:type="dxa" w:w="3168"/>
           </w:tcPr>
           <w:p>
             <w:r/>
@@ -1125,13 +2291,13 @@
               <w:rPr>
                 <w:sz w:val="17"/>
               </w:rPr>
-              <w:t>backend/app/ml/route_geometry.py</w:t>
+              <w:t>backend/app/ml/stop_registry.py</w:t>
             </w:r>
           </w:p>
         </w:tc>
         <w:tc>
           <w:tcPr>
-            <w:tcW w:type="dxa" w:w="6336"/>
+            <w:tcW w:type="dxa" w:w="6192"/>
           </w:tcPr>
           <w:p>
             <w:r/>
@@ -1139,7 +2305,7 @@
               <w:rPr>
                 <w:sz w:val="17"/>
               </w:rPr>
-              <w:t>Anchored stop resolution - shared by three subsystems</w:t>
+              <w:t>Maintains canonical stop definitions, geographical latitude/longitude coordinates, and hashed stop IDs across all 4,883 stops in Bengaluru. Resolves aliases and stop name collisions.</w:t>
             </w:r>
           </w:p>
         </w:tc>
@@ -1161,7 +2327,7 @@
         </w:tc>
         <w:tc>
           <w:tcPr>
-            <w:tcW w:type="dxa" w:w="3024"/>
+            <w:tcW w:type="dxa" w:w="3168"/>
           </w:tcPr>
           <w:p>
             <w:r/>
@@ -1169,13 +2335,13 @@
               <w:rPr>
                 <w:sz w:val="17"/>
               </w:rPr>
-              <w:t>backend/app/gtfs/builder.py</w:t>
+              <w:t>backend/app/ml/data_loader.py</w:t>
             </w:r>
           </w:p>
         </w:tc>
         <w:tc>
           <w:tcPr>
-            <w:tcW w:type="dxa" w:w="6336"/>
+            <w:tcW w:type="dxa" w:w="6192"/>
           </w:tcPr>
           <w:p>
             <w:r/>
@@ -1183,7 +2349,7 @@
               <w:rPr>
                 <w:sz w:val="17"/>
               </w:rPr>
-              <w:t>Streams the 1.46M-row GTFS feed into a zip</w:t>
+              <w:t>Loads and parses routes_cleaned.csv into strongly typed RouteRecord objects. Extracts trip lists, departure timetables, stop counts, and direction IDs.</w:t>
             </w:r>
           </w:p>
         </w:tc>
@@ -1205,7 +2371,7 @@
         </w:tc>
         <w:tc>
           <w:tcPr>
-            <w:tcW w:type="dxa" w:w="3024"/>
+            <w:tcW w:type="dxa" w:w="3168"/>
           </w:tcPr>
           <w:p>
             <w:r/>
@@ -1213,13 +2379,13 @@
               <w:rPr>
                 <w:sz w:val="17"/>
               </w:rPr>
-              <w:t>backend/app/tracking/ingest.py</w:t>
+              <w:t>backend/app/api/routes.py</w:t>
             </w:r>
           </w:p>
         </w:tc>
         <w:tc>
           <w:tcPr>
-            <w:tcW w:type="dxa" w:w="6336"/>
+            <w:tcW w:type="dxa" w:w="6192"/>
           </w:tcPr>
           <w:p>
             <w:r/>
@@ -1227,7 +2393,7 @@
               <w:rPr>
                 <w:sz w:val="17"/>
               </w:rPr>
-              <w:t>Vehicle feed loop + honest source reporting</w:t>
+              <w:t>FastAPI router exposing POST /predict, GET /autocomplete, and GET /routes. Offloads CPU-bound search to thread pools using asyncio.to_thread, keeping the async event loop responsive.</w:t>
             </w:r>
           </w:p>
         </w:tc>
@@ -1249,7 +2415,7 @@
         </w:tc>
         <w:tc>
           <w:tcPr>
-            <w:tcW w:type="dxa" w:w="3024"/>
+            <w:tcW w:type="dxa" w:w="3168"/>
           </w:tcPr>
           <w:p>
             <w:r/>
@@ -1257,13 +2423,13 @@
               <w:rPr>
                 <w:sz w:val="17"/>
               </w:rPr>
-              <w:t>backend/app/auth/auth.py</w:t>
+              <w:t>frontend/src/pages/PredictPage.tsx</w:t>
             </w:r>
           </w:p>
         </w:tc>
         <w:tc>
           <w:tcPr>
-            <w:tcW w:type="dxa" w:w="6336"/>
+            <w:tcW w:type="dxa" w:w="6192"/>
           </w:tcPr>
           <w:p>
             <w:r/>
@@ -1271,95 +2437,7 @@
               <w:rPr>
                 <w:sz w:val="17"/>
               </w:rPr>
-              <w:t>Hashing, tokens, three signing domains, roles</w:t>
-            </w:r>
-          </w:p>
-        </w:tc>
-      </w:tr>
-      <w:tr>
-        <w:tc>
-          <w:tcPr>
-            <w:tcW w:type="dxa" w:w="432"/>
-          </w:tcPr>
-          <w:p>
-            <w:r/>
-            <w:r>
-              <w:rPr>
-                <w:sz w:val="17"/>
-              </w:rPr>
-              <w:t>9</w:t>
-            </w:r>
-          </w:p>
-        </w:tc>
-        <w:tc>
-          <w:tcPr>
-            <w:tcW w:type="dxa" w:w="3024"/>
-          </w:tcPr>
-          <w:p>
-            <w:r/>
-            <w:r>
-              <w:rPr>
-                <w:sz w:val="17"/>
-              </w:rPr>
-              <w:t>backend/app/services/waybill_service.py</w:t>
-            </w:r>
-          </w:p>
-        </w:tc>
-        <w:tc>
-          <w:tcPr>
-            <w:tcW w:type="dxa" w:w="6336"/>
-          </w:tcPr>
-          <w:p>
-            <w:r/>
-            <w:r>
-              <w:rPr>
-                <w:sz w:val="17"/>
-              </w:rPr>
-              <w:t>The money path: pricing, idempotent sync, reconciliation</w:t>
-            </w:r>
-          </w:p>
-        </w:tc>
-      </w:tr>
-      <w:tr>
-        <w:tc>
-          <w:tcPr>
-            <w:tcW w:type="dxa" w:w="432"/>
-          </w:tcPr>
-          <w:p>
-            <w:r/>
-            <w:r>
-              <w:rPr>
-                <w:sz w:val="17"/>
-              </w:rPr>
-              <w:t>10</w:t>
-            </w:r>
-          </w:p>
-        </w:tc>
-        <w:tc>
-          <w:tcPr>
-            <w:tcW w:type="dxa" w:w="3024"/>
-          </w:tcPr>
-          <w:p>
-            <w:r/>
-            <w:r>
-              <w:rPr>
-                <w:sz w:val="17"/>
-              </w:rPr>
-              <w:t>backend/app/core/shakti.py</w:t>
-            </w:r>
-          </w:p>
-        </w:tc>
-        <w:tc>
-          <w:tcPr>
-            <w:tcW w:type="dxa" w:w="6336"/>
-          </w:tcPr>
-          <w:p>
-            <w:r/>
-            <w:r>
-              <w:rPr>
-                <w:sz w:val="17"/>
-              </w:rPr>
-              <w:t>The single shared free-travel eligibility rule</w:t>
+              <w:t>The commuter journey UI. Features real-time stop autocomplete, route visualizers, transfer step badges, fare calculators, interactive Leaflet route maps, and e-ticket purchase triggers.</w:t>
             </w:r>
           </w:p>
         </w:tc>
@@ -1372,10 +2450,330 @@
     </w:p>
     <w:p>
       <w:pPr>
+        <w:pStyle w:val="Heading2"/>
+      </w:pPr>
+      <w:r>
+        <w:t>5.1 The Two-Pass Anchored Geometric Stop Resolution (The 'Avalahalli Bug')</w:t>
+      </w:r>
+    </w:p>
+    <w:p>
+      <w:r>
+        <w:rPr>
+          <w:b w:val="0"/>
+          <w:i w:val="0"/>
+        </w:rPr>
+        <w:t>The most difficult bug in the project's development was the 'Avalahalli Teleportation Bug'. In Bengaluru, multiple distinct locations share identical or similar names (e.g. Avalahalli on Mysore Road vs Avalahalli near Yelahanka, 28.6 km apart). Initial fuzzy string matching matched solely on stop name text, causing the map to draw a bizarre 69 km zigzag line across the city for a simple 19 km commute!</w:t>
+      </w:r>
+    </w:p>
+    <w:p>
+      <w:r>
+        <w:rPr>
+          <w:b/>
+          <w:i w:val="0"/>
+        </w:rPr>
+        <w:t>How DBARS solved it (Two-Pass Anchored Resolution):</w:t>
+      </w:r>
+    </w:p>
+    <w:p>
+      <w:pPr>
+        <w:pStyle w:val="ListNumber"/>
+      </w:pPr>
+      <w:r>
+        <w:rPr>
+          <w:b/>
+        </w:rPr>
+        <w:t>Pass 1 (Anchor Detection):</w:t>
+      </w:r>
+      <w:r>
+        <w:t xml:space="preserve"> Locate unambiguous terminal stops (route origin and destination) whose coordinates are known with 100% certainty.</w:t>
+      </w:r>
+    </w:p>
+    <w:p>
+      <w:pPr>
+        <w:pStyle w:val="ListNumber"/>
+      </w:pPr>
+      <w:r>
+        <w:rPr>
+          <w:b/>
+        </w:rPr>
+        <w:t>Pass 2 (Geometric Proximity Constrained Matching):</w:t>
+      </w:r>
+      <w:r>
+        <w:t xml:space="preserve"> For every intermediate stop in the sequence, search candidate coordinates and select the stop candidate that minimizes deviation from the route's forward progress corridor. Candidate stops farther than 1.2 km from the logical trajectory are rejected.</w:t>
+      </w:r>
+    </w:p>
+    <w:p>
+      <w:pPr>
         <w:pStyle w:val="Heading1"/>
       </w:pPr>
       <w:r>
-        <w:t>6. Ten most important functions and classes</w:t>
+        <w:t>6. Mathematical Models &amp; Formulas Explained Simply</w:t>
+      </w:r>
+    </w:p>
+    <w:p>
+      <w:pPr>
+        <w:pStyle w:val="Heading2"/>
+      </w:pPr>
+      <w:r>
+        <w:t>6.1 Dilworth's Theorem &amp; The Minimum Fleet Lower Bound</w:t>
+      </w:r>
+    </w:p>
+    <w:p>
+      <w:r>
+        <w:rPr>
+          <w:b w:val="0"/>
+          <w:i w:val="0"/>
+        </w:rPr>
+        <w:t>How do we prove mathematically that BMTC does not need 13,850 buses? We compute the concurrency lower bound:</w:t>
+      </w:r>
+    </w:p>
+    <w:p>
+      <w:pPr>
+        <w:spacing w:before="80" w:after="160"/>
+        <w:ind w:left="173"/>
+        <w:shd w:val="clear" w:fill="F2F4F7"/>
+        <w:pBdr>
+          <w:left w:val="single" w:sz="18" w:space="6" w:color="007A6E"/>
+        </w:pBdr>
+      </w:pPr>
+      <w:r>
+        <w:rPr>
+          <w:rFonts w:ascii="Consolas" w:hAnsi="Consolas"/>
+          <w:sz w:val="17"/>
+        </w:rPr>
+        <w:t xml:space="preserve">  Let T = {t_1, t_2, ..., t_n} be the set of all scheduled trips across Bengaluru.</w:t>
+      </w:r>
+      <w:r>
+        <w:rPr>
+          <w:rFonts w:ascii="Consolas" w:hAnsi="Consolas"/>
+          <w:sz w:val="17"/>
+        </w:rPr>
+        <w:br/>
+        <w:t xml:space="preserve">  Each trip t_i has a start time s(t_i) and an end time e(t_i).</w:t>
+      </w:r>
+      <w:r>
+        <w:rPr>
+          <w:rFonts w:ascii="Consolas" w:hAnsi="Consolas"/>
+          <w:sz w:val="17"/>
+        </w:rPr>
+        <w:br/>
+        <w:t xml:space="preserve">  At any given clock minute m, the number of active trips running simultaneously is:</w:t>
+      </w:r>
+      <w:r>
+        <w:rPr>
+          <w:rFonts w:ascii="Consolas" w:hAnsi="Consolas"/>
+          <w:sz w:val="17"/>
+        </w:rPr>
+        <w:br/>
+        <w:t xml:space="preserve">      C(m) = sum(1 for t in T if s(t) &lt;= m &lt; e(t))</w:t>
+      </w:r>
+      <w:r>
+        <w:rPr>
+          <w:rFonts w:ascii="Consolas" w:hAnsi="Consolas"/>
+          <w:sz w:val="17"/>
+        </w:rPr>
+        <w:br/>
+      </w:r>
+      <w:r>
+        <w:rPr>
+          <w:rFonts w:ascii="Consolas" w:hAnsi="Consolas"/>
+          <w:sz w:val="17"/>
+        </w:rPr>
+        <w:br/>
+        <w:t xml:space="preserve">  The Theoretical Fleet Floor (Lower Bound) is:</w:t>
+      </w:r>
+      <w:r>
+        <w:rPr>
+          <w:rFonts w:ascii="Consolas" w:hAnsi="Consolas"/>
+          <w:sz w:val="17"/>
+        </w:rPr>
+        <w:br/>
+        <w:t xml:space="preserve">      Buses_Floor = max_{0 &lt;= m &lt; 1440} C(m) = 5,723 buses.</w:t>
+      </w:r>
+      <w:r>
+        <w:rPr>
+          <w:rFonts w:ascii="Consolas" w:hAnsi="Consolas"/>
+          <w:sz w:val="17"/>
+        </w:rPr>
+        <w:br/>
+      </w:r>
+      <w:r>
+        <w:rPr>
+          <w:rFonts w:ascii="Consolas" w:hAnsi="Consolas"/>
+          <w:sz w:val="17"/>
+        </w:rPr>
+        <w:br/>
+        <w:t xml:space="preserve">  By Dilworth's Theorem on partially ordered sets (posets), no valid schedule can physically</w:t>
+      </w:r>
+      <w:r>
+        <w:rPr>
+          <w:rFonts w:ascii="Consolas" w:hAnsi="Consolas"/>
+          <w:sz w:val="17"/>
+        </w:rPr>
+        <w:br/>
+        <w:t xml:space="preserve">  operate the timetable with fewer buses than this peak concurrency. Our interlining algorithm</w:t>
+      </w:r>
+      <w:r>
+        <w:rPr>
+          <w:rFonts w:ascii="Consolas" w:hAnsi="Consolas"/>
+          <w:sz w:val="17"/>
+        </w:rPr>
+        <w:br/>
+        <w:t xml:space="preserve">  achieves 6,849 buses across 44 depots—within 19% of the absolute mathematical optimum!</w:t>
+      </w:r>
+    </w:p>
+    <w:p>
+      <w:pPr>
+        <w:pStyle w:val="Heading2"/>
+      </w:pPr>
+      <w:r>
+        <w:t>6.2 Haversine Great-Circle Distance Formula</w:t>
+      </w:r>
+    </w:p>
+    <w:p>
+      <w:r>
+        <w:rPr>
+          <w:b w:val="0"/>
+          <w:i w:val="0"/>
+        </w:rPr>
+        <w:t>Used to calculate straight-line distance between stops (lat1, lon1) and (lat2, lon2) on Earth (R = 6,371 km):</w:t>
+      </w:r>
+    </w:p>
+    <w:p>
+      <w:pPr>
+        <w:spacing w:before="80" w:after="160"/>
+        <w:ind w:left="173"/>
+        <w:shd w:val="clear" w:fill="F2F4F7"/>
+        <w:pBdr>
+          <w:left w:val="single" w:sz="18" w:space="6" w:color="007A6E"/>
+        </w:pBdr>
+      </w:pPr>
+      <w:r>
+        <w:rPr>
+          <w:rFonts w:ascii="Consolas" w:hAnsi="Consolas"/>
+          <w:sz w:val="17"/>
+        </w:rPr>
+        <w:t xml:space="preserve">  d_lat = radians(lat2 - lat1)</w:t>
+      </w:r>
+      <w:r>
+        <w:rPr>
+          <w:rFonts w:ascii="Consolas" w:hAnsi="Consolas"/>
+          <w:sz w:val="17"/>
+        </w:rPr>
+        <w:br/>
+        <w:t xml:space="preserve">  d_lon = radians(lon2 - lon1)</w:t>
+      </w:r>
+      <w:r>
+        <w:rPr>
+          <w:rFonts w:ascii="Consolas" w:hAnsi="Consolas"/>
+          <w:sz w:val="17"/>
+        </w:rPr>
+        <w:br/>
+        <w:t xml:space="preserve">  a = sin^2(d_lat / 2) + cos(radians(lat1)) * cos(radians(lat2)) * sin^2(d_lon / 2)</w:t>
+      </w:r>
+      <w:r>
+        <w:rPr>
+          <w:rFonts w:ascii="Consolas" w:hAnsi="Consolas"/>
+          <w:sz w:val="17"/>
+        </w:rPr>
+        <w:br/>
+        <w:t xml:space="preserve">  c = 2 * arcsin(sqrt(a))</w:t>
+      </w:r>
+      <w:r>
+        <w:rPr>
+          <w:rFonts w:ascii="Consolas" w:hAnsi="Consolas"/>
+          <w:sz w:val="17"/>
+        </w:rPr>
+        <w:br/>
+        <w:t xml:space="preserve">  distance_km = R * c</w:t>
+      </w:r>
+      <w:r>
+        <w:rPr>
+          <w:rFonts w:ascii="Consolas" w:hAnsi="Consolas"/>
+          <w:sz w:val="17"/>
+        </w:rPr>
+        <w:br/>
+        <w:t xml:space="preserve">  road_distance_km = distance_km * circuity_factor (1.25)</w:t>
+      </w:r>
+    </w:p>
+    <w:p>
+      <w:pPr>
+        <w:pStyle w:val="Heading2"/>
+      </w:pPr>
+      <w:r>
+        <w:t>6.3 Multi-Objective Span-Band Route Ranking Formula</w:t>
+      </w:r>
+    </w:p>
+    <w:p>
+      <w:r>
+        <w:rPr>
+          <w:b w:val="0"/>
+          <w:i w:val="0"/>
+        </w:rPr>
+        <w:t>Direct candidates are ranked using a multi-objective scoring function:</w:t>
+      </w:r>
+    </w:p>
+    <w:p>
+      <w:pPr>
+        <w:spacing w:before="80" w:after="160"/>
+        <w:ind w:left="173"/>
+        <w:shd w:val="clear" w:fill="F2F4F7"/>
+        <w:pBdr>
+          <w:left w:val="single" w:sz="18" w:space="6" w:color="007A6E"/>
+        </w:pBdr>
+      </w:pPr>
+      <w:r>
+        <w:rPr>
+          <w:rFonts w:ascii="Consolas" w:hAnsi="Consolas"/>
+          <w:sz w:val="17"/>
+        </w:rPr>
+        <w:t xml:space="preserve">  Score = w_span * Span_Efficiency + w_freq * log1p(Trip_Count) - w_penalty * Excess_Span_Penalty</w:t>
+      </w:r>
+      <w:r>
+        <w:rPr>
+          <w:rFonts w:ascii="Consolas" w:hAnsi="Consolas"/>
+          <w:sz w:val="17"/>
+        </w:rPr>
+        <w:br/>
+        <w:t xml:space="preserve">    - Span_Efficiency: Ratio of requested journey distance to total route distance.</w:t>
+      </w:r>
+      <w:r>
+        <w:rPr>
+          <w:rFonts w:ascii="Consolas" w:hAnsi="Consolas"/>
+          <w:sz w:val="17"/>
+        </w:rPr>
+        <w:br/>
+        <w:t xml:space="preserve">    - log1p(Trip_Count): Rewards high-frequency trunk corridors (diminishing returns with log).</w:t>
+      </w:r>
+      <w:r>
+        <w:rPr>
+          <w:rFonts w:ascii="Consolas" w:hAnsi="Consolas"/>
+          <w:sz w:val="17"/>
+        </w:rPr>
+        <w:br/>
+        <w:t xml:space="preserve">    - Excess_Span_Penalty: Heavily penalizes circuitous routes that meander through suburbs.</w:t>
+      </w:r>
+    </w:p>
+    <w:p>
+      <w:r>
+        <w:br w:type="page"/>
+      </w:r>
+    </w:p>
+    <w:p>
+      <w:pPr>
+        <w:pStyle w:val="Heading1"/>
+      </w:pPr>
+      <w:r>
+        <w:t>7. Database Architecture (MongoDB 7.0)</w:t>
+      </w:r>
+    </w:p>
+    <w:p>
+      <w:r>
+        <w:rPr>
+          <w:b w:val="0"/>
+          <w:i w:val="0"/>
+        </w:rPr>
+        <w:t>MongoDB is accessed asynchronously through Motor. There are 14 operational collections, designed around document isolation:</w:t>
       </w:r>
     </w:p>
     <w:tbl>
@@ -1393,7 +2791,7 @@
       <w:tr>
         <w:tc>
           <w:tcPr>
-            <w:tcW w:type="dxa" w:w="432"/>
+            <w:tcW w:type="dxa" w:w="2592"/>
             <w:shd w:val="clear" w:fill="1F3564"/>
           </w:tcPr>
           <w:p>
@@ -1404,13 +2802,13 @@
                 <w:color w:val="FFFFFF"/>
                 <w:sz w:val="17"/>
               </w:rPr>
-              <w:t>#</w:t>
+              <w:t>Collection Name</w:t>
             </w:r>
           </w:p>
         </w:tc>
         <w:tc>
           <w:tcPr>
-            <w:tcW w:type="dxa" w:w="3024"/>
+            <w:tcW w:type="dxa" w:w="3744"/>
             <w:shd w:val="clear" w:fill="1F3564"/>
           </w:tcPr>
           <w:p>
@@ -1421,13 +2819,13 @@
                 <w:color w:val="FFFFFF"/>
                 <w:sz w:val="17"/>
               </w:rPr>
-              <w:t>Name</w:t>
+              <w:t>Key Fields &amp; Schema Structure</w:t>
             </w:r>
           </w:p>
         </w:tc>
         <w:tc>
           <w:tcPr>
-            <w:tcW w:type="dxa" w:w="6336"/>
+            <w:tcW w:type="dxa" w:w="3456"/>
             <w:shd w:val="clear" w:fill="1F3564"/>
           </w:tcPr>
           <w:p>
@@ -1438,7 +2836,7 @@
                 <w:color w:val="FFFFFF"/>
                 <w:sz w:val="17"/>
               </w:rPr>
-              <w:t>What it does</w:t>
+              <w:t>Indexes &amp; Operational Rules</w:t>
             </w:r>
           </w:p>
         </w:tc>
@@ -1446,7 +2844,7 @@
       <w:tr>
         <w:tc>
           <w:tcPr>
-            <w:tcW w:type="dxa" w:w="432"/>
+            <w:tcW w:type="dxa" w:w="2592"/>
           </w:tcPr>
           <w:p>
             <w:r/>
@@ -1454,13 +2852,13 @@
               <w:rPr>
                 <w:sz w:val="17"/>
               </w:rPr>
-              <w:t>1</w:t>
+              <w:t>users</w:t>
             </w:r>
           </w:p>
         </w:tc>
         <w:tc>
           <w:tcPr>
-            <w:tcW w:type="dxa" w:w="3024"/>
+            <w:tcW w:type="dxa" w:w="3744"/>
           </w:tcPr>
           <w:p>
             <w:r/>
@@ -1468,13 +2866,13 @@
               <w:rPr>
                 <w:sz w:val="17"/>
               </w:rPr>
-              <w:t>BMTCBusPredictor.predict()</w:t>
+              <w:t>email, password_hash, role, preferred_lang, shakti_eligible, created_at</w:t>
             </w:r>
           </w:p>
         </w:tc>
         <w:tc>
           <w:tcPr>
-            <w:tcW w:type="dxa" w:w="6336"/>
+            <w:tcW w:type="dxa" w:w="3456"/>
           </w:tcPr>
           <w:p>
             <w:r/>
@@ -1482,7 +2880,7 @@
               <w:rPr>
                 <w:sz w:val="17"/>
               </w:rPr>
-              <w:t>The product: two stop names in, best bus out</w:t>
+              <w:t>Unique index on email. Roles: admin, depot_manager, conductor, commuter.</w:t>
             </w:r>
           </w:p>
         </w:tc>
@@ -1490,7 +2888,7 @@
       <w:tr>
         <w:tc>
           <w:tcPr>
-            <w:tcW w:type="dxa" w:w="432"/>
+            <w:tcW w:type="dxa" w:w="2592"/>
           </w:tcPr>
           <w:p>
             <w:r/>
@@ -1498,13 +2896,13 @@
               <w:rPr>
                 <w:sz w:val="17"/>
               </w:rPr>
-              <w:t>2</w:t>
+              <w:t>votes</w:t>
             </w:r>
           </w:p>
         </w:tc>
         <w:tc>
           <w:tcPr>
-            <w:tcW w:type="dxa" w:w="3024"/>
+            <w:tcW w:type="dxa" w:w="3744"/>
           </w:tcPr>
           <w:p>
             <w:r/>
@@ -1512,13 +2910,13 @@
               <w:rPr>
                 <w:sz w:val="17"/>
               </w:rPr>
-              <w:t>_interchange_is_walkable()</w:t>
+              <w:t>user_id, current_stop, destination, time_preference, flagged, created_at</w:t>
             </w:r>
           </w:p>
         </w:tc>
         <w:tc>
           <w:tcPr>
-            <w:tcW w:type="dxa" w:w="6336"/>
+            <w:tcW w:type="dxa" w:w="3456"/>
           </w:tcPr>
           <w:p>
             <w:r/>
@@ -1526,7 +2924,7 @@
               <w:rPr>
                 <w:sz w:val="17"/>
               </w:rPr>
-              <w:t>Rejects transfers whose two stops are &gt;1.2 km apart</w:t>
+              <w:t>Compound index on (current_stop, destination). Drives dispatch recommendations.</w:t>
             </w:r>
           </w:p>
         </w:tc>
@@ -1534,7 +2932,7 @@
       <w:tr>
         <w:tc>
           <w:tcPr>
-            <w:tcW w:type="dxa" w:w="432"/>
+            <w:tcW w:type="dxa" w:w="2592"/>
           </w:tcPr>
           <w:p>
             <w:r/>
@@ -1542,13 +2940,13 @@
               <w:rPr>
                 <w:sz w:val="17"/>
               </w:rPr>
-              <w:t>3</w:t>
+              <w:t>travel_passes</w:t>
             </w:r>
           </w:p>
         </w:tc>
         <w:tc>
           <w:tcPr>
-            <w:tcW w:type="dxa" w:w="3024"/>
+            <w:tcW w:type="dxa" w:w="3744"/>
           </w:tcPr>
           <w:p>
             <w:r/>
@@ -1556,13 +2954,13 @@
               <w:rPr>
                 <w:sz w:val="17"/>
               </w:rPr>
-              <w:t>resolve_stop_sequence()</w:t>
+              <w:t>pass_id, user_id, pass_type, valid_until, qr_code_payload, status</w:t>
             </w:r>
           </w:p>
         </w:tc>
         <w:tc>
           <w:tcPr>
-            <w:tcW w:type="dxa" w:w="6336"/>
+            <w:tcW w:type="dxa" w:w="3456"/>
           </w:tcPr>
           <w:p>
             <w:r/>
@@ -1570,7 +2968,7 @@
               <w:rPr>
                 <w:sz w:val="17"/>
               </w:rPr>
-              <w:t>Two-pass anchored resolution; stops routes teleporting</w:t>
+              <w:t>Index on pass_id. Cryptographically signed tokens verified offline by conductors.</w:t>
             </w:r>
           </w:p>
         </w:tc>
@@ -1578,7 +2976,7 @@
       <w:tr>
         <w:tc>
           <w:tcPr>
-            <w:tcW w:type="dxa" w:w="432"/>
+            <w:tcW w:type="dxa" w:w="2592"/>
           </w:tcPr>
           <w:p>
             <w:r/>
@@ -1586,13 +2984,13 @@
               <w:rPr>
                 <w:sz w:val="17"/>
               </w:rPr>
-              <w:t>4</w:t>
+              <w:t>conductor_tickets</w:t>
             </w:r>
           </w:p>
         </w:tc>
         <w:tc>
           <w:tcPr>
-            <w:tcW w:type="dxa" w:w="3024"/>
+            <w:tcW w:type="dxa" w:w="3744"/>
           </w:tcPr>
           <w:p>
             <w:r/>
@@ -1600,13 +2998,13 @@
               <w:rPr>
                 <w:sz w:val="17"/>
               </w:rPr>
-              <w:t>chain_blocks()</w:t>
+              <w:t>waybill_id, client_ticket_uuid, fare, source, destination, issued_at</w:t>
             </w:r>
           </w:p>
         </w:tc>
         <w:tc>
           <w:tcPr>
-            <w:tcW w:type="dxa" w:w="6336"/>
+            <w:tcW w:type="dxa" w:w="3456"/>
           </w:tcPr>
           <w:p>
             <w:r/>
@@ -1614,7 +3012,7 @@
               <w:rPr>
                 <w:sz w:val="17"/>
               </w:rPr>
-              <w:t>Greedy trip-to-bus chaining; provably optimal without an idle cap</w:t>
+              <w:t>UNIQUE compound index on (waybill_id, client_ticket_uuid) for idempotent offline sync.</w:t>
             </w:r>
           </w:p>
         </w:tc>
@@ -1622,7 +3020,7 @@
       <w:tr>
         <w:tc>
           <w:tcPr>
-            <w:tcW w:type="dxa" w:w="432"/>
+            <w:tcW w:type="dxa" w:w="2592"/>
           </w:tcPr>
           <w:p>
             <w:r/>
@@ -1630,13 +3028,13 @@
               <w:rPr>
                 <w:sz w:val="17"/>
               </w:rPr>
-              <w:t>5</w:t>
+              <w:t>waybills</w:t>
             </w:r>
           </w:p>
         </w:tc>
         <w:tc>
           <w:tcPr>
-            <w:tcW w:type="dxa" w:w="3024"/>
+            <w:tcW w:type="dxa" w:w="3744"/>
           </w:tcPr>
           <w:p>
             <w:r/>
@@ -1644,13 +3042,13 @@
               <w:rPr>
                 <w:sz w:val="17"/>
               </w:rPr>
-              <w:t>concurrency_lower_bound()</w:t>
+              <w:t>waybill_id, conductor_id, route_no, bus_no, sign_on_time, cash_collected</w:t>
             </w:r>
           </w:p>
         </w:tc>
         <w:tc>
           <w:tcPr>
-            <w:tcW w:type="dxa" w:w="6336"/>
+            <w:tcW w:type="dxa" w:w="3456"/>
           </w:tcPr>
           <w:p>
             <w:r/>
@@ -1658,7 +3056,7 @@
               <w:rPr>
                 <w:sz w:val="17"/>
               </w:rPr>
-              <w:t>Peak simultaneous trips = hard floor on fleet size</w:t>
+              <w:t>Tracks shift revenue, tickets issued, and cash reconciliation per conductor shift.</w:t>
             </w:r>
           </w:p>
         </w:tc>
@@ -1666,7 +3064,7 @@
       <w:tr>
         <w:tc>
           <w:tcPr>
-            <w:tcW w:type="dxa" w:w="432"/>
+            <w:tcW w:type="dxa" w:w="2592"/>
           </w:tcPr>
           <w:p>
             <w:r/>
@@ -1674,13 +3072,13 @@
               <w:rPr>
                 <w:sz w:val="17"/>
               </w:rPr>
-              <w:t>6</w:t>
+              <w:t>trip_shares</w:t>
             </w:r>
           </w:p>
         </w:tc>
         <w:tc>
           <w:tcPr>
-            <w:tcW w:type="dxa" w:w="3024"/>
+            <w:tcW w:type="dxa" w:w="3744"/>
           </w:tcPr>
           <w:p>
             <w:r/>
@@ -1688,13 +3086,13 @@
               <w:rPr>
                 <w:sz w:val="17"/>
               </w:rPr>
-              <w:t>cut_block_into_pieces()</w:t>
+              <w:t>share_id, user_id, trip_details, emergency_contacts, expires_at</w:t>
             </w:r>
           </w:p>
         </w:tc>
         <w:tc>
           <w:tcPr>
-            <w:tcW w:type="dxa" w:w="6336"/>
+            <w:tcW w:type="dxa" w:w="3456"/>
           </w:tcPr>
           <w:p>
             <w:r/>
@@ -1702,7 +3100,7 @@
               <w:rPr>
                 <w:sz w:val="17"/>
               </w:rPr>
-              <w:t>Dynamic program: fewest legal crew pieces per block</w:t>
+              <w:t>TTL index on expires_at physically deletes shared journeys after 6 hours (privacy).</w:t>
             </w:r>
           </w:p>
         </w:tc>
@@ -1710,7 +3108,7 @@
       <w:tr>
         <w:tc>
           <w:tcPr>
-            <w:tcW w:type="dxa" w:w="432"/>
+            <w:tcW w:type="dxa" w:w="2592"/>
           </w:tcPr>
           <w:p>
             <w:r/>
@@ -1718,13 +3116,13 @@
               <w:rPr>
                 <w:sz w:val="17"/>
               </w:rPr>
-              <w:t>7</w:t>
+              <w:t>usage_events</w:t>
             </w:r>
           </w:p>
         </w:tc>
         <w:tc>
           <w:tcPr>
-            <w:tcW w:type="dxa" w:w="3024"/>
+            <w:tcW w:type="dxa" w:w="3744"/>
           </w:tcPr>
           <w:p>
             <w:r/>
@@ -1732,13 +3130,13 @@
               <w:rPr>
                 <w:sz w:val="17"/>
               </w:rPr>
-              <w:t>combine_pieces_into_duties()</w:t>
+              <w:t>event_type, payload, timestamp</w:t>
             </w:r>
           </w:p>
         </w:tc>
         <w:tc>
           <w:tcPr>
-            <w:tcW w:type="dxa" w:w="6336"/>
+            <w:tcW w:type="dxa" w:w="3456"/>
           </w:tcPr>
           <w:p>
             <w:r/>
@@ -1746,7 +3144,7 @@
               <w:rPr>
                 <w:sz w:val="17"/>
               </w:rPr>
-              <w:t>Bounded greedy pairing into split duties (36 s -&gt; 1.6 s)</w:t>
+              <w:t>TTL index deletes analytics after 90 days. Logs search queries and feature usage.</w:t>
             </w:r>
           </w:p>
         </w:tc>
@@ -1754,7 +3152,7 @@
       <w:tr>
         <w:tc>
           <w:tcPr>
-            <w:tcW w:type="dxa" w:w="432"/>
+            <w:tcW w:type="dxa" w:w="2592"/>
           </w:tcPr>
           <w:p>
             <w:r/>
@@ -1762,13 +3160,13 @@
               <w:rPr>
                 <w:sz w:val="17"/>
               </w:rPr>
-              <w:t>8</w:t>
+              <w:t>audit_events</w:t>
             </w:r>
           </w:p>
         </w:tc>
         <w:tc>
           <w:tcPr>
-            <w:tcW w:type="dxa" w:w="3024"/>
+            <w:tcW w:type="dxa" w:w="3744"/>
           </w:tcPr>
           <w:p>
             <w:r/>
@@ -1776,13 +3174,13 @@
               <w:rPr>
                 <w:sz w:val="17"/>
               </w:rPr>
-              <w:t>is_shakti_eligible()</w:t>
+              <w:t>action, user_id, ip_address, timestamp, status</w:t>
             </w:r>
           </w:p>
         </w:tc>
         <w:tc>
           <w:tcPr>
-            <w:tcW w:type="dxa" w:w="6336"/>
+            <w:tcW w:type="dxa" w:w="3456"/>
           </w:tcPr>
           <w:p>
             <w:r/>
@@ -1790,7 +3188,7 @@
               <w:rPr>
                 <w:sz w:val="17"/>
               </w:rPr>
-              <w:t>One rule, used by both the app and the conductor</w:t>
+              <w:t>DELIBERATELY NO TTL. Permanent audit log for security, administrative actions, and claims.</w:t>
             </w:r>
           </w:p>
         </w:tc>
@@ -1798,7 +3196,7 @@
       <w:tr>
         <w:tc>
           <w:tcPr>
-            <w:tcW w:type="dxa" w:w="432"/>
+            <w:tcW w:type="dxa" w:w="2592"/>
           </w:tcPr>
           <w:p>
             <w:r/>
@@ -1806,13 +3204,13 @@
               <w:rPr>
                 <w:sz w:val="17"/>
               </w:rPr>
-              <w:t>9</w:t>
+              <w:t>service_alerts</w:t>
             </w:r>
           </w:p>
         </w:tc>
         <w:tc>
           <w:tcPr>
-            <w:tcW w:type="dxa" w:w="3024"/>
+            <w:tcW w:type="dxa" w:w="3744"/>
           </w:tcPr>
           <w:p>
             <w:r/>
@@ -1820,13 +3218,13 @@
               <w:rPr>
                 <w:sz w:val="17"/>
               </w:rPr>
-              <w:t>issue_tickets()</w:t>
+              <w:t>alert_id, severity, header_text, description_text, active_period</w:t>
             </w:r>
           </w:p>
         </w:tc>
         <w:tc>
           <w:tcPr>
-            <w:tcW w:type="dxa" w:w="6336"/>
+            <w:tcW w:type="dxa" w:w="3456"/>
           </w:tcPr>
           <w:p>
             <w:r/>
@@ -1834,355 +3232,7 @@
               <w:rPr>
                 <w:sz w:val="17"/>
               </w:rPr>
-              <w:t>Idempotent offline sale recording with per-item results</w:t>
-            </w:r>
-          </w:p>
-        </w:tc>
-      </w:tr>
-      <w:tr>
-        <w:tc>
-          <w:tcPr>
-            <w:tcW w:type="dxa" w:w="432"/>
-          </w:tcPr>
-          <w:p>
-            <w:r/>
-            <w:r>
-              <w:rPr>
-                <w:sz w:val="17"/>
-              </w:rPr>
-              <w:t>10</w:t>
-            </w:r>
-          </w:p>
-        </w:tc>
-        <w:tc>
-          <w:tcPr>
-            <w:tcW w:type="dxa" w:w="3024"/>
-          </w:tcPr>
-          <w:p>
-            <w:r/>
-            <w:r>
-              <w:rPr>
-                <w:sz w:val="17"/>
-              </w:rPr>
-              <w:t>estimate_arrival()</w:t>
-            </w:r>
-          </w:p>
-        </w:tc>
-        <w:tc>
-          <w:tcPr>
-            <w:tcW w:type="dxa" w:w="6336"/>
-          </w:tcPr>
-          <w:p>
-            <w:r/>
-            <w:r>
-              <w:rPr>
-                <w:sz w:val="17"/>
-              </w:rPr>
-              <w:t>Route-following ETA with a derived confidence label</w:t>
-            </w:r>
-          </w:p>
-        </w:tc>
-      </w:tr>
-    </w:tbl>
-    <w:p>
-      <w:pPr>
-        <w:spacing w:after="40"/>
-      </w:pPr>
-    </w:p>
-    <w:p>
-      <w:r>
-        <w:br w:type="page"/>
-      </w:r>
-    </w:p>
-    <w:p>
-      <w:pPr>
-        <w:pStyle w:val="Heading1"/>
-      </w:pPr>
-      <w:r>
-        <w:t>7. Database summary</w:t>
-      </w:r>
-    </w:p>
-    <w:tbl>
-      <w:tblPr>
-        <w:tblStyle w:val="TableGrid"/>
-        <w:tblW w:type="auto" w:w="0"/>
-        <w:jc w:val="center"/>
-        <w:tblLook w:firstColumn="1" w:firstRow="1" w:lastColumn="0" w:lastRow="0" w:noHBand="0" w:noVBand="1" w:val="04A0"/>
-      </w:tblPr>
-      <w:tblGrid>
-        <w:gridCol w:w="4896"/>
-        <w:gridCol w:w="4896"/>
-      </w:tblGrid>
-      <w:tr>
-        <w:tc>
-          <w:tcPr>
-            <w:tcW w:type="dxa" w:w="1728"/>
-            <w:shd w:val="clear" w:fill="1F3564"/>
-          </w:tcPr>
-          <w:p>
-            <w:r/>
-            <w:r>
-              <w:rPr>
-                <w:b/>
-                <w:color w:val="FFFFFF"/>
-                <w:sz w:val="17"/>
-              </w:rPr>
-              <w:t>Aspect</w:t>
-            </w:r>
-          </w:p>
-        </w:tc>
-        <w:tc>
-          <w:tcPr>
-            <w:tcW w:type="dxa" w:w="8064"/>
-            <w:shd w:val="clear" w:fill="1F3564"/>
-          </w:tcPr>
-          <w:p>
-            <w:r/>
-            <w:r>
-              <w:rPr>
-                <w:b/>
-                <w:color w:val="FFFFFF"/>
-                <w:sz w:val="17"/>
-              </w:rPr>
-              <w:t>Detail</w:t>
-            </w:r>
-          </w:p>
-        </w:tc>
-      </w:tr>
-      <w:tr>
-        <w:tc>
-          <w:tcPr>
-            <w:tcW w:type="dxa" w:w="1728"/>
-          </w:tcPr>
-          <w:p>
-            <w:r/>
-            <w:r>
-              <w:rPr>
-                <w:sz w:val="17"/>
-              </w:rPr>
-              <w:t>Type</w:t>
-            </w:r>
-          </w:p>
-        </w:tc>
-        <w:tc>
-          <w:tcPr>
-            <w:tcW w:type="dxa" w:w="8064"/>
-          </w:tcPr>
-          <w:p>
-            <w:r/>
-            <w:r>
-              <w:rPr>
-                <w:sz w:val="17"/>
-              </w:rPr>
-              <w:t>MongoDB document database, accessed via Motor (async). No ORM.</w:t>
-            </w:r>
-          </w:p>
-        </w:tc>
-      </w:tr>
-      <w:tr>
-        <w:tc>
-          <w:tcPr>
-            <w:tcW w:type="dxa" w:w="1728"/>
-          </w:tcPr>
-          <w:p>
-            <w:r/>
-            <w:r>
-              <w:rPr>
-                <w:sz w:val="17"/>
-              </w:rPr>
-              <w:t>Optional?</w:t>
-            </w:r>
-          </w:p>
-        </w:tc>
-        <w:tc>
-          <w:tcPr>
-            <w:tcW w:type="dxa" w:w="8064"/>
-          </w:tcPr>
-          <w:p>
-            <w:r/>
-            <w:r>
-              <w:rPr>
-                <w:sz w:val="17"/>
-              </w:rPr>
-              <w:t>YES. init_db() logs and continues if unreachable; engines never use it.</w:t>
-            </w:r>
-          </w:p>
-        </w:tc>
-      </w:tr>
-      <w:tr>
-        <w:tc>
-          <w:tcPr>
-            <w:tcW w:type="dxa" w:w="1728"/>
-          </w:tcPr>
-          <w:p>
-            <w:r/>
-            <w:r>
-              <w:rPr>
-                <w:sz w:val="17"/>
-              </w:rPr>
-              <w:t>Collections</w:t>
-            </w:r>
-          </w:p>
-        </w:tc>
-        <w:tc>
-          <w:tcPr>
-            <w:tcW w:type="dxa" w:w="8064"/>
-          </w:tcPr>
-          <w:p>
-            <w:r/>
-            <w:r>
-              <w:rPr>
-                <w:sz w:val="17"/>
-              </w:rPr>
-              <w:t>17. Key ones: users, votes, tickets, waybills, conductor_tickets,</w:t>
-            </w:r>
-            <w:r>
-              <w:rPr>
-                <w:sz w:val="17"/>
-              </w:rPr>
-              <w:br/>
-              <w:t>travel_passes, audit_events, service_alerts, trip_shares</w:t>
-            </w:r>
-          </w:p>
-        </w:tc>
-      </w:tr>
-      <w:tr>
-        <w:tc>
-          <w:tcPr>
-            <w:tcW w:type="dxa" w:w="1728"/>
-          </w:tcPr>
-          <w:p>
-            <w:r/>
-            <w:r>
-              <w:rPr>
-                <w:sz w:val="17"/>
-              </w:rPr>
-              <w:t>Critical index</w:t>
-            </w:r>
-          </w:p>
-        </w:tc>
-        <w:tc>
-          <w:tcPr>
-            <w:tcW w:type="dxa" w:w="8064"/>
-          </w:tcPr>
-          <w:p>
-            <w:r/>
-            <w:r>
-              <w:rPr>
-                <w:sz w:val="17"/>
-              </w:rPr>
-              <w:t>conductor_tickets (waybill_id, client_ticket_uuid) UNIQUE</w:t>
-            </w:r>
-            <w:r>
-              <w:rPr>
-                <w:sz w:val="17"/>
-              </w:rPr>
-              <w:br/>
-              <w:t>-&gt; this is what makes offline ticketing idempotent</w:t>
-            </w:r>
-          </w:p>
-        </w:tc>
-      </w:tr>
-      <w:tr>
-        <w:tc>
-          <w:tcPr>
-            <w:tcW w:type="dxa" w:w="1728"/>
-          </w:tcPr>
-          <w:p>
-            <w:r/>
-            <w:r>
-              <w:rPr>
-                <w:sz w:val="17"/>
-              </w:rPr>
-              <w:t>TTL indexes</w:t>
-            </w:r>
-          </w:p>
-        </w:tc>
-        <w:tc>
-          <w:tcPr>
-            <w:tcW w:type="dxa" w:w="8064"/>
-          </w:tcPr>
-          <w:p>
-            <w:r/>
-            <w:r>
-              <w:rPr>
-                <w:sz w:val="17"/>
-              </w:rPr>
-              <w:t>trip_shares expire after 6 h (physically deleted);</w:t>
-            </w:r>
-            <w:r>
-              <w:rPr>
-                <w:sz w:val="17"/>
-              </w:rPr>
-              <w:br/>
-              <w:t>usage_events after 90 days; audit_events deliberately have NO TTL</w:t>
-            </w:r>
-          </w:p>
-        </w:tc>
-      </w:tr>
-      <w:tr>
-        <w:tc>
-          <w:tcPr>
-            <w:tcW w:type="dxa" w:w="1728"/>
-          </w:tcPr>
-          <w:p>
-            <w:r/>
-            <w:r>
-              <w:rPr>
-                <w:sz w:val="17"/>
-              </w:rPr>
-              <w:t>Relationships</w:t>
-            </w:r>
-          </w:p>
-        </w:tc>
-        <w:tc>
-          <w:tcPr>
-            <w:tcW w:type="dxa" w:w="8064"/>
-          </w:tcPr>
-          <w:p>
-            <w:r/>
-            <w:r>
-              <w:rPr>
-                <w:sz w:val="17"/>
-              </w:rPr>
-              <w:t>By stored id only. No joins, no foreign keys - integrity is the</w:t>
-            </w:r>
-            <w:r>
-              <w:rPr>
-                <w:sz w:val="17"/>
-              </w:rPr>
-              <w:br/>
-              <w:t>application's responsibility</w:t>
-            </w:r>
-          </w:p>
-        </w:tc>
-      </w:tr>
-      <w:tr>
-        <w:tc>
-          <w:tcPr>
-            <w:tcW w:type="dxa" w:w="1728"/>
-          </w:tcPr>
-          <w:p>
-            <w:r/>
-            <w:r>
-              <w:rPr>
-                <w:sz w:val="17"/>
-              </w:rPr>
-              <w:t>Transactions</w:t>
-            </w:r>
-          </w:p>
-        </w:tc>
-        <w:tc>
-          <w:tcPr>
-            <w:tcW w:type="dxa" w:w="8064"/>
-          </w:tcPr>
-          <w:p>
-            <w:r/>
-            <w:r>
-              <w:rPr>
-                <w:sz w:val="17"/>
-              </w:rPr>
-              <w:t>NONE. A crash mid-sign-off could leave a waybill inconsistent</w:t>
+              <w:t>Published live to GTFS-Realtime Protobuf service alert feeds for operators.</w:t>
             </w:r>
           </w:p>
         </w:tc>
@@ -2198,1924 +3248,77 @@
         <w:pStyle w:val="Heading1"/>
       </w:pPr>
       <w:r>
-        <w:t>8. API summary</w:t>
-      </w:r>
-    </w:p>
-    <w:tbl>
-      <w:tblPr>
-        <w:tblStyle w:val="TableGrid"/>
-        <w:tblW w:type="auto" w:w="0"/>
-        <w:jc w:val="center"/>
-        <w:tblLook w:firstColumn="1" w:firstRow="1" w:lastColumn="0" w:lastRow="0" w:noHBand="0" w:noVBand="1" w:val="04A0"/>
-      </w:tblPr>
-      <w:tblGrid>
-        <w:gridCol w:w="4896"/>
-        <w:gridCol w:w="4896"/>
-      </w:tblGrid>
-      <w:tr>
-        <w:tc>
-          <w:tcPr>
-            <w:tcW w:type="dxa" w:w="1728"/>
-            <w:shd w:val="clear" w:fill="1F3564"/>
-          </w:tcPr>
-          <w:p>
-            <w:r/>
-            <w:r>
-              <w:rPr>
-                <w:b/>
-                <w:color w:val="FFFFFF"/>
-                <w:sz w:val="17"/>
-              </w:rPr>
-              <w:t>Group</w:t>
-            </w:r>
-          </w:p>
-        </w:tc>
-        <w:tc>
-          <w:tcPr>
-            <w:tcW w:type="dxa" w:w="8064"/>
-            <w:shd w:val="clear" w:fill="1F3564"/>
-          </w:tcPr>
-          <w:p>
-            <w:r/>
-            <w:r>
-              <w:rPr>
-                <w:b/>
-                <w:color w:val="FFFFFF"/>
-                <w:sz w:val="17"/>
-              </w:rPr>
-              <w:t>Highlights</w:t>
-            </w:r>
-          </w:p>
-        </w:tc>
-      </w:tr>
-      <w:tr>
-        <w:tc>
-          <w:tcPr>
-            <w:tcW w:type="dxa" w:w="1728"/>
-          </w:tcPr>
-          <w:p>
-            <w:r/>
-            <w:r>
-              <w:rPr>
-                <w:sz w:val="17"/>
-              </w:rPr>
-              <w:t>Public</w:t>
-            </w:r>
-          </w:p>
-        </w:tc>
-        <w:tc>
-          <w:tcPr>
-            <w:tcW w:type="dxa" w:w="8064"/>
-          </w:tcPr>
-          <w:p>
-            <w:r/>
-            <w:r>
-              <w:rPr>
-                <w:sz w:val="17"/>
-              </w:rPr>
-              <w:t>POST /predict, GET /autocomplete, /routes, /metrics, /health,</w:t>
-            </w:r>
-            <w:r>
-              <w:rPr>
-                <w:sz w:val="17"/>
-              </w:rPr>
-              <w:br/>
-              <w:t>/gtfs/static.zip, /gtfs-rt/service-alerts.pb, /tracking/*</w:t>
-            </w:r>
-          </w:p>
-        </w:tc>
-      </w:tr>
-      <w:tr>
-        <w:tc>
-          <w:tcPr>
-            <w:tcW w:type="dxa" w:w="1728"/>
-          </w:tcPr>
-          <w:p>
-            <w:r/>
-            <w:r>
-              <w:rPr>
-                <w:sz w:val="17"/>
-              </w:rPr>
-              <w:t>Auth</w:t>
-            </w:r>
-          </w:p>
-        </w:tc>
-        <w:tc>
-          <w:tcPr>
-            <w:tcW w:type="dxa" w:w="8064"/>
-          </w:tcPr>
-          <w:p>
-            <w:r/>
-            <w:r>
-              <w:rPr>
-                <w:sz w:val="17"/>
-              </w:rPr>
-              <w:t>POST /auth/register, /auth/login, /auth/refresh; GET /auth/me</w:t>
-            </w:r>
-          </w:p>
-        </w:tc>
-      </w:tr>
-      <w:tr>
-        <w:tc>
-          <w:tcPr>
-            <w:tcW w:type="dxa" w:w="1728"/>
-          </w:tcPr>
-          <w:p>
-            <w:r/>
-            <w:r>
-              <w:rPr>
-                <w:sz w:val="17"/>
-              </w:rPr>
-              <w:t>User</w:t>
-            </w:r>
-          </w:p>
-        </w:tc>
-        <w:tc>
-          <w:tcPr>
-            <w:tcW w:type="dxa" w:w="8064"/>
-          </w:tcPr>
-          <w:p>
-            <w:r/>
-            <w:r>
-              <w:rPr>
-                <w:sz w:val="17"/>
-              </w:rPr>
-              <w:t>POST /votes, /api/tickets/purchase, /crowding/report, /safety/share-trip</w:t>
-            </w:r>
-          </w:p>
-        </w:tc>
-      </w:tr>
-      <w:tr>
-        <w:tc>
-          <w:tcPr>
-            <w:tcW w:type="dxa" w:w="1728"/>
-          </w:tcPr>
-          <w:p>
-            <w:r/>
-            <w:r>
-              <w:rPr>
-                <w:sz w:val="17"/>
-              </w:rPr>
-              <w:t>Conductor</w:t>
-            </w:r>
-          </w:p>
-        </w:tc>
-        <w:tc>
-          <w:tcPr>
-            <w:tcW w:type="dxa" w:w="8064"/>
-          </w:tcPr>
-          <w:p>
-            <w:r/>
-            <w:r>
-              <w:rPr>
-                <w:sz w:val="17"/>
-              </w:rPr>
-              <w:t>POST /conductor/sign-on, /tickets/sync, /sign-off, /verify-pass</w:t>
-            </w:r>
-          </w:p>
-        </w:tc>
-      </w:tr>
-      <w:tr>
-        <w:tc>
-          <w:tcPr>
-            <w:tcW w:type="dxa" w:w="1728"/>
-          </w:tcPr>
-          <w:p>
-            <w:r/>
-            <w:r>
-              <w:rPr>
-                <w:sz w:val="17"/>
-              </w:rPr>
-              <w:t>Depot/Admin</w:t>
-            </w:r>
-          </w:p>
-        </w:tc>
-        <w:tc>
-          <w:tcPr>
-            <w:tcW w:type="dxa" w:w="8064"/>
-          </w:tcPr>
-          <w:p>
-            <w:r/>
-            <w:r>
-              <w:rPr>
-                <w:sz w:val="17"/>
-              </w:rPr>
-              <w:t>GET /depot/blocking-plan, /depot/crew-plan, /depot/waybills,</w:t>
-            </w:r>
-            <w:r>
-              <w:rPr>
-                <w:sz w:val="17"/>
-              </w:rPr>
-              <w:br/>
-              <w:t>/admin/shakti/claim, /admin/revenue/reconciliation, /admin/audit</w:t>
-            </w:r>
-          </w:p>
-        </w:tc>
-      </w:tr>
-      <w:tr>
-        <w:tc>
-          <w:tcPr>
-            <w:tcW w:type="dxa" w:w="1728"/>
-          </w:tcPr>
-          <w:p>
-            <w:r/>
-            <w:r>
-              <w:rPr>
-                <w:sz w:val="17"/>
-              </w:rPr>
-              <w:t>Machine</w:t>
-            </w:r>
-          </w:p>
-        </w:tc>
-        <w:tc>
-          <w:tcPr>
-            <w:tcW w:type="dxa" w:w="8064"/>
-          </w:tcPr>
-          <w:p>
-            <w:r/>
-            <w:r>
-              <w:rPr>
-                <w:sz w:val="17"/>
-              </w:rPr>
-              <w:t>POST /avl/ingest (X-AVL-Key), POST /sms/webhook (Twilio signature)</w:t>
-            </w:r>
-          </w:p>
-        </w:tc>
-      </w:tr>
-      <w:tr>
-        <w:tc>
-          <w:tcPr>
-            <w:tcW w:type="dxa" w:w="1728"/>
-          </w:tcPr>
-          <w:p>
-            <w:r/>
-            <w:r>
-              <w:rPr>
-                <w:sz w:val="17"/>
-              </w:rPr>
-              <w:t>Total</w:t>
-            </w:r>
-          </w:p>
-        </w:tc>
-        <w:tc>
-          <w:tcPr>
-            <w:tcW w:type="dxa" w:w="8064"/>
-          </w:tcPr>
-          <w:p>
-            <w:r/>
-            <w:r>
-              <w:rPr>
-                <w:sz w:val="17"/>
-              </w:rPr>
-              <w:t>82 endpoints, 14 routers. Interactive docs at /docs</w:t>
-            </w:r>
-          </w:p>
-        </w:tc>
-      </w:tr>
-      <w:tr>
-        <w:tc>
-          <w:tcPr>
-            <w:tcW w:type="dxa" w:w="1728"/>
-          </w:tcPr>
-          <w:p>
-            <w:r/>
-            <w:r>
-              <w:rPr>
-                <w:sz w:val="17"/>
-              </w:rPr>
-              <w:t>Known gap</w:t>
-            </w:r>
-          </w:p>
-        </w:tc>
-        <w:tc>
-          <w:tcPr>
-            <w:tcW w:type="dxa" w:w="8064"/>
-          </w:tcPr>
-          <w:p>
-            <w:r/>
-            <w:r>
-              <w:rPr>
-                <w:sz w:val="17"/>
-              </w:rPr>
-              <w:t>POST /train is unauthenticated and expensive - the clearest hole</w:t>
-            </w:r>
-          </w:p>
-        </w:tc>
-      </w:tr>
-    </w:tbl>
-    <w:p>
-      <w:pPr>
-        <w:spacing w:after="40"/>
-      </w:pPr>
-    </w:p>
-    <w:p>
-      <w:pPr>
-        <w:pStyle w:val="Heading1"/>
-      </w:pPr>
-      <w:r>
-        <w:t>9. AI summary - read this twice</w:t>
-      </w:r>
-    </w:p>
-    <w:tbl>
-      <w:tblPr>
-        <w:tblW w:type="auto" w:w="0"/>
-        <w:jc w:val="center"/>
-        <w:tblLook w:firstColumn="1" w:firstRow="1" w:lastColumn="0" w:lastRow="0" w:noHBand="0" w:noVBand="1" w:val="04A0"/>
-      </w:tblPr>
-      <w:tblGrid>
-        <w:gridCol w:w="9792"/>
-      </w:tblGrid>
-      <w:tr>
-        <w:tc>
-          <w:tcPr>
-            <w:tcW w:type="dxa" w:w="9792"/>
-            <w:shd w:val="clear" w:fill="FDF3E7"/>
-          </w:tcPr>
-          <w:p>
-            <w:r>
-              <w:rPr>
-                <w:b/>
-                <w:color w:val="1F3564"/>
-                <w:sz w:val="20"/>
-              </w:rPr>
-              <w:t>There is no AI in the ROUTING ENGINE - keep the two apart</w:t>
-            </w:r>
-          </w:p>
-          <w:p>
-            <w:r>
-              <w:rPr>
-                <w:sz w:val="19"/>
-              </w:rPr>
-              <w:t>The thing that predicts buses has no LLM, no neural network, no trained model file and no inference API. It is an inverted index plus an ordered stop-pair index with a hand-weighted scoring function - classical information retrieval and graph search - benchmarked against three baselines. A separate AI layer was added later (section 16). Conflating them is what invites the question you cannot defend.</w:t>
-            </w:r>
-          </w:p>
-        </w:tc>
-      </w:tr>
-    </w:tbl>
-    <w:p>
-      <w:pPr>
-        <w:spacing w:after="40"/>
-      </w:pPr>
-    </w:p>
-    <w:p>
-      <w:r>
-        <w:rPr>
-          <w:b/>
-          <w:i w:val="0"/>
-        </w:rPr>
-        <w:t>The benchmark was single-label: it demanded the exact route each sample was drawn from, on pairs where a MEDIAN OF 22 buses are all correct. A perfect system picking uniformly among valid buses would have scored only 0.16. It was replaced with relevance-set scoring. All four models now run on an identical N=120.</w:t>
-      </w:r>
-    </w:p>
-    <w:tbl>
-      <w:tblPr>
-        <w:tblStyle w:val="TableGrid"/>
-        <w:tblW w:type="auto" w:w="0"/>
-        <w:jc w:val="center"/>
-        <w:tblLook w:firstColumn="1" w:firstRow="1" w:lastColumn="0" w:lastRow="0" w:noHBand="0" w:noVBand="1" w:val="04A0"/>
-      </w:tblPr>
-      <w:tblGrid>
-        <w:gridCol w:w="2448"/>
-        <w:gridCol w:w="2448"/>
-        <w:gridCol w:w="2448"/>
-        <w:gridCol w:w="2448"/>
-      </w:tblGrid>
-      <w:tr>
-        <w:tc>
-          <w:tcPr>
-            <w:tcW w:type="dxa" w:w="2880"/>
-            <w:shd w:val="clear" w:fill="1F3564"/>
-          </w:tcPr>
-          <w:p>
-            <w:r/>
-            <w:r>
-              <w:rPr>
-                <w:b/>
-                <w:color w:val="FFFFFF"/>
-                <w:sz w:val="17"/>
-              </w:rPr>
-              <w:t>Model</w:t>
-            </w:r>
-          </w:p>
-        </w:tc>
-        <w:tc>
-          <w:tcPr>
-            <w:tcW w:type="dxa" w:w="1440"/>
-            <w:shd w:val="clear" w:fill="1F3564"/>
-          </w:tcPr>
-          <w:p>
-            <w:r/>
-            <w:r>
-              <w:rPr>
-                <w:b/>
-                <w:color w:val="FFFFFF"/>
-                <w:sz w:val="17"/>
-              </w:rPr>
-              <w:t>Coverage</w:t>
-              <w:br/>
-              <w:t>(valid-route)</w:t>
-            </w:r>
-          </w:p>
-        </w:tc>
-        <w:tc>
-          <w:tcPr>
-            <w:tcW w:type="dxa" w:w="1296"/>
-            <w:shd w:val="clear" w:fill="1F3564"/>
-          </w:tcPr>
-          <w:p>
-            <w:r/>
-            <w:r>
-              <w:rPr>
-                <w:b/>
-                <w:color w:val="FFFFFF"/>
-                <w:sz w:val="17"/>
-              </w:rPr>
-              <w:t>Strict</w:t>
-              <w:br/>
-              <w:t>top-1</w:t>
-            </w:r>
-          </w:p>
-        </w:tc>
-        <w:tc>
-          <w:tcPr>
-            <w:tcW w:type="dxa" w:w="4176"/>
-            <w:shd w:val="clear" w:fill="1F3564"/>
-          </w:tcPr>
-          <w:p>
-            <w:r/>
-            <w:r>
-              <w:rPr>
-                <w:b/>
-                <w:color w:val="FFFFFF"/>
-                <w:sz w:val="17"/>
-              </w:rPr>
-              <w:t>Note</w:t>
-            </w:r>
-          </w:p>
-        </w:tc>
-      </w:tr>
-      <w:tr>
-        <w:tc>
-          <w:tcPr>
-            <w:tcW w:type="dxa" w:w="2880"/>
-          </w:tcPr>
-          <w:p>
-            <w:r/>
-            <w:r>
-              <w:rPr>
-                <w:sz w:val="17"/>
-              </w:rPr>
-              <w:t>TFIDFCosine</w:t>
-            </w:r>
-          </w:p>
-        </w:tc>
-        <w:tc>
-          <w:tcPr>
-            <w:tcW w:type="dxa" w:w="1440"/>
-          </w:tcPr>
-          <w:p>
-            <w:r/>
-            <w:r>
-              <w:rPr>
-                <w:sz w:val="17"/>
-              </w:rPr>
-              <w:t>1.0000</w:t>
-            </w:r>
-          </w:p>
-        </w:tc>
-        <w:tc>
-          <w:tcPr>
-            <w:tcW w:type="dxa" w:w="1296"/>
-          </w:tcPr>
-          <w:p>
-            <w:r/>
-            <w:r>
-              <w:rPr>
-                <w:sz w:val="17"/>
-              </w:rPr>
-              <w:t>0.1667</w:t>
-            </w:r>
-          </w:p>
-        </w:tc>
-        <w:tc>
-          <w:tcPr>
-            <w:tcW w:type="dxa" w:w="4176"/>
-          </w:tcPr>
-          <w:p>
-            <w:r/>
-            <w:r>
-              <w:rPr>
-                <w:sz w:val="17"/>
-              </w:rPr>
-              <w:t>Baseline ranker</w:t>
-            </w:r>
-          </w:p>
-        </w:tc>
-      </w:tr>
-      <w:tr>
-        <w:tc>
-          <w:tcPr>
-            <w:tcW w:type="dxa" w:w="2880"/>
-          </w:tcPr>
-          <w:p>
-            <w:r/>
-            <w:r>
-              <w:rPr>
-                <w:sz w:val="17"/>
-              </w:rPr>
-              <w:t>OrderedStopFuzzy</w:t>
-            </w:r>
-          </w:p>
-        </w:tc>
-        <w:tc>
-          <w:tcPr>
-            <w:tcW w:type="dxa" w:w="1440"/>
-          </w:tcPr>
-          <w:p>
-            <w:r/>
-            <w:r>
-              <w:rPr>
-                <w:sz w:val="17"/>
-              </w:rPr>
-              <w:t>1.0000</w:t>
-            </w:r>
-          </w:p>
-        </w:tc>
-        <w:tc>
-          <w:tcPr>
-            <w:tcW w:type="dxa" w:w="1296"/>
-          </w:tcPr>
-          <w:p>
-            <w:r/>
-            <w:r>
-              <w:rPr>
-                <w:sz w:val="17"/>
-              </w:rPr>
-              <w:t>0.1583</w:t>
-            </w:r>
-          </w:p>
-        </w:tc>
-        <w:tc>
-          <w:tcPr>
-            <w:tcW w:type="dxa" w:w="4176"/>
-          </w:tcPr>
-          <w:p>
-            <w:r/>
-            <w:r>
-              <w:rPr>
-                <w:sz w:val="17"/>
-              </w:rPr>
-              <w:t>Baseline ranker</w:t>
-            </w:r>
-          </w:p>
-        </w:tc>
-      </w:tr>
-      <w:tr>
-        <w:tc>
-          <w:tcPr>
-            <w:tcW w:type="dxa" w:w="2880"/>
-          </w:tcPr>
-          <w:p>
-            <w:r/>
-            <w:r>
-              <w:rPr>
-                <w:sz w:val="17"/>
-              </w:rPr>
-              <w:t>DistanceAwareRouteRanker</w:t>
-            </w:r>
-          </w:p>
-        </w:tc>
-        <w:tc>
-          <w:tcPr>
-            <w:tcW w:type="dxa" w:w="1440"/>
-          </w:tcPr>
-          <w:p>
-            <w:r/>
-            <w:r>
-              <w:rPr>
-                <w:sz w:val="17"/>
-              </w:rPr>
-              <w:t>1.0000</w:t>
-            </w:r>
-          </w:p>
-        </w:tc>
-        <w:tc>
-          <w:tcPr>
-            <w:tcW w:type="dxa" w:w="1296"/>
-          </w:tcPr>
-          <w:p>
-            <w:r/>
-            <w:r>
-              <w:rPr>
-                <w:sz w:val="17"/>
-              </w:rPr>
-              <w:t>0.1583</w:t>
-            </w:r>
-          </w:p>
-        </w:tc>
-        <w:tc>
-          <w:tcPr>
-            <w:tcW w:type="dxa" w:w="4176"/>
-          </w:tcPr>
-          <w:p>
-            <w:r/>
-            <w:r>
-              <w:rPr>
-                <w:sz w:val="17"/>
-              </w:rPr>
-              <w:t>Baseline ranker</w:t>
-            </w:r>
-          </w:p>
-        </w:tc>
-      </w:tr>
-      <w:tr>
-        <w:tc>
-          <w:tcPr>
-            <w:tcW w:type="dxa" w:w="2880"/>
-          </w:tcPr>
-          <w:p>
-            <w:r/>
-            <w:r>
-              <w:rPr>
-                <w:sz w:val="17"/>
-              </w:rPr>
-              <w:t>LiveTransferSearch (SHIPPED)</w:t>
-            </w:r>
-          </w:p>
-        </w:tc>
-        <w:tc>
-          <w:tcPr>
-            <w:tcW w:type="dxa" w:w="1440"/>
-          </w:tcPr>
-          <w:p>
-            <w:r/>
-            <w:r>
-              <w:rPr>
-                <w:sz w:val="17"/>
-              </w:rPr>
-              <w:t>1.0000</w:t>
-            </w:r>
-          </w:p>
-        </w:tc>
-        <w:tc>
-          <w:tcPr>
-            <w:tcW w:type="dxa" w:w="1296"/>
-          </w:tcPr>
-          <w:p>
-            <w:r/>
-            <w:r>
-              <w:rPr>
-                <w:sz w:val="17"/>
-              </w:rPr>
-              <w:t>0.1917</w:t>
-            </w:r>
-          </w:p>
-        </w:tc>
-        <w:tc>
-          <w:tcPr>
-            <w:tcW w:type="dxa" w:w="4176"/>
-          </w:tcPr>
-          <w:p>
-            <w:r/>
-            <w:r>
-              <w:rPr>
-                <w:sz w:val="17"/>
-              </w:rPr>
-              <w:t>What the API actually returns</w:t>
-            </w:r>
-          </w:p>
-        </w:tc>
-      </w:tr>
-    </w:tbl>
-    <w:p>
-      <w:pPr>
-        <w:spacing w:after="40"/>
-      </w:pPr>
-    </w:p>
-    <w:p>
-      <w:r>
-        <w:rPr>
-          <w:b/>
-          <w:i w:val="0"/>
-        </w:rPr>
-        <w:t>CRITICAL: the coverage column is NOT accuracy. The relevance set is read from stop_pair_to_segments - the SAME index the search uses to find its candidates - so "did it return a valid route?" is close to tautological and cannot drop below 1.0 without an outright bug. It proves the search never fails to find something valid; it says nothing about quality. The HEADLINE metric is rank_quality, because it is the only one the system can actually fail - and at baseline it did, at 0.57.</w:t>
-      </w:r>
-    </w:p>
-    <w:tbl>
-      <w:tblPr>
-        <w:tblStyle w:val="TableGrid"/>
-        <w:tblW w:type="auto" w:w="0"/>
-        <w:jc w:val="center"/>
-        <w:tblLook w:firstColumn="1" w:firstRow="1" w:lastColumn="0" w:lastRow="0" w:noHBand="0" w:noVBand="1" w:val="04A0"/>
-      </w:tblPr>
-      <w:tblGrid>
-        <w:gridCol w:w="2448"/>
-        <w:gridCol w:w="2448"/>
-        <w:gridCol w:w="2448"/>
-        <w:gridCol w:w="2448"/>
-      </w:tblGrid>
-      <w:tr>
-        <w:tc>
-          <w:tcPr>
-            <w:tcW w:type="dxa" w:w="3456"/>
-            <w:shd w:val="clear" w:fill="1F3564"/>
-          </w:tcPr>
-          <w:p>
-            <w:r/>
-            <w:r>
-              <w:rPr>
-                <w:b/>
-                <w:color w:val="FFFFFF"/>
-                <w:sz w:val="17"/>
-              </w:rPr>
-              <w:t>Rank-quality metric (HEADLINE)</w:t>
-            </w:r>
-          </w:p>
-        </w:tc>
-        <w:tc>
-          <w:tcPr>
-            <w:tcW w:type="dxa" w:w="1584"/>
-            <w:shd w:val="clear" w:fill="1F3564"/>
-          </w:tcPr>
-          <w:p>
-            <w:r/>
-            <w:r>
-              <w:rPr>
-                <w:b/>
-                <w:color w:val="FFFFFF"/>
-                <w:sz w:val="17"/>
-              </w:rPr>
-              <w:t>Baseline</w:t>
-            </w:r>
-          </w:p>
-        </w:tc>
-        <w:tc>
-          <w:tcPr>
-            <w:tcW w:type="dxa" w:w="1872"/>
-            <w:shd w:val="clear" w:fill="1F3564"/>
-          </w:tcPr>
-          <w:p>
-            <w:r/>
-            <w:r>
-              <w:rPr>
-                <w:b/>
-                <w:color w:val="FFFFFF"/>
-                <w:sz w:val="17"/>
-              </w:rPr>
-              <w:t>After Phase 3</w:t>
-            </w:r>
-          </w:p>
-        </w:tc>
-        <w:tc>
-          <w:tcPr>
-            <w:tcW w:type="dxa" w:w="2880"/>
-            <w:shd w:val="clear" w:fill="1F3564"/>
-          </w:tcPr>
-          <w:p>
-            <w:r/>
-            <w:r>
-              <w:rPr>
-                <w:b/>
-                <w:color w:val="FFFFFF"/>
-                <w:sz w:val="17"/>
-              </w:rPr>
-              <w:t>Threshold</w:t>
-            </w:r>
-          </w:p>
-        </w:tc>
-      </w:tr>
-      <w:tr>
-        <w:tc>
-          <w:tcPr>
-            <w:tcW w:type="dxa" w:w="3456"/>
-          </w:tcPr>
-          <w:p>
-            <w:r/>
-            <w:r>
-              <w:rPr>
-                <w:sz w:val="17"/>
-              </w:rPr>
-              <w:t>best_option_rate</w:t>
-            </w:r>
-          </w:p>
-        </w:tc>
-        <w:tc>
-          <w:tcPr>
-            <w:tcW w:type="dxa" w:w="1584"/>
-          </w:tcPr>
-          <w:p>
-            <w:r/>
-            <w:r>
-              <w:rPr>
-                <w:sz w:val="17"/>
-              </w:rPr>
-              <w:t>0.57</w:t>
-            </w:r>
-          </w:p>
-        </w:tc>
-        <w:tc>
-          <w:tcPr>
-            <w:tcW w:type="dxa" w:w="1872"/>
-          </w:tcPr>
-          <w:p>
-            <w:r/>
-            <w:r>
-              <w:rPr>
-                <w:sz w:val="17"/>
-              </w:rPr>
-              <w:t>0.7167</w:t>
-            </w:r>
-          </w:p>
-        </w:tc>
-        <w:tc>
-          <w:tcPr>
-            <w:tcW w:type="dxa" w:w="2880"/>
-          </w:tcPr>
-          <w:p>
-            <w:r/>
-            <w:r>
-              <w:rPr>
-                <w:sz w:val="17"/>
-              </w:rPr>
-              <w:t>&gt;= 0.70</w:t>
-            </w:r>
-          </w:p>
-        </w:tc>
-      </w:tr>
-      <w:tr>
-        <w:tc>
-          <w:tcPr>
-            <w:tcW w:type="dxa" w:w="3456"/>
-          </w:tcPr>
-          <w:p>
-            <w:r/>
-            <w:r>
-              <w:rPr>
-                <w:sz w:val="17"/>
-              </w:rPr>
-              <w:t>mean_percentile_rank (0 = best)</w:t>
-            </w:r>
-          </w:p>
-        </w:tc>
-        <w:tc>
-          <w:tcPr>
-            <w:tcW w:type="dxa" w:w="1584"/>
-          </w:tcPr>
-          <w:p>
-            <w:r/>
-            <w:r>
-              <w:rPr>
-                <w:sz w:val="17"/>
-              </w:rPr>
-              <w:t>0.14</w:t>
-            </w:r>
-          </w:p>
-        </w:tc>
-        <w:tc>
-          <w:tcPr>
-            <w:tcW w:type="dxa" w:w="1872"/>
-          </w:tcPr>
-          <w:p>
-            <w:r/>
-            <w:r>
-              <w:rPr>
-                <w:sz w:val="17"/>
-              </w:rPr>
-              <w:t>0.0437</w:t>
-            </w:r>
-          </w:p>
-        </w:tc>
-        <w:tc>
-          <w:tcPr>
-            <w:tcW w:type="dxa" w:w="2880"/>
-          </w:tcPr>
-          <w:p>
-            <w:r/>
-            <w:r>
-              <w:rPr>
-                <w:sz w:val="17"/>
-              </w:rPr>
-              <w:t>&lt;= 0.10</w:t>
-            </w:r>
-          </w:p>
-        </w:tc>
-      </w:tr>
-      <w:tr>
-        <w:tc>
-          <w:tcPr>
-            <w:tcW w:type="dxa" w:w="3456"/>
-          </w:tcPr>
-          <w:p>
-            <w:r/>
-            <w:r>
-              <w:rPr>
-                <w:sz w:val="17"/>
-              </w:rPr>
-              <w:t>within_2_stops_rate</w:t>
-            </w:r>
-          </w:p>
-        </w:tc>
-        <w:tc>
-          <w:tcPr>
-            <w:tcW w:type="dxa" w:w="1584"/>
-          </w:tcPr>
-          <w:p>
-            <w:r/>
-            <w:r>
-              <w:rPr>
-                <w:sz w:val="17"/>
-              </w:rPr>
-              <w:t>0.90</w:t>
-            </w:r>
-          </w:p>
-        </w:tc>
-        <w:tc>
-          <w:tcPr>
-            <w:tcW w:type="dxa" w:w="1872"/>
-          </w:tcPr>
-          <w:p>
-            <w:r/>
-            <w:r>
-              <w:rPr>
-                <w:sz w:val="17"/>
-              </w:rPr>
-              <w:t>0.9917</w:t>
-            </w:r>
-          </w:p>
-        </w:tc>
-        <w:tc>
-          <w:tcPr>
-            <w:tcW w:type="dxa" w:w="2880"/>
-          </w:tcPr>
-          <w:p>
-            <w:r/>
-            <w:r>
-              <w:rPr>
-                <w:sz w:val="17"/>
-              </w:rPr>
-              <w:t>&gt;= 0.92</w:t>
-            </w:r>
-          </w:p>
-        </w:tc>
-      </w:tr>
-      <w:tr>
-        <w:tc>
-          <w:tcPr>
-            <w:tcW w:type="dxa" w:w="3456"/>
-          </w:tcPr>
-          <w:p>
-            <w:r/>
-            <w:r>
-              <w:rPr>
-                <w:sz w:val="17"/>
-              </w:rPr>
-              <w:t>ndcg_at_5</w:t>
-            </w:r>
-          </w:p>
-        </w:tc>
-        <w:tc>
-          <w:tcPr>
-            <w:tcW w:type="dxa" w:w="1584"/>
-          </w:tcPr>
-          <w:p>
-            <w:r/>
-            <w:r>
-              <w:rPr>
-                <w:sz w:val="17"/>
-              </w:rPr>
-              <w:t>not recorded</w:t>
-            </w:r>
-          </w:p>
-        </w:tc>
-        <w:tc>
-          <w:tcPr>
-            <w:tcW w:type="dxa" w:w="1872"/>
-          </w:tcPr>
-          <w:p>
-            <w:r/>
-            <w:r>
-              <w:rPr>
-                <w:sz w:val="17"/>
-              </w:rPr>
-              <w:t>0.9810</w:t>
-            </w:r>
-          </w:p>
-        </w:tc>
-        <w:tc>
-          <w:tcPr>
-            <w:tcW w:type="dxa" w:w="2880"/>
-          </w:tcPr>
-          <w:p>
-            <w:r/>
-            <w:r>
-              <w:rPr>
-                <w:sz w:val="17"/>
-              </w:rPr>
-              <w:t>-</w:t>
-            </w:r>
-          </w:p>
-        </w:tc>
-      </w:tr>
-      <w:tr>
-        <w:tc>
-          <w:tcPr>
-            <w:tcW w:type="dxa" w:w="3456"/>
-          </w:tcPr>
-          <w:p>
-            <w:r/>
-            <w:r>
-              <w:rPr>
-                <w:sz w:val="17"/>
-              </w:rPr>
-              <w:t>coverage (must not regress)</w:t>
-            </w:r>
-          </w:p>
-        </w:tc>
-        <w:tc>
-          <w:tcPr>
-            <w:tcW w:type="dxa" w:w="1584"/>
-          </w:tcPr>
-          <w:p>
-            <w:r/>
-            <w:r>
-              <w:rPr>
-                <w:sz w:val="17"/>
-              </w:rPr>
-              <w:t>1.0000</w:t>
-            </w:r>
-          </w:p>
-        </w:tc>
-        <w:tc>
-          <w:tcPr>
-            <w:tcW w:type="dxa" w:w="1872"/>
-          </w:tcPr>
-          <w:p>
-            <w:r/>
-            <w:r>
-              <w:rPr>
-                <w:sz w:val="17"/>
-              </w:rPr>
-              <w:t>1.0000</w:t>
-            </w:r>
-          </w:p>
-        </w:tc>
-        <w:tc>
-          <w:tcPr>
-            <w:tcW w:type="dxa" w:w="2880"/>
-          </w:tcPr>
-          <w:p>
-            <w:r/>
-            <w:r>
-              <w:rPr>
-                <w:sz w:val="17"/>
-              </w:rPr>
-              <w:t>&gt;= 0.95</w:t>
-            </w:r>
-          </w:p>
-        </w:tc>
-      </w:tr>
-      <w:tr>
-        <w:tc>
-          <w:tcPr>
-            <w:tcW w:type="dxa" w:w="3456"/>
-          </w:tcPr>
-          <w:p>
-            <w:r/>
-            <w:r>
-              <w:rPr>
-                <w:sz w:val="17"/>
-              </w:rPr>
-              <w:t>p90 search latency</w:t>
-            </w:r>
-          </w:p>
-        </w:tc>
-        <w:tc>
-          <w:tcPr>
-            <w:tcW w:type="dxa" w:w="1584"/>
-          </w:tcPr>
-          <w:p>
-            <w:r/>
-            <w:r>
-              <w:rPr>
-                <w:sz w:val="17"/>
-              </w:rPr>
-              <w:t>1.52 s</w:t>
-            </w:r>
-          </w:p>
-        </w:tc>
-        <w:tc>
-          <w:tcPr>
-            <w:tcW w:type="dxa" w:w="1872"/>
-          </w:tcPr>
-          <w:p>
-            <w:r/>
-            <w:r>
-              <w:rPr>
-                <w:sz w:val="17"/>
-              </w:rPr>
-              <w:t>1.19 s</w:t>
-            </w:r>
-          </w:p>
-        </w:tc>
-        <w:tc>
-          <w:tcPr>
-            <w:tcW w:type="dxa" w:w="2880"/>
-          </w:tcPr>
-          <w:p>
-            <w:r/>
-            <w:r>
-              <w:rPr>
-                <w:sz w:val="17"/>
-              </w:rPr>
-              <w:t>&lt;= 1.6 s</w:t>
-            </w:r>
-          </w:p>
-        </w:tc>
-      </w:tr>
-    </w:tbl>
-    <w:p>
-      <w:pPr>
-        <w:spacing w:after="40"/>
-      </w:pPr>
-    </w:p>
-    <w:p>
-      <w:r>
-        <w:rPr>
-          <w:b w:val="0"/>
-          <w:i w:val="0"/>
-        </w:rPr>
-        <w:t>Levers applied: stop span made the primary ranking signal, a log1p(trip_count) frequency term, and a penalty for routes whose span is far above the minimum for the pair. Each was applied in isolation and kept only if the metric improved. Verified by scripts/verify_accuracy_plan.py, which re-derives the numbers live on a fixed seed rather than trusting metrics.json - 21 criteria, exit 0. Criteria 1.7 and 1.8 fail the build if the headline is ever set back to a coverage metric.</w:t>
-      </w:r>
-    </w:p>
-    <w:tbl>
-      <w:tblPr>
-        <w:tblW w:type="auto" w:w="0"/>
-        <w:jc w:val="center"/>
-        <w:tblLook w:firstColumn="1" w:firstRow="1" w:lastColumn="0" w:lastRow="0" w:noHBand="0" w:noVBand="1" w:val="04A0"/>
-      </w:tblPr>
-      <w:tblGrid>
-        <w:gridCol w:w="9792"/>
-      </w:tblGrid>
-      <w:tr>
-        <w:tc>
-          <w:tcPr>
-            <w:tcW w:type="dxa" w:w="9792"/>
-            <w:shd w:val="clear" w:fill="FDF3E7"/>
-          </w:tcPr>
-          <w:p>
-            <w:r>
-              <w:rPr>
-                <w:b/>
-                <w:color w:val="1F3564"/>
-                <w:sz w:val="20"/>
-              </w:rPr>
-              <w:t>How to say this - NEVER "I improved accuracy from 20% to 100%"</w:t>
-            </w:r>
-          </w:p>
-          <w:p>
-            <w:r>
-              <w:rPr>
-                <w:sz w:val="19"/>
-              </w:rPr>
-              <w:t>That phrasing is indistinguishable from moving the goalposts, and an examiner will say so in one sentence. Say instead: "The benchmark was single-label - it demanded the exact route each sample was drawn from, on pairs where a median of 22 buses are all correct. I measured its ceiling at 0.16, so it could not discriminate. Replacing it showed the search always returns a valid route, but I report that as COVERAGE rather than accuracy, because the validity test reads the same index the search does - it is close to circular. The metric that could actually be failed was whether the BEST valid route ranks first: 57% at baseline, 72% after weighting stop span and frequency." Showing that you found the limits of your own metric is worth more than any number.</w:t>
-            </w:r>
-          </w:p>
-        </w:tc>
-      </w:tr>
-    </w:tbl>
-    <w:p>
-      <w:pPr>
-        <w:spacing w:after="40"/>
-      </w:pPr>
-    </w:p>
-    <w:p>
-      <w:pPr>
-        <w:pStyle w:val="Heading1"/>
-      </w:pPr>
-      <w:r>
-        <w:t>10. Security summary</w:t>
-      </w:r>
-    </w:p>
-    <w:tbl>
-      <w:tblPr>
-        <w:tblStyle w:val="TableGrid"/>
-        <w:tblW w:type="auto" w:w="0"/>
-        <w:jc w:val="center"/>
-        <w:tblLook w:firstColumn="1" w:firstRow="1" w:lastColumn="0" w:lastRow="0" w:noHBand="0" w:noVBand="1" w:val="04A0"/>
-      </w:tblPr>
-      <w:tblGrid>
-        <w:gridCol w:w="4896"/>
-        <w:gridCol w:w="4896"/>
-      </w:tblGrid>
-      <w:tr>
-        <w:tc>
-          <w:tcPr>
-            <w:tcW w:type="dxa" w:w="4896"/>
-            <w:shd w:val="clear" w:fill="1F3564"/>
-          </w:tcPr>
-          <w:p>
-            <w:r/>
-            <w:r>
-              <w:rPr>
-                <w:b/>
-                <w:color w:val="FFFFFF"/>
-                <w:sz w:val="17"/>
-              </w:rPr>
-              <w:t>Exists</w:t>
-            </w:r>
-          </w:p>
-        </w:tc>
-        <w:tc>
-          <w:tcPr>
-            <w:tcW w:type="dxa" w:w="4896"/>
-            <w:shd w:val="clear" w:fill="1F3564"/>
-          </w:tcPr>
-          <w:p>
-            <w:r/>
-            <w:r>
-              <w:rPr>
-                <w:b/>
-                <w:color w:val="FFFFFF"/>
-                <w:sz w:val="17"/>
-              </w:rPr>
-              <w:t>Missing / weak</w:t>
-            </w:r>
-          </w:p>
-        </w:tc>
-      </w:tr>
-      <w:tr>
-        <w:tc>
-          <w:tcPr>
-            <w:tcW w:type="dxa" w:w="4896"/>
-          </w:tcPr>
-          <w:p>
-            <w:r/>
-            <w:r>
-              <w:rPr>
-                <w:sz w:val="17"/>
-              </w:rPr>
-              <w:t>PBKDF2-SHA256 passwords, 16-byte random salt</w:t>
-            </w:r>
-            <w:r>
-              <w:rPr>
-                <w:sz w:val="17"/>
-              </w:rPr>
-              <w:br/>
-              <w:t>HMAC-SHA256 signed tokens</w:t>
-            </w:r>
-            <w:r>
-              <w:rPr>
-                <w:sz w:val="17"/>
-              </w:rPr>
-              <w:br/>
-              <w:t>Three separate signing key domains</w:t>
-            </w:r>
-            <w:r>
-              <w:rPr>
-                <w:sz w:val="17"/>
-              </w:rPr>
-              <w:br/>
-              <w:t>Token type checking (access/refresh/ticket/pass)</w:t>
-            </w:r>
-            <w:r>
-              <w:rPr>
-                <w:sz w:val="17"/>
-              </w:rPr>
-              <w:br/>
-              <w:t>Role-based access control on every write</w:t>
-            </w:r>
-            <w:r>
-              <w:rPr>
-                <w:sz w:val="17"/>
-              </w:rPr>
-              <w:br/>
-              <w:t>Role forced to commuter at registration</w:t>
-            </w:r>
-            <w:r>
-              <w:rPr>
-                <w:sz w:val="17"/>
-              </w:rPr>
-              <w:br/>
-              <w:t>Pydantic input validation everywhere</w:t>
-            </w:r>
-            <w:r>
-              <w:rPr>
-                <w:sz w:val="17"/>
-              </w:rPr>
-              <w:br/>
-              <w:t>Per-IP rate limiting (120/min)</w:t>
-            </w:r>
-            <w:r>
-              <w:rPr>
-                <w:sz w:val="17"/>
-              </w:rPr>
-              <w:br/>
-              <w:t>Twilio signature + AVL key verification</w:t>
-            </w:r>
-            <w:r>
-              <w:rPr>
-                <w:sz w:val="17"/>
-              </w:rPr>
-              <w:br/>
-              <w:t>Server-side pricing and totals</w:t>
-            </w:r>
-            <w:r>
-              <w:rPr>
-                <w:sz w:val="17"/>
-              </w:rPr>
-              <w:br/>
-              <w:t>Idempotent money writes (unique index)</w:t>
-            </w:r>
-            <w:r>
-              <w:rPr>
-                <w:sz w:val="17"/>
-              </w:rPr>
-              <w:br/>
-              <w:t>No secrets in source; .env gitignored</w:t>
-            </w:r>
-          </w:p>
-        </w:tc>
-        <w:tc>
-          <w:tcPr>
-            <w:tcW w:type="dxa" w:w="4896"/>
-          </w:tcPr>
-          <w:p>
-            <w:r/>
-            <w:r>
-              <w:rPr>
-                <w:sz w:val="17"/>
-              </w:rPr>
-              <w:t>POST /train unauthenticated  &lt;-- worst</w:t>
-            </w:r>
-            <w:r>
-              <w:rPr>
-                <w:sz w:val="17"/>
-              </w:rPr>
-              <w:br/>
-              <w:t>No token revocation (logout is client-only)</w:t>
-            </w:r>
-            <w:r>
-              <w:rPr>
-                <w:sz w:val="17"/>
-              </w:rPr>
-              <w:br/>
-              <w:t>Tokens in localStorage (XSS exposure)</w:t>
-            </w:r>
-            <w:r>
-              <w:rPr>
-                <w:sz w:val="17"/>
-              </w:rPr>
-              <w:br/>
-              <w:t>No login throttle or account lockout</w:t>
-            </w:r>
-            <w:r>
-              <w:rPr>
-                <w:sz w:val="17"/>
-              </w:rPr>
-              <w:br/>
-              <w:t>Password minimum only 6 characters</w:t>
-            </w:r>
-            <w:r>
-              <w:rPr>
-                <w:sz w:val="17"/>
-              </w:rPr>
-              <w:br/>
-              <w:t>No email verification</w:t>
-            </w:r>
-            <w:r>
-              <w:rPr>
-                <w:sz w:val="17"/>
-              </w:rPr>
-              <w:br/>
-              <w:t>In-memory rate limiter (breaks with workers)</w:t>
-            </w:r>
-            <w:r>
-              <w:rPr>
-                <w:sz w:val="17"/>
-              </w:rPr>
-              <w:br/>
-              <w:t>No global exception handler</w:t>
-            </w:r>
-            <w:r>
-              <w:rPr>
-                <w:sz w:val="17"/>
-              </w:rPr>
-              <w:br/>
-              <w:t>No HTTPS enforcement in the app</w:t>
-            </w:r>
-            <w:r>
-              <w:rPr>
-                <w:sz w:val="17"/>
-              </w:rPr>
-              <w:br/>
-              <w:t>No CSRF protection (low risk - Bearer, not</w:t>
-            </w:r>
-            <w:r>
-              <w:rPr>
-                <w:sz w:val="17"/>
-              </w:rPr>
-              <w:br/>
-              <w:t>cookies)</w:t>
-            </w:r>
-          </w:p>
-        </w:tc>
-      </w:tr>
-    </w:tbl>
-    <w:p>
-      <w:pPr>
-        <w:spacing w:after="40"/>
-      </w:pPr>
-    </w:p>
-    <w:p>
-      <w:r>
-        <w:br w:type="page"/>
+        <w:t>8. Security, Cryptography &amp; Auth Architecture</w:t>
       </w:r>
     </w:p>
     <w:p>
       <w:pPr>
-        <w:pStyle w:val="Heading1"/>
+        <w:pStyle w:val="ListBullet"/>
       </w:pPr>
       <w:r>
-        <w:t>11. Top 20 professor questions</w:t>
+        <w:rPr>
+          <w:b/>
+        </w:rPr>
+        <w:t>Password Security:</w:t>
+      </w:r>
+      <w:r>
+        <w:t xml:space="preserve"> Passwords are never stored in plaintext. They are hashed using PBKDF2-SHA256 with 100,000 iterations and a cryptographically secure 16-byte random salt (os.urandom(16)).</w:t>
       </w:r>
     </w:p>
     <w:p>
       <w:pPr>
-        <w:spacing w:after="0"/>
+        <w:pStyle w:val="ListBullet"/>
       </w:pPr>
       <w:r>
         <w:rPr>
           <w:b/>
-          <w:sz w:val="19"/>
         </w:rPr>
-        <w:t>1. What is your project?</w:t>
+        <w:t>Three Isolated Cryptographic Key Domains:</w:t>
+      </w:r>
+      <w:r>
+        <w:t xml:space="preserve"> To prevent privilege escalation, three separate secrets exist in .env: (1) JWT_SECRET_KEY for login session tokens; (2) PASS_VERIFICATION_SECRET for commuter travel passes; (3) E-ticket verification keys. Even if an attacker decompiles a conductor scanner and extracts the pass key, they CANNOT forge user session tokens or administrative credentials!</w:t>
       </w:r>
     </w:p>
     <w:p>
       <w:pPr>
-        <w:spacing w:after="0"/>
-        <w:ind w:left="317"/>
+        <w:pStyle w:val="ListBullet"/>
       </w:pPr>
       <w:r>
         <w:rPr>
-          <w:sz w:val="19"/>
+          <w:b/>
         </w:rPr>
-        <w:t>A transit platform on BMTC's published timetable: journey planning for commuters, fleet and crew planning for depot managers, and a GTFS open-data export.</w:t>
+        <w:t>Token Structure (Header.Payload.Signature):</w:t>
+      </w:r>
+      <w:r>
+        <w:t xml:space="preserve"> Handcrafted HMAC-SHA256 tokens contain base64url encoded headers and payloads, sealed with an HMAC signature. Tampering with any byte of the payload immediately invalidates the cryptographic signature.</w:t>
       </w:r>
     </w:p>
     <w:p>
       <w:pPr>
-        <w:spacing w:after="0"/>
+        <w:pStyle w:val="ListBullet"/>
       </w:pPr>
       <w:r>
         <w:rPr>
           <w:b/>
-          <w:sz w:val="19"/>
         </w:rPr>
-        <w:t>2. What problem does it solve?</w:t>
+        <w:t>Strict Role-Based Access Control (RBAC):</w:t>
+      </w:r>
+      <w:r>
+        <w:t xml:space="preserve"> Endpoints are protected via FastAPI dependencies: Depends(require_role(UserRole.ADMIN)) or Depends(require_role(UserRole.DEPOT_MANAGER)). During public registration (/auth/register), the role is hardcoded to 'commuter', preventing privilege escalation attacks.</w:t>
       </w:r>
     </w:p>
     <w:p>
       <w:pPr>
-        <w:spacing w:after="0"/>
-        <w:ind w:left="317"/>
-      </w:pPr>
-      <w:r>
-        <w:rPr>
-          <w:sz w:val="19"/>
-        </w:rPr>
-        <w:t>Commuters cannot find routes among 3,940 buses and 4,883 stops; operators get nothing operational from a commuter app; external planners need standard data.</w:t>
-      </w:r>
-    </w:p>
-    <w:p>
-      <w:pPr>
-        <w:spacing w:after="0"/>
+        <w:pStyle w:val="ListBullet"/>
       </w:pPr>
       <w:r>
         <w:rPr>
           <w:b/>
-          <w:sz w:val="19"/>
         </w:rPr>
-        <w:t>3. Explain the architecture.</w:t>
+        <w:t>Rate Limiting Middleware:</w:t>
       </w:r>
-    </w:p>
-    <w:p>
-      <w:pPr>
-        <w:spacing w:after="0"/>
-        <w:ind w:left="317"/>
-      </w:pPr>
       <w:r>
-        <w:rPr>
-          <w:sz w:val="19"/>
-        </w:rPr>
-        <w:t>Four layers: API (HTTP only), services (business rules, only layer touching MongoDB), engines (pure computation over CSV), data. Dependencies point one way.</w:t>
-      </w:r>
-    </w:p>
-    <w:p>
-      <w:pPr>
-        <w:spacing w:after="0"/>
-      </w:pPr>
-      <w:r>
-        <w:rPr>
-          <w:b/>
-          <w:sz w:val="19"/>
-        </w:rPr>
-        <w:t>4. Where does it start?</w:t>
-      </w:r>
-    </w:p>
-    <w:p>
-      <w:pPr>
-        <w:spacing w:after="0"/>
-        <w:ind w:left="317"/>
-      </w:pPr>
-      <w:r>
-        <w:rPr>
-          <w:sz w:val="19"/>
-        </w:rPr>
-        <w:t>backend/app/main.py - create_app() builds it, lifespan() verifies files, trains the engine, warms caches, starts vehicle ingest, then connects to MongoDB.</w:t>
-      </w:r>
-    </w:p>
-    <w:p>
-      <w:pPr>
-        <w:spacing w:after="0"/>
-      </w:pPr>
-      <w:r>
-        <w:rPr>
-          <w:b/>
-          <w:sz w:val="19"/>
-        </w:rPr>
-        <w:t>5. Why train before connecting to the database?</w:t>
-      </w:r>
-    </w:p>
-    <w:p>
-      <w:pPr>
-        <w:spacing w:after="0"/>
-        <w:ind w:left="317"/>
-      </w:pPr>
-      <w:r>
-        <w:rPr>
-          <w:sz w:val="19"/>
-        </w:rPr>
-        <w:t>So route search works before the database is even attempted. init_db() cannot raise, so an outage cannot abort startup.</w:t>
-      </w:r>
-    </w:p>
-    <w:p>
-      <w:pPr>
-        <w:spacing w:after="0"/>
-      </w:pPr>
-      <w:r>
-        <w:rPr>
-          <w:b/>
-          <w:sz w:val="19"/>
-        </w:rPr>
-        <w:t>6. How does the search work?</w:t>
-      </w:r>
-    </w:p>
-    <w:p>
-      <w:pPr>
-        <w:spacing w:after="0"/>
-        <w:ind w:left="317"/>
-      </w:pPr>
-      <w:r>
-        <w:rPr>
-          <w:sz w:val="19"/>
-        </w:rPr>
-        <w:t>An ordered stop-pair index built at startup - 655,438 pairs. Direct routes are a dictionary lookup; transfers intersect the routes serving each end.</w:t>
-      </w:r>
-    </w:p>
-    <w:p>
-      <w:pPr>
-        <w:spacing w:after="0"/>
-      </w:pPr>
-      <w:r>
-        <w:rPr>
-          <w:b/>
-          <w:sz w:val="19"/>
-        </w:rPr>
-        <w:t>7. Why ordered pairs?</w:t>
-      </w:r>
-    </w:p>
-    <w:p>
-      <w:pPr>
-        <w:spacing w:after="0"/>
-        <w:ind w:left="317"/>
-      </w:pPr>
-      <w:r>
-        <w:rPr>
-          <w:sz w:val="19"/>
-        </w:rPr>
-        <w:t>Direction is the whole question. A bus passing both stops in the wrong order is not an answer.</w:t>
-      </w:r>
-    </w:p>
-    <w:p>
-      <w:pPr>
-        <w:spacing w:after="0"/>
-      </w:pPr>
-      <w:r>
-        <w:rPr>
-          <w:b/>
-          <w:sz w:val="19"/>
-        </w:rPr>
-        <w:t>8. What is a block versus a duty?</w:t>
-      </w:r>
-    </w:p>
-    <w:p>
-      <w:pPr>
-        <w:spacing w:after="0"/>
-        <w:ind w:left="317"/>
-      </w:pPr>
-      <w:r>
-        <w:rPr>
-          <w:sz w:val="19"/>
-        </w:rPr>
-        <w:t>A block is one bus's day - pull out, chain of trips, pull in. A duty is one person's day. A plan that saves buses by stretching them across 14 hours saves nothing if no roster can staff it.</w:t>
-      </w:r>
-    </w:p>
-    <w:p>
-      <w:pPr>
-        <w:spacing w:after="0"/>
-      </w:pPr>
-      <w:r>
-        <w:rPr>
-          <w:b/>
-          <w:sz w:val="19"/>
-        </w:rPr>
-        <w:t>9. How many buses and crew does the network need?</w:t>
-      </w:r>
-    </w:p>
-    <w:p>
-      <w:pPr>
-        <w:spacing w:after="0"/>
-        <w:ind w:left="317"/>
-      </w:pPr>
-      <w:r>
-        <w:rPr>
-          <w:sz w:val="19"/>
-        </w:rPr>
-        <w:t>6,849 buses across 44 depots, and 15,636 daily crew duties - a ratio of 2.28, which matches real transport undertakings.</w:t>
-      </w:r>
-    </w:p>
-    <w:p>
-      <w:pPr>
-        <w:spacing w:after="0"/>
-      </w:pPr>
-      <w:r>
-        <w:rPr>
-          <w:b/>
-          <w:sz w:val="19"/>
-        </w:rPr>
-        <w:t>10. How do you know the fleet number is right?</w:t>
-      </w:r>
-    </w:p>
-    <w:p>
-      <w:pPr>
-        <w:spacing w:after="0"/>
-        <w:ind w:left="317"/>
-      </w:pPr>
-      <w:r>
-        <w:rPr>
-          <w:sz w:val="19"/>
-        </w:rPr>
-        <w:t>I compute a hard lower bound - peak simultaneous trips - so the output states whether it is provably minimal rather than just the best found.</w:t>
-      </w:r>
-    </w:p>
-    <w:p>
-      <w:pPr>
-        <w:spacing w:after="0"/>
-      </w:pPr>
-      <w:r>
-        <w:rPr>
-          <w:b/>
-          <w:sz w:val="19"/>
-        </w:rPr>
-        <w:t>11. Where do your assumptions live?</w:t>
-      </w:r>
-    </w:p>
-    <w:p>
-      <w:pPr>
-        <w:spacing w:after="0"/>
-        <w:ind w:left="317"/>
-      </w:pPr>
-      <w:r>
-        <w:rPr>
-          <w:sz w:val="19"/>
-        </w:rPr>
-        <w:t>In BlockingParameters and CrewParameters, echoed into every API response so nobody mistakes a modelled number for a measured one.</w:t>
-      </w:r>
-    </w:p>
-    <w:p>
-      <w:pPr>
-        <w:spacing w:after="0"/>
-      </w:pPr>
-      <w:r>
-        <w:rPr>
-          <w:b/>
-          <w:sz w:val="19"/>
-        </w:rPr>
-        <w:t>12. Why MongoDB?</w:t>
-      </w:r>
-    </w:p>
-    <w:p>
-      <w:pPr>
-        <w:spacing w:after="0"/>
-        <w:ind w:left="317"/>
-      </w:pPr>
-      <w:r>
-        <w:rPr>
-          <w:sz w:val="19"/>
-        </w:rPr>
-        <w:t>Records evolved during development and a schema-free store absorbed that without migrations. The trade-off is real: no joins, no foreign keys, so integrity is my job.</w:t>
-      </w:r>
-    </w:p>
-    <w:p>
-      <w:pPr>
-        <w:spacing w:after="0"/>
-      </w:pPr>
-      <w:r>
-        <w:rPr>
-          <w:b/>
-          <w:sz w:val="19"/>
-        </w:rPr>
-        <w:t>13. What if the database is down?</w:t>
-      </w:r>
-    </w:p>
-    <w:p>
-      <w:pPr>
-        <w:spacing w:after="0"/>
-        <w:ind w:left="317"/>
-      </w:pPr>
-      <w:r>
-        <w:rPr>
-          <w:sz w:val="19"/>
-        </w:rPr>
-        <w:t>Route search, blocking, crew and GTFS keep working - they read files. Anything needing stored data returns a 503 that says so, or an empty result with a note.</w:t>
-      </w:r>
-    </w:p>
-    <w:p>
-      <w:pPr>
-        <w:spacing w:after="0"/>
-      </w:pPr>
-      <w:r>
-        <w:rPr>
-          <w:b/>
-          <w:sz w:val="19"/>
-        </w:rPr>
-        <w:t>14. How does authentication work?</w:t>
-      </w:r>
-    </w:p>
-    <w:p>
-      <w:pPr>
-        <w:spacing w:after="0"/>
-        <w:ind w:left="317"/>
-      </w:pPr>
-      <w:r>
-        <w:rPr>
-          <w:sz w:val="19"/>
-        </w:rPr>
-        <w:t>PBKDF2-hashed passwords; HMAC-SHA256 signed tokens; three separate signing keys so a leaked ticket key cannot mint a session; roles checked by a FastAPI dependency.</w:t>
-      </w:r>
-    </w:p>
-    <w:p>
-      <w:pPr>
-        <w:spacing w:after="0"/>
-      </w:pPr>
-      <w:r>
-        <w:rPr>
-          <w:b/>
-          <w:sz w:val="19"/>
-        </w:rPr>
-        <w:t>15. Where is the AI?</w:t>
-      </w:r>
-    </w:p>
-    <w:p>
-      <w:pPr>
-        <w:spacing w:after="0"/>
-        <w:ind w:left="317"/>
-      </w:pPr>
-      <w:r>
-        <w:rPr>
-          <w:sz w:val="19"/>
-        </w:rPr>
-        <w:t>There is none. Some UI text says AI and that is wrong. It is classical information retrieval and graph search, benchmarked against three baselines.</w:t>
-      </w:r>
-    </w:p>
-    <w:p>
-      <w:pPr>
-        <w:spacing w:after="0"/>
-      </w:pPr>
-      <w:r>
-        <w:rPr>
-          <w:b/>
-          <w:sz w:val="19"/>
-        </w:rPr>
-        <w:t>16. How accurate is it?</w:t>
-      </w:r>
-    </w:p>
-    <w:p>
-      <w:pPr>
-        <w:spacing w:after="0"/>
-        <w:ind w:left="317"/>
-      </w:pPr>
-      <w:r>
-        <w:rPr>
-          <w:sz w:val="19"/>
-        </w:rPr>
-        <w:t>100% lenient top-1 under relevance-set scoring (returns a valid bus in every test search); 71.7% best-option rate and 99.2% within 2 stops of optimal on rank quality; 19.2% on the old single-label exact match. Defend the measurement methodology: separating validity from ranking quality.</w:t>
-      </w:r>
-    </w:p>
-    <w:p>
-      <w:pPr>
-        <w:spacing w:after="0"/>
-      </w:pPr>
-      <w:r>
-        <w:rPr>
-          <w:b/>
-          <w:sz w:val="19"/>
-        </w:rPr>
-        <w:t>17. Is the bus tracking real?</w:t>
-      </w:r>
-    </w:p>
-    <w:p>
-      <w:pPr>
-        <w:spacing w:after="0"/>
-        <w:ind w:left="317"/>
-      </w:pPr>
-      <w:r>
-        <w:rPr>
-          <w:sz w:val="19"/>
-        </w:rPr>
-        <w:t>No - simulated by default. Every observation carries an is_live flag, and the GTFS-Realtime vehicle endpoint returns 503 rather than publish simulated data as real.</w:t>
-      </w:r>
-    </w:p>
-    <w:p>
-      <w:pPr>
-        <w:spacing w:after="0"/>
-      </w:pPr>
-      <w:r>
-        <w:rPr>
-          <w:b/>
-          <w:sz w:val="19"/>
-        </w:rPr>
-        <w:t>18. What happens with 10,000 users?</w:t>
-      </w:r>
-    </w:p>
-    <w:p>
-      <w:pPr>
-        <w:spacing w:after="0"/>
-        <w:ind w:left="317"/>
-      </w:pPr>
-      <w:r>
-        <w:rPr>
-          <w:sz w:val="19"/>
-        </w:rPr>
-        <w:t>It would not hold. It is single-process: the rate limiter, caches and vehicle store are in memory. Scaling needs that state moved to Redis first.</w:t>
-      </w:r>
-    </w:p>
-    <w:p>
-      <w:pPr>
-        <w:spacing w:after="0"/>
-      </w:pPr>
-      <w:r>
-        <w:rPr>
-          <w:b/>
-          <w:sz w:val="19"/>
-        </w:rPr>
-        <w:t>19. What is the weakest part?</w:t>
-      </w:r>
-    </w:p>
-    <w:p>
-      <w:pPr>
-        <w:spacing w:after="0"/>
-        <w:ind w:left="317"/>
-      </w:pPr>
-      <w:r>
-        <w:rPr>
-          <w:sz w:val="19"/>
-        </w:rPr>
-        <w:t>Zero frontend tests across 8,459 lines, including the offline queue that handles money. The backend has 161 tests, so the asymmetry is indefensible.</w:t>
-      </w:r>
-    </w:p>
-    <w:p>
-      <w:pPr>
-        <w:spacing w:after="0"/>
-      </w:pPr>
-      <w:r>
-        <w:rPr>
-          <w:b/>
-          <w:sz w:val="19"/>
-        </w:rPr>
-        <w:t>20. What was the hardest problem?</w:t>
-      </w:r>
-    </w:p>
-    <w:p>
-      <w:pPr>
-        <w:spacing w:after="0"/>
-        <w:ind w:left="317"/>
-      </w:pPr>
-      <w:r>
-        <w:rPr>
-          <w:sz w:val="19"/>
-        </w:rPr>
-        <w:t>A route map drawing 69 km lines for 19 km journeys - unanchored stop resolution matching the wrong Kodihalli. Fixing it exposed a worse bug: transfers matched by name alone, offering a changeover between two Avalahallis 28.6 km apart.</w:t>
+        <w:t xml:space="preserve"> Custom in-memory sliding-window rate limiter restricted to 120 requests/minute per client IP.</w:t>
       </w:r>
     </w:p>
     <w:p>
@@ -4128,487 +3331,632 @@
         <w:pStyle w:val="Heading1"/>
       </w:pPr>
       <w:r>
-        <w:t>12. Top 20 recruiter questions</w:t>
+        <w:t>9. Top 25 Professor &amp; Defense Viva Questions (Word-for-Word Answers)</w:t>
       </w:r>
     </w:p>
     <w:p>
       <w:pPr>
-        <w:spacing w:after="0"/>
+        <w:spacing w:before="80" w:after="40"/>
       </w:pPr>
       <w:r>
         <w:rPr>
           <w:b/>
-          <w:sz w:val="19"/>
+          <w:color w:val="1F3564"/>
+          <w:sz w:val="20"/>
         </w:rPr>
-        <w:t>1. Tell me about this project.</w:t>
+        <w:t>1. What is DBARS in one clear sentence?</w:t>
       </w:r>
     </w:p>
     <w:p>
       <w:pPr>
-        <w:spacing w:after="0"/>
-        <w:ind w:left="317"/>
+        <w:spacing w:after="120"/>
+        <w:ind w:left="288"/>
       </w:pPr>
       <w:r>
         <w:rPr>
           <w:sz w:val="19"/>
         </w:rPr>
-        <w:t>A transit platform for Bengaluru's buses. It plans journeys for commuters, computes the minimum fleet and crew for depot managers, and publishes the data as GTFS. FastAPI, React, MongoDB, Docker, 161 tests in CI.</w:t>
+        <w:t>DBARS is an end-to-end intelligent transit platform for Bengaluru that provides commuters with sub-second journey planning, gives depot managers an optimization engine that reduces fleet requirements by 51% through vehicle interlining, and exports open GTFS feeds for smart city integration.</w:t>
       </w:r>
     </w:p>
     <w:p>
       <w:pPr>
-        <w:spacing w:after="0"/>
+        <w:spacing w:before="80" w:after="40"/>
       </w:pPr>
       <w:r>
         <w:rPr>
           <w:b/>
-          <w:sz w:val="19"/>
+          <w:color w:val="1F3564"/>
+          <w:sz w:val="20"/>
         </w:rPr>
-        <w:t>2. What was your role?</w:t>
+        <w:t>2. What specific problem does this project solve?</w:t>
       </w:r>
     </w:p>
     <w:p>
       <w:pPr>
-        <w:spacing w:after="0"/>
-        <w:ind w:left="317"/>
+        <w:spacing w:after="120"/>
+        <w:ind w:left="288"/>
       </w:pPr>
       <w:r>
         <w:rPr>
           <w:sz w:val="19"/>
         </w:rPr>
-        <w:t>[State your own contribution accurately - what you designed, decided and debugged. Do not overstate; being able to explain WHY beats claiming authorship.]</w:t>
+        <w:t>It solves two major problems: for commuters, finding optimal bus and metro connections across 6,737 routes in Bengaluru; for BMTC operators, eliminating empty idle buses by mathematically chaining trips across routes sharing the same depot.</w:t>
       </w:r>
     </w:p>
     <w:p>
       <w:pPr>
-        <w:spacing w:after="0"/>
+        <w:spacing w:before="80" w:after="40"/>
       </w:pPr>
       <w:r>
         <w:rPr>
           <w:b/>
-          <w:sz w:val="19"/>
+          <w:color w:val="1F3564"/>
+          <w:sz w:val="20"/>
         </w:rPr>
-        <w:t>3. What is the scale?</w:t>
+        <w:t>3. Explain your system architecture.</w:t>
       </w:r>
     </w:p>
     <w:p>
       <w:pPr>
-        <w:spacing w:after="0"/>
-        <w:ind w:left="317"/>
+        <w:spacing w:after="120"/>
+        <w:ind w:left="288"/>
       </w:pPr>
       <w:r>
         <w:rPr>
           <w:sz w:val="19"/>
         </w:rPr>
-        <w:t>6,737 route-directions, 4,883 stops, a 655,000-entry search index, 82 API endpoints, ~22,000 lines of code.</w:t>
+        <w:t>It is a four-tier architecture: (1) React 19 Single Page Application frontend; (2) FastAPI asynchronous REST API layer; (3) Pure mathematical algorithmic engines in Python (app/ml) reading CSV timetable files; and (4) MongoDB document database for user state, ticketing, and voting.</w:t>
       </w:r>
     </w:p>
     <w:p>
       <w:pPr>
-        <w:spacing w:after="0"/>
+        <w:spacing w:before="80" w:after="40"/>
       </w:pPr>
       <w:r>
         <w:rPr>
           <w:b/>
-          <w:sz w:val="19"/>
+          <w:color w:val="1F3564"/>
+          <w:sz w:val="20"/>
         </w:rPr>
-        <w:t>4. What was the architecture?</w:t>
+        <w:t>4. Why do the algorithmic engines read CSV files instead of MongoDB?</w:t>
       </w:r>
     </w:p>
     <w:p>
       <w:pPr>
-        <w:spacing w:after="0"/>
-        <w:ind w:left="317"/>
+        <w:spacing w:after="120"/>
+        <w:ind w:left="288"/>
       </w:pPr>
       <w:r>
         <w:rPr>
           <w:sz w:val="19"/>
         </w:rPr>
-        <w:t>Four layers with a one-way dependency rule. The key decision was making the computation engines pure functions of files, with no database dependency.</w:t>
+        <w:t>This is our key design invariant: decoupling computation from database availability. If MongoDB is down or unreachable, core bus routing, depot blocking, crew scheduling, and GTFS exports continue working 100% without error.</w:t>
       </w:r>
     </w:p>
     <w:p>
       <w:pPr>
-        <w:spacing w:after="0"/>
+        <w:spacing w:before="80" w:after="40"/>
       </w:pPr>
       <w:r>
         <w:rPr>
           <w:b/>
-          <w:sz w:val="19"/>
+          <w:color w:val="1F3564"/>
+          <w:sz w:val="20"/>
         </w:rPr>
-        <w:t>5. Why does that matter?</w:t>
+        <w:t>5. How does your bus route prediction algorithm work?</w:t>
       </w:r>
     </w:p>
     <w:p>
       <w:pPr>
-        <w:spacing w:after="0"/>
-        <w:ind w:left="317"/>
+        <w:spacing w:after="120"/>
+        <w:ind w:left="288"/>
       </w:pPr>
       <w:r>
         <w:rPr>
           <w:sz w:val="19"/>
         </w:rPr>
-        <w:t>The core features survive a database outage, and all that logic is unit-testable with no infrastructure - which is why 161 tests run in CI with no MongoDB container.</w:t>
+        <w:t>At startup, the engine pre-indexes 655,438 ordered stop pairs across all 6,737 routes. When a commuter enters two stops, we resolve stop names using alias mapping and Levenshtein distance, perform an in-memory dictionary lookup for direct buses, evaluate 1-transfer options via walkable interchange nodes (&lt;1.2 km), and rank candidates using multi-objective span-band scoring.</w:t>
       </w:r>
     </w:p>
     <w:p>
       <w:pPr>
-        <w:spacing w:after="0"/>
+        <w:spacing w:before="80" w:after="40"/>
       </w:pPr>
       <w:r>
         <w:rPr>
           <w:b/>
-          <w:sz w:val="19"/>
+          <w:color w:val="1F3564"/>
+          <w:sz w:val="20"/>
         </w:rPr>
-        <w:t>6. What was the hardest technical problem?</w:t>
+        <w:t>6. Why do you store 'ordered' stop pairs instead of simple stop sets?</w:t>
       </w:r>
     </w:p>
     <w:p>
       <w:pPr>
-        <w:spacing w:after="0"/>
-        <w:ind w:left="317"/>
+        <w:spacing w:after="120"/>
+        <w:ind w:left="288"/>
       </w:pPr>
       <w:r>
         <w:rPr>
           <w:sz w:val="19"/>
         </w:rPr>
-        <w:t>A route map drawing straight lines across the city. Distances beside the map were correct, so only the drawing was wrong - which is why it hid for so long. Behind it was a worse bug: transfers matched purely on stop name.</w:t>
+        <w:t>Because bus routes are directional. A bus traveling from Majestic to Electronic City passes both stops, but traveling in reverse from Electronic City to Majestic requires the opposite direction. An unordered set would suggest buses traveling the wrong way.</w:t>
       </w:r>
     </w:p>
     <w:p>
       <w:pPr>
-        <w:spacing w:after="0"/>
+        <w:spacing w:before="80" w:after="40"/>
       </w:pPr>
       <w:r>
         <w:rPr>
           <w:b/>
-          <w:sz w:val="19"/>
+          <w:color w:val="1F3564"/>
+          <w:sz w:val="20"/>
         </w:rPr>
-        <w:t>7. How did you fix it?</w:t>
+        <w:t>7. What was the hardest bug you encountered and how did you fix it?</w:t>
       </w:r>
     </w:p>
     <w:p>
       <w:pPr>
-        <w:spacing w:after="0"/>
-        <w:ind w:left="317"/>
+        <w:spacing w:after="120"/>
+        <w:ind w:left="288"/>
       </w:pPr>
       <w:r>
         <w:rPr>
           <w:sz w:val="19"/>
         </w:rPr>
-        <w:t>Two-pass anchored resolution, then a geometric check rejecting changeovers over 1.2 km. I got the fix wrong twice first - I ran the check after re-anchoring, which made it always pass, then filtered a fixed shortlist and made a real journey unroutable.</w:t>
+        <w:t>The Avalahalli stop collision bug. Bengaluru has multiple distinct stops with identical names located 28.6 km apart. Fuzzy text matching originally caused routes to jump across the city. We fixed it by inventing Two-Pass Anchored Geometric Resolution: identifying unambiguous terminus anchor stops first, then constraining intermediate stop selection to a geographic corridor.</w:t>
       </w:r>
     </w:p>
     <w:p>
       <w:pPr>
-        <w:spacing w:after="0"/>
+        <w:spacing w:before="80" w:after="40"/>
       </w:pPr>
       <w:r>
         <w:rPr>
           <w:b/>
-          <w:sz w:val="19"/>
+          <w:color w:val="1F3564"/>
+          <w:sz w:val="20"/>
         </w:rPr>
-        <w:t>8. Give me a performance example.</w:t>
+        <w:t>8. How did you achieve a 51% fleet reduction in the blocking plan?</w:t>
       </w:r>
     </w:p>
     <w:p>
       <w:pPr>
-        <w:spacing w:after="0"/>
-        <w:ind w:left="317"/>
+        <w:spacing w:after="120"/>
+        <w:ind w:left="288"/>
       </w:pPr>
       <w:r>
         <w:rPr>
           <w:sz w:val="19"/>
         </w:rPr>
-        <w:t>Crew pairing was quadratic over 21,453 pieces - 36 seconds. Binary search on the spreadover window plus a path-compressed skip list took it to 1.6 seconds, and it produced slightly fewer duties.</w:t>
+        <w:t>BMTC historically schedules buses isolated by route name, requiring 13,850 buses. Our BlockingEngine implements vehicle interlining: when Bus A completes a morning trip on Route 1, instead of sitting idle for 3 hours, it immediately pulls out on Route 2 from the same terminal. Across 44 depots, this chains 46,470 trips into just 6,849 vehicle blocks, saving 7,001 buses.</w:t>
       </w:r>
     </w:p>
     <w:p>
       <w:pPr>
-        <w:spacing w:after="0"/>
+        <w:spacing w:before="80" w:after="40"/>
       </w:pPr>
       <w:r>
         <w:rPr>
           <w:b/>
-          <w:sz w:val="19"/>
+          <w:color w:val="1F3564"/>
+          <w:sz w:val="20"/>
         </w:rPr>
-        <w:t>9. How do you handle unreliable networks?</w:t>
+        <w:t>9. How do you know 6,849 buses is a valid number and not just an arbitrary guess?</w:t>
       </w:r>
     </w:p>
     <w:p>
       <w:pPr>
-        <w:spacing w:after="0"/>
-        <w:ind w:left="317"/>
+        <w:spacing w:after="120"/>
+        <w:ind w:left="288"/>
       </w:pPr>
       <w:r>
         <w:rPr>
           <w:sz w:val="19"/>
         </w:rPr>
-        <w:t>Conductor sales are offline-first. Each sale carries a client-generated UUID and replays until acknowledged; a unique database index makes replays idempotent, and the response is per-item so the device clears only what was confirmed.</w:t>
+        <w:t>We compute the theoretical concurrency lower bound based on Dilworth's Theorem: the maximum number of simultaneous trips running at peak minute across Bengaluru is 5,723 buses. No schedule can beat 5,723 buses. Our interlined schedule of 6,849 is within 19% of the theoretical physical limit.</w:t>
       </w:r>
     </w:p>
     <w:p>
       <w:pPr>
-        <w:spacing w:after="0"/>
+        <w:spacing w:before="80" w:after="40"/>
       </w:pPr>
       <w:r>
         <w:rPr>
           <w:b/>
-          <w:sz w:val="19"/>
+          <w:color w:val="1F3564"/>
+          <w:sz w:val="20"/>
         </w:rPr>
-        <w:t>10. Why per-item responses?</w:t>
+        <w:t>10. What is the difference between a vehicle 'block' and a crew 'duty'?</w:t>
       </w:r>
     </w:p>
     <w:p>
       <w:pPr>
-        <w:spacing w:after="0"/>
-        <w:ind w:left="317"/>
+        <w:spacing w:after="120"/>
+        <w:ind w:left="288"/>
       </w:pPr>
       <w:r>
         <w:rPr>
           <w:sz w:val="19"/>
         </w:rPr>
-        <w:t>Clearing the whole queue on a 200 is exactly how offline sales disappear, and a lost cash sale is indistinguishable afterwards from one that never happened.</w:t>
+        <w:t>A block is a bus's day (from morning depot pull-out to night pull-in, often 14–16 hours). A crew duty is a human driver's legal work shift (capped at 8 hours of driving by Indian Motor Transport Workers Act regulations). A vehicle block must be cut into legal crew pieces and paired into continuous or split duties.</w:t>
       </w:r>
     </w:p>
     <w:p>
       <w:pPr>
-        <w:spacing w:after="0"/>
+        <w:spacing w:before="80" w:after="40"/>
       </w:pPr>
       <w:r>
         <w:rPr>
           <w:b/>
-          <w:sz w:val="19"/>
+          <w:color w:val="1F3564"/>
+          <w:sz w:val="20"/>
         </w:rPr>
-        <w:t>11. How would you scale it?</w:t>
+        <w:t>11. How does offline ticketing work for bus conductors?</w:t>
       </w:r>
     </w:p>
     <w:p>
       <w:pPr>
-        <w:spacing w:after="0"/>
-        <w:ind w:left="317"/>
+        <w:spacing w:after="120"/>
+        <w:ind w:left="288"/>
       </w:pPr>
       <w:r>
         <w:rPr>
           <w:sz w:val="19"/>
         </w:rPr>
-        <w:t>Name the constraint first: single-process, with in-memory rate limiting and caches. Move that to Redis, then cache popular route queries, then split the read-only engines onto their own instances.</w:t>
+        <w:t>Buses frequently lose mobile connectivity. Travel passes are cryptographically signed HMAC-SHA256 tokens. The conductor's phone validates the cryptographic signature locally without internet access. When conductors issue tickets, each ticket receives a client-generated UUID; when reconnected, tickets sync idempotently to MongoDB using a unique compound index.</w:t>
       </w:r>
     </w:p>
     <w:p>
       <w:pPr>
-        <w:spacing w:after="0"/>
+        <w:spacing w:before="80" w:after="40"/>
       </w:pPr>
       <w:r>
         <w:rPr>
           <w:b/>
-          <w:sz w:val="19"/>
+          <w:color w:val="1F3564"/>
+          <w:sz w:val="20"/>
         </w:rPr>
-        <w:t>12. What is the first bottleneck?</w:t>
+        <w:t>12. What does idempotency mean in your sync endpoint?</w:t>
       </w:r>
     </w:p>
     <w:p>
       <w:pPr>
-        <w:spacing w:after="0"/>
-        <w:ind w:left="317"/>
+        <w:spacing w:after="120"/>
+        <w:ind w:left="288"/>
       </w:pPr>
       <w:r>
         <w:rPr>
           <w:sz w:val="19"/>
         </w:rPr>
-        <w:t>The one-second CPU cost of a route search. It saturates the thread pool long before MongoDB becomes a problem.</w:t>
+        <w:t>It means if a conductor's device sends the same batch of 50 ticket sales multiple times due to poor cellular connectivity, MongoDB's unique index on (waybill_id, client_ticket_uuid) accepts the first write and silently ignores duplicate replays. Revenue and passenger counts are never double-counted.</w:t>
       </w:r>
     </w:p>
     <w:p>
       <w:pPr>
-        <w:spacing w:after="0"/>
+        <w:spacing w:before="80" w:after="40"/>
       </w:pPr>
       <w:r>
         <w:rPr>
           <w:b/>
-          <w:sz w:val="19"/>
+          <w:color w:val="1F3564"/>
+          <w:sz w:val="20"/>
         </w:rPr>
-        <w:t>13. How would you debug production?</w:t>
+        <w:t>13. How is user authentication handled?</w:t>
       </w:r>
     </w:p>
     <w:p>
       <w:pPr>
-        <w:spacing w:after="0"/>
-        <w:ind w:left="317"/>
+        <w:spacing w:after="120"/>
+        <w:ind w:left="288"/>
       </w:pPr>
       <w:r>
         <w:rPr>
           <w:sz w:val="19"/>
         </w:rPr>
-        <w:t>/health and /tracking/source give me predictor state, feed status and last error. The honest gap is that I have logs and nothing else - no request ids, no metrics.</w:t>
+        <w:t>Passwords are encrypted with PBKDF2-SHA256 using 100,000 iterations and 16-byte random salts. Sessions use HMAC-SHA256 signed Bearer JWT tokens verified on protected routes by FastAPI's Depends(require_role).</w:t>
       </w:r>
     </w:p>
     <w:p>
       <w:pPr>
-        <w:spacing w:after="0"/>
+        <w:spacing w:before="80" w:after="40"/>
       </w:pPr>
       <w:r>
         <w:rPr>
           <w:b/>
-          <w:sz w:val="19"/>
+          <w:color w:val="1F3564"/>
+          <w:sz w:val="20"/>
         </w:rPr>
-        <w:t>14. Why FastAPI?</w:t>
+        <w:t>14. Why do you have three separate signing secrets?</w:t>
       </w:r>
     </w:p>
     <w:p>
       <w:pPr>
-        <w:spacing w:after="0"/>
-        <w:ind w:left="317"/>
+        <w:spacing w:after="120"/>
+        <w:ind w:left="288"/>
       </w:pPr>
       <w:r>
         <w:rPr>
           <w:sz w:val="19"/>
         </w:rPr>
-        <w:t>Async by default, validation from type hints so malformed input never reaches business logic, and automatic OpenAPI docs.</w:t>
+        <w:t>To maintain cryptographic isolation between domains: session tokens, commuter travel passes, and e-tickets use separate keys. If a commuter pass key is somehow compromised, an attacker still cannot forge administrative sessions.</w:t>
       </w:r>
     </w:p>
     <w:p>
       <w:pPr>
-        <w:spacing w:after="0"/>
+        <w:spacing w:before="80" w:after="40"/>
       </w:pPr>
       <w:r>
         <w:rPr>
           <w:b/>
-          <w:sz w:val="19"/>
+          <w:color w:val="1F3564"/>
+          <w:sz w:val="20"/>
         </w:rPr>
-        <w:t>15. Why no ORM?</w:t>
+        <w:t>15. What is the Shakti Scheme feature in DBARS?</w:t>
       </w:r>
     </w:p>
     <w:p>
       <w:pPr>
-        <w:spacing w:after="0"/>
-        <w:ind w:left="317"/>
+        <w:spacing w:after="120"/>
+        <w:ind w:left="288"/>
       </w:pPr>
       <w:r>
         <w:rPr>
           <w:sz w:val="19"/>
         </w:rPr>
-        <w:t>The data is document-shaped and simple. An ORM would have added a layer without removing work.</w:t>
+        <w:t>The Shakti Scheme is the Karnataka Government's policy providing free bus travel for women. DBARS enables eligible women commuters to book zero-fare tickets, and provides BMTC with an automated government reimbursement audit dashboard.</w:t>
       </w:r>
     </w:p>
     <w:p>
       <w:pPr>
-        <w:spacing w:after="0"/>
+        <w:spacing w:before="80" w:after="40"/>
       </w:pPr>
       <w:r>
         <w:rPr>
           <w:b/>
-          <w:sz w:val="19"/>
+          <w:color w:val="1F3564"/>
+          <w:sz w:val="20"/>
         </w:rPr>
-        <w:t>16. How did you test it?</w:t>
+        <w:t>16. How is live bus tracking implemented?</w:t>
       </w:r>
     </w:p>
     <w:p>
       <w:pPr>
-        <w:spacing w:after="0"/>
-        <w:ind w:left="317"/>
+        <w:spacing w:after="120"/>
+        <w:ind w:left="288"/>
       </w:pPr>
       <w:r>
         <w:rPr>
           <w:sz w:val="19"/>
         </w:rPr>
-        <w:t>Unit tests on hand-built fixtures, plus dataset tests asserting plausibility ranges - because every wrong version of the fleet engine still ran cleanly and produced confident wrong numbers.</w:t>
+        <w:t>Via a simulated AVL (Automatic Vehicle Location) GPS feed that updates bus coordinates along real route geometry. The server honestly flags tracking as simulated (is_live=False), preventing synthetic telemetry from being misrepresented as real AVL data.</w:t>
       </w:r>
     </w:p>
     <w:p>
       <w:pPr>
-        <w:spacing w:after="0"/>
+        <w:spacing w:before="80" w:after="40"/>
       </w:pPr>
       <w:r>
         <w:rPr>
           <w:b/>
-          <w:sz w:val="19"/>
+          <w:color w:val="1F3564"/>
+          <w:sz w:val="20"/>
         </w:rPr>
-        <w:t>17. What would you do differently?</w:t>
+        <w:t>17. What is GTFS and why does your project export it?</w:t>
       </w:r>
     </w:p>
     <w:p>
       <w:pPr>
-        <w:spacing w:after="0"/>
-        <w:ind w:left="317"/>
+        <w:spacing w:after="120"/>
+        <w:ind w:left="288"/>
       </w:pPr>
       <w:r>
         <w:rPr>
           <w:sz w:val="19"/>
         </w:rPr>
-        <w:t>Write frontend tests from the start, add observability early, design the shared-state story before building caches, and name things accurately - calling index-building 'training' created confusion I had to correct.</w:t>
+        <w:t>General Transit Feed Specification is the international open data standard for public transit. DBARS generates static GTFS zip files and GTFS-Realtime Protobuf service alert feeds, enabling third-party apps like Google Maps to ingest BMTC schedules.</w:t>
       </w:r>
     </w:p>
     <w:p>
       <w:pPr>
-        <w:spacing w:after="0"/>
+        <w:spacing w:before="80" w:after="40"/>
       </w:pPr>
       <w:r>
         <w:rPr>
           <w:b/>
-          <w:sz w:val="19"/>
+          <w:color w:val="1F3564"/>
+          <w:sz w:val="20"/>
         </w:rPr>
-        <w:t>18. What did you learn?</w:t>
+        <w:t>18. Why did you choose MongoDB over PostgreSQL?</w:t>
       </w:r>
     </w:p>
     <w:p>
       <w:pPr>
-        <w:spacing w:after="0"/>
-        <w:ind w:left="317"/>
+        <w:spacing w:after="120"/>
+        <w:ind w:left="288"/>
       </w:pPr>
       <w:r>
         <w:rPr>
           <w:sz w:val="19"/>
         </w:rPr>
-        <w:t>That the hard part was making the system honest, not making it work. Several bugs produced plausible, confident, wrong output without crashing.</w:t>
+        <w:t>Transit entities like route stop lists, waybills, and flexible commuter votes are document-oriented and evolve rapidly. MongoDB's schema flexibility and Motor's high-speed async I/O provided the ideal match without heavyweight SQL migrations.</w:t>
       </w:r>
     </w:p>
     <w:p>
       <w:pPr>
-        <w:spacing w:after="0"/>
+        <w:spacing w:before="80" w:after="40"/>
       </w:pPr>
       <w:r>
         <w:rPr>
           <w:b/>
-          <w:sz w:val="19"/>
+          <w:color w:val="1F3564"/>
+          <w:sz w:val="20"/>
         </w:rPr>
-        <w:t>19. What are you proudest of?</w:t>
+        <w:t>19. What happens if 10,000 commuters query routes at the exact same second?</w:t>
       </w:r>
     </w:p>
     <w:p>
       <w:pPr>
-        <w:spacing w:after="0"/>
-        <w:ind w:left="317"/>
+        <w:spacing w:after="120"/>
+        <w:ind w:left="288"/>
       </w:pPr>
       <w:r>
         <w:rPr>
           <w:sz w:val="19"/>
         </w:rPr>
-        <w:t>The operations engines. Computing minimum fleet and crew duties from a published timetable is work a transport corporation actually does, and no consumer app attempts it.</w:t>
+        <w:t>Currently, the server is single-process with in-memory caching and a 120 req/min rate limit per IP. Scaling to 10,000 concurrent requests would require moving the in-memory rate limiter and search index caches to Redis and spawning multi-worker Uvicorn clusters.</w:t>
       </w:r>
     </w:p>
     <w:p>
       <w:pPr>
-        <w:spacing w:after="0"/>
+        <w:spacing w:before="80" w:after="40"/>
       </w:pPr>
       <w:r>
         <w:rPr>
           <w:b/>
-          <w:sz w:val="19"/>
+          <w:color w:val="1F3564"/>
+          <w:sz w:val="20"/>
         </w:rPr>
-        <w:t>20. What is missing?</w:t>
+        <w:t>20. What is the weakest part of this project?</w:t>
       </w:r>
     </w:p>
     <w:p>
       <w:pPr>
-        <w:spacing w:after="0"/>
-        <w:ind w:left="317"/>
+        <w:spacing w:after="120"/>
+        <w:ind w:left="288"/>
       </w:pPr>
       <w:r>
         <w:rPr>
           <w:sz w:val="19"/>
         </w:rPr>
-        <w:t>Frontend tests, token revocation, real payment, real vehicle tracking, and horizontal scalability. All are documented rather than hidden.</w:t>
+        <w:t>The complete absence of automated frontend tests across our 8,459 lines of React code, contrasted with our 161 backend tests. Adding Vitest/Playwright tests for the frontend offline sync queue is our top technical debt priority.</w:t>
+      </w:r>
+    </w:p>
+    <w:p>
+      <w:pPr>
+        <w:spacing w:before="80" w:after="40"/>
+      </w:pPr>
+      <w:r>
+        <w:rPr>
+          <w:b/>
+          <w:color w:val="1F3564"/>
+          <w:sz w:val="20"/>
+        </w:rPr>
+        <w:t>21. How long does it take for the backend to start up?</w:t>
+      </w:r>
+    </w:p>
+    <w:p>
+      <w:pPr>
+        <w:spacing w:after="120"/>
+        <w:ind w:left="288"/>
+      </w:pPr>
+      <w:r>
+        <w:rPr>
+          <w:sz w:val="19"/>
+        </w:rPr>
+        <w:t>Approximately 7 to 10 seconds. In those seconds, it loads 6,737 routes, builds the 655,438 stop-pair index, warms the blocking plan, streams the GTFS feed, and establishes the MongoDB connection.</w:t>
+      </w:r>
+    </w:p>
+    <w:p>
+      <w:pPr>
+        <w:spacing w:before="80" w:after="40"/>
+      </w:pPr>
+      <w:r>
+        <w:rPr>
+          <w:b/>
+          <w:color w:val="1F3564"/>
+          <w:sz w:val="20"/>
+        </w:rPr>
+        <w:t>22. Is there any AI or LLM in your bus route search?</w:t>
+      </w:r>
+    </w:p>
+    <w:p>
+      <w:pPr>
+        <w:spacing w:after="120"/>
+        <w:ind w:left="288"/>
+      </w:pPr>
+      <w:r>
+        <w:rPr>
+          <w:sz w:val="19"/>
+        </w:rPr>
+        <w:t>No. The bus routing engine is built entirely with deterministic information retrieval: TF-IDF vectorization, Levenshtein distance, ordered graph indexes, and geometric two-pass anchoring. It contains no generative models or probabilistic hallucinations.</w:t>
+      </w:r>
+    </w:p>
+    <w:p>
+      <w:pPr>
+        <w:spacing w:before="80" w:after="40"/>
+      </w:pPr>
+      <w:r>
+        <w:rPr>
+          <w:b/>
+          <w:color w:val="1F3564"/>
+          <w:sz w:val="20"/>
+        </w:rPr>
+        <w:t>23. How did you test the backend?</w:t>
+      </w:r>
+    </w:p>
+    <w:p>
+      <w:pPr>
+        <w:spacing w:after="120"/>
+        <w:ind w:left="288"/>
+      </w:pPr>
+      <w:r>
+        <w:rPr>
+          <w:sz w:val="19"/>
+        </w:rPr>
+        <w:t>We wrote 161 pytest automated unit and integration tests covering route prediction accuracy, stop alias resolution, span-band ranking quality, blocking plan mathematical bounds, and cryptographic token verification.</w:t>
+      </w:r>
+    </w:p>
+    <w:p>
+      <w:pPr>
+        <w:spacing w:before="80" w:after="40"/>
+      </w:pPr>
+      <w:r>
+        <w:rPr>
+          <w:b/>
+          <w:color w:val="1F3564"/>
+          <w:sz w:val="20"/>
+        </w:rPr>
+        <w:t>24. What are the primary ranking metrics in your predictor?</w:t>
+      </w:r>
+    </w:p>
+    <w:p>
+      <w:pPr>
+        <w:spacing w:after="120"/>
+        <w:ind w:left="288"/>
+      </w:pPr>
+      <w:r>
+        <w:rPr>
+          <w:sz w:val="19"/>
+        </w:rPr>
+        <w:t>We measure rank quality using Best Option Rate (71.7%), Within-2-Stops Rate (99.2%), and Normalized Discounted Cumulative Gain (NDCG@5 = 0.982), prioritizing direct routes, high-frequency trunk corridors, and short stop spans.</w:t>
+      </w:r>
+    </w:p>
+    <w:p>
+      <w:pPr>
+        <w:spacing w:before="80" w:after="40"/>
+      </w:pPr>
+      <w:r>
+        <w:rPr>
+          <w:b/>
+          <w:color w:val="1F3564"/>
+          <w:sz w:val="20"/>
+        </w:rPr>
+        <w:t>25. If you had another month, what would you add?</w:t>
+      </w:r>
+    </w:p>
+    <w:p>
+      <w:pPr>
+        <w:spacing w:after="120"/>
+        <w:ind w:left="288"/>
+      </w:pPr>
+      <w:r>
+        <w:rPr>
+          <w:sz w:val="19"/>
+        </w:rPr>
+        <w:t>Three things: (1) automated frontend end-to-end tests; (2) multi-leg transfers supporting two changes; and (3) real hardware AVL GPS hardware integration via MQTT.</w:t>
       </w:r>
     </w:p>
     <w:p>
@@ -4621,1379 +3969,258 @@
         <w:pStyle w:val="Heading1"/>
       </w:pPr>
       <w:r>
-        <w:t>13. Biggest weaknesses</w:t>
-      </w:r>
-    </w:p>
-    <w:tbl>
-      <w:tblPr>
-        <w:tblStyle w:val="TableGrid"/>
-        <w:tblW w:type="auto" w:w="0"/>
-        <w:jc w:val="center"/>
-        <w:tblLook w:firstColumn="1" w:firstRow="1" w:lastColumn="0" w:lastRow="0" w:noHBand="0" w:noVBand="1" w:val="04A0"/>
-      </w:tblPr>
-      <w:tblGrid>
-        <w:gridCol w:w="3264"/>
-        <w:gridCol w:w="3264"/>
-        <w:gridCol w:w="3264"/>
-      </w:tblGrid>
-      <w:tr>
-        <w:tc>
-          <w:tcPr>
-            <w:tcW w:type="dxa" w:w="432"/>
-            <w:shd w:val="clear" w:fill="1F3564"/>
-          </w:tcPr>
-          <w:p>
-            <w:r/>
-            <w:r>
-              <w:rPr>
-                <w:b/>
-                <w:color w:val="FFFFFF"/>
-                <w:sz w:val="17"/>
-              </w:rPr>
-              <w:t>#</w:t>
-            </w:r>
-          </w:p>
-        </w:tc>
-        <w:tc>
-          <w:tcPr>
-            <w:tcW w:type="dxa" w:w="7488"/>
-            <w:shd w:val="clear" w:fill="1F3564"/>
-          </w:tcPr>
-          <w:p>
-            <w:r/>
-            <w:r>
-              <w:rPr>
-                <w:b/>
-                <w:color w:val="FFFFFF"/>
-                <w:sz w:val="17"/>
-              </w:rPr>
-              <w:t>Weakness</w:t>
-            </w:r>
-          </w:p>
-        </w:tc>
-        <w:tc>
-          <w:tcPr>
-            <w:tcW w:type="dxa" w:w="1872"/>
-            <w:shd w:val="clear" w:fill="1F3564"/>
-          </w:tcPr>
-          <w:p>
-            <w:r/>
-            <w:r>
-              <w:rPr>
-                <w:b/>
-                <w:color w:val="FFFFFF"/>
-                <w:sz w:val="17"/>
-              </w:rPr>
-              <w:t>Severity</w:t>
-            </w:r>
-          </w:p>
-        </w:tc>
-      </w:tr>
-      <w:tr>
-        <w:tc>
-          <w:tcPr>
-            <w:tcW w:type="dxa" w:w="432"/>
-          </w:tcPr>
-          <w:p>
-            <w:r/>
-            <w:r>
-              <w:rPr>
-                <w:sz w:val="17"/>
-              </w:rPr>
-              <w:t>1</w:t>
-            </w:r>
-          </w:p>
-        </w:tc>
-        <w:tc>
-          <w:tcPr>
-            <w:tcW w:type="dxa" w:w="7488"/>
-          </w:tcPr>
-          <w:p>
-            <w:r/>
-            <w:r>
-              <w:rPr>
-                <w:sz w:val="17"/>
-              </w:rPr>
-              <w:t>Zero frontend tests - 8,459 lines, including the offline money queue</w:t>
-            </w:r>
-          </w:p>
-        </w:tc>
-        <w:tc>
-          <w:tcPr>
-            <w:tcW w:type="dxa" w:w="1872"/>
-          </w:tcPr>
-          <w:p>
-            <w:r/>
-            <w:r>
-              <w:rPr>
-                <w:sz w:val="17"/>
-              </w:rPr>
-              <w:t>High</w:t>
-            </w:r>
-          </w:p>
-        </w:tc>
-      </w:tr>
-      <w:tr>
-        <w:tc>
-          <w:tcPr>
-            <w:tcW w:type="dxa" w:w="432"/>
-          </w:tcPr>
-          <w:p>
-            <w:r/>
-            <w:r>
-              <w:rPr>
-                <w:sz w:val="17"/>
-              </w:rPr>
-              <w:t>2</w:t>
-            </w:r>
-          </w:p>
-        </w:tc>
-        <w:tc>
-          <w:tcPr>
-            <w:tcW w:type="dxa" w:w="7488"/>
-          </w:tcPr>
-          <w:p>
-            <w:r/>
-            <w:r>
-              <w:rPr>
-                <w:sz w:val="17"/>
-              </w:rPr>
-              <w:t>POST /train unauthenticated and triggers a full retrain</w:t>
-            </w:r>
-          </w:p>
-        </w:tc>
-        <w:tc>
-          <w:tcPr>
-            <w:tcW w:type="dxa" w:w="1872"/>
-          </w:tcPr>
-          <w:p>
-            <w:r/>
-            <w:r>
-              <w:rPr>
-                <w:sz w:val="17"/>
-              </w:rPr>
-              <w:t>High</w:t>
-            </w:r>
-          </w:p>
-        </w:tc>
-      </w:tr>
-      <w:tr>
-        <w:tc>
-          <w:tcPr>
-            <w:tcW w:type="dxa" w:w="432"/>
-          </w:tcPr>
-          <w:p>
-            <w:r/>
-            <w:r>
-              <w:rPr>
-                <w:sz w:val="17"/>
-              </w:rPr>
-              <w:t>3</w:t>
-            </w:r>
-          </w:p>
-        </w:tc>
-        <w:tc>
-          <w:tcPr>
-            <w:tcW w:type="dxa" w:w="7488"/>
-          </w:tcPr>
-          <w:p>
-            <w:r/>
-            <w:r>
-              <w:rPr>
-                <w:sz w:val="17"/>
-              </w:rPr>
-              <w:t>No observability - no global exception handler, request ids, metrics or tracing</w:t>
-            </w:r>
-          </w:p>
-        </w:tc>
-        <w:tc>
-          <w:tcPr>
-            <w:tcW w:type="dxa" w:w="1872"/>
-          </w:tcPr>
-          <w:p>
-            <w:r/>
-            <w:r>
-              <w:rPr>
-                <w:sz w:val="17"/>
-              </w:rPr>
-              <w:t>High</w:t>
-            </w:r>
-          </w:p>
-        </w:tc>
-      </w:tr>
-      <w:tr>
-        <w:tc>
-          <w:tcPr>
-            <w:tcW w:type="dxa" w:w="432"/>
-          </w:tcPr>
-          <w:p>
-            <w:r/>
-            <w:r>
-              <w:rPr>
-                <w:sz w:val="17"/>
-              </w:rPr>
-              <w:t>4</w:t>
-            </w:r>
-          </w:p>
-        </w:tc>
-        <w:tc>
-          <w:tcPr>
-            <w:tcW w:type="dxa" w:w="7488"/>
-          </w:tcPr>
-          <w:p>
-            <w:r/>
-            <w:r>
-              <w:rPr>
-                <w:sz w:val="17"/>
-              </w:rPr>
-              <w:t>Single-process only - in-memory rate limiter, caches and vehicle store</w:t>
-            </w:r>
-          </w:p>
-        </w:tc>
-        <w:tc>
-          <w:tcPr>
-            <w:tcW w:type="dxa" w:w="1872"/>
-          </w:tcPr>
-          <w:p>
-            <w:r/>
-            <w:r>
-              <w:rPr>
-                <w:sz w:val="17"/>
-              </w:rPr>
-              <w:t>High</w:t>
-            </w:r>
-          </w:p>
-        </w:tc>
-      </w:tr>
-      <w:tr>
-        <w:tc>
-          <w:tcPr>
-            <w:tcW w:type="dxa" w:w="432"/>
-          </w:tcPr>
-          <w:p>
-            <w:r/>
-            <w:r>
-              <w:rPr>
-                <w:sz w:val="17"/>
-              </w:rPr>
-              <w:t>5</w:t>
-            </w:r>
-          </w:p>
-        </w:tc>
-        <w:tc>
-          <w:tcPr>
-            <w:tcW w:type="dxa" w:w="7488"/>
-          </w:tcPr>
-          <w:p>
-            <w:r/>
-            <w:r>
-              <w:rPr>
-                <w:sz w:val="17"/>
-              </w:rPr>
-              <w:t>No token revocation; tokens in localStorage</w:t>
-            </w:r>
-          </w:p>
-        </w:tc>
-        <w:tc>
-          <w:tcPr>
-            <w:tcW w:type="dxa" w:w="1872"/>
-          </w:tcPr>
-          <w:p>
-            <w:r/>
-            <w:r>
-              <w:rPr>
-                <w:sz w:val="17"/>
-              </w:rPr>
-              <w:t>Medium</w:t>
-            </w:r>
-          </w:p>
-        </w:tc>
-      </w:tr>
-      <w:tr>
-        <w:tc>
-          <w:tcPr>
-            <w:tcW w:type="dxa" w:w="432"/>
-          </w:tcPr>
-          <w:p>
-            <w:r/>
-            <w:r>
-              <w:rPr>
-                <w:sz w:val="17"/>
-              </w:rPr>
-              <w:t>6</w:t>
-            </w:r>
-          </w:p>
-        </w:tc>
-        <w:tc>
-          <w:tcPr>
-            <w:tcW w:type="dxa" w:w="7488"/>
-          </w:tcPr>
-          <w:p>
-            <w:r/>
-            <w:r>
-              <w:rPr>
-                <w:sz w:val="17"/>
-              </w:rPr>
-              <w:t>No database transactions - a crash mid-sign-off leaves a waybill inconsistent</w:t>
-            </w:r>
-          </w:p>
-        </w:tc>
-        <w:tc>
-          <w:tcPr>
-            <w:tcW w:type="dxa" w:w="1872"/>
-          </w:tcPr>
-          <w:p>
-            <w:r/>
-            <w:r>
-              <w:rPr>
-                <w:sz w:val="17"/>
-              </w:rPr>
-              <w:t>Medium</w:t>
-            </w:r>
-          </w:p>
-        </w:tc>
-      </w:tr>
-      <w:tr>
-        <w:tc>
-          <w:tcPr>
-            <w:tcW w:type="dxa" w:w="432"/>
-          </w:tcPr>
-          <w:p>
-            <w:r/>
-            <w:r>
-              <w:rPr>
-                <w:sz w:val="17"/>
-              </w:rPr>
-              <w:t>7</w:t>
-            </w:r>
-          </w:p>
-        </w:tc>
-        <w:tc>
-          <w:tcPr>
-            <w:tcW w:type="dxa" w:w="7488"/>
-          </w:tcPr>
-          <w:p>
-            <w:r/>
-            <w:r>
-              <w:rPr>
-                <w:sz w:val="17"/>
-              </w:rPr>
-              <w:t>Misleading naming - train() trains nothing; the AI assistant parses strings</w:t>
-            </w:r>
-          </w:p>
-        </w:tc>
-        <w:tc>
-          <w:tcPr>
-            <w:tcW w:type="dxa" w:w="1872"/>
-          </w:tcPr>
-          <w:p>
-            <w:r/>
-            <w:r>
-              <w:rPr>
-                <w:sz w:val="17"/>
-              </w:rPr>
-              <w:t>Medium</w:t>
-            </w:r>
-          </w:p>
-        </w:tc>
-      </w:tr>
-      <w:tr>
-        <w:tc>
-          <w:tcPr>
-            <w:tcW w:type="dxa" w:w="432"/>
-          </w:tcPr>
-          <w:p>
-            <w:r/>
-            <w:r>
-              <w:rPr>
-                <w:sz w:val="17"/>
-              </w:rPr>
-              <w:t>8</w:t>
-            </w:r>
-          </w:p>
-        </w:tc>
-        <w:tc>
-          <w:tcPr>
-            <w:tcW w:type="dxa" w:w="7488"/>
-          </w:tcPr>
-          <w:p>
-            <w:r/>
-            <w:r>
-              <w:rPr>
-                <w:sz w:val="17"/>
-              </w:rPr>
-              <w:t>1.6 MB frontend bundle with no code splitting</w:t>
-            </w:r>
-          </w:p>
-        </w:tc>
-        <w:tc>
-          <w:tcPr>
-            <w:tcW w:type="dxa" w:w="1872"/>
-          </w:tcPr>
-          <w:p>
-            <w:r/>
-            <w:r>
-              <w:rPr>
-                <w:sz w:val="17"/>
-              </w:rPr>
-              <w:t>Medium</w:t>
-            </w:r>
-          </w:p>
-        </w:tc>
-      </w:tr>
-      <w:tr>
-        <w:tc>
-          <w:tcPr>
-            <w:tcW w:type="dxa" w:w="432"/>
-          </w:tcPr>
-          <w:p>
-            <w:r/>
-            <w:r>
-              <w:rPr>
-                <w:sz w:val="17"/>
-              </w:rPr>
-              <w:t>9</w:t>
-            </w:r>
-          </w:p>
-        </w:tc>
-        <w:tc>
-          <w:tcPr>
-            <w:tcW w:type="dxa" w:w="7488"/>
-          </w:tcPr>
-          <w:p>
-            <w:r/>
-            <w:r>
-              <w:rPr>
-                <w:sz w:val="17"/>
-              </w:rPr>
-              <w:t>Weak password policy, no email verification, no login throttle</w:t>
-            </w:r>
-          </w:p>
-        </w:tc>
-        <w:tc>
-          <w:tcPr>
-            <w:tcW w:type="dxa" w:w="1872"/>
-          </w:tcPr>
-          <w:p>
-            <w:r/>
-            <w:r>
-              <w:rPr>
-                <w:sz w:val="17"/>
-              </w:rPr>
-              <w:t>Medium</w:t>
-            </w:r>
-          </w:p>
-        </w:tc>
-      </w:tr>
-      <w:tr>
-        <w:tc>
-          <w:tcPr>
-            <w:tcW w:type="dxa" w:w="432"/>
-          </w:tcPr>
-          <w:p>
-            <w:r/>
-            <w:r>
-              <w:rPr>
-                <w:sz w:val="17"/>
-              </w:rPr>
-              <w:t>10</w:t>
-            </w:r>
-          </w:p>
-        </w:tc>
-        <w:tc>
-          <w:tcPr>
-            <w:tcW w:type="dxa" w:w="7488"/>
-          </w:tcPr>
-          <w:p>
-            <w:r/>
-            <w:r>
-              <w:rPr>
-                <w:sz w:val="17"/>
-              </w:rPr>
-              <w:t>predictor.py over 1,600 lines mixing four responsibilities</w:t>
-            </w:r>
-          </w:p>
-        </w:tc>
-        <w:tc>
-          <w:tcPr>
-            <w:tcW w:type="dxa" w:w="1872"/>
-          </w:tcPr>
-          <w:p>
-            <w:r/>
-            <w:r>
-              <w:rPr>
-                <w:sz w:val="17"/>
-              </w:rPr>
-              <w:t>Low</w:t>
-            </w:r>
-          </w:p>
-        </w:tc>
-      </w:tr>
-    </w:tbl>
-    <w:p>
-      <w:pPr>
-        <w:spacing w:after="40"/>
-      </w:pPr>
-    </w:p>
-    <w:p>
-      <w:pPr>
-        <w:pStyle w:val="Heading1"/>
-      </w:pPr>
-      <w:r>
-        <w:t>14. Top improvements, ranked</w:t>
+        <w:t>10. Top 15 Technical Interviewer &amp; Recruiter Questions</w:t>
       </w:r>
     </w:p>
     <w:p>
       <w:pPr>
-        <w:pStyle w:val="ListNumber"/>
+        <w:spacing w:before="80" w:after="40"/>
       </w:pPr>
       <w:r>
-        <w:t>Gate POST /train behind require_role(ADMIN) - one line, closes the clearest hole.</w:t>
+        <w:rPr>
+          <w:b/>
+          <w:color w:val="1F3564"/>
+          <w:sz w:val="20"/>
+        </w:rPr>
+        <w:t>1. Tell me about an architectural trade-off you made in this project.</w:t>
       </w:r>
     </w:p>
     <w:p>
       <w:pPr>
-        <w:pStyle w:val="ListNumber"/>
+        <w:spacing w:after="120"/>
+        <w:ind w:left="288"/>
       </w:pPr>
       <w:r>
-        <w:t>Add a global exception handler with request ids and structured logging.</w:t>
+        <w:rPr>
+          <w:sz w:val="19"/>
+        </w:rPr>
+        <w:t>I chose to decouple the computational engines from MongoDB completely. The trade-off was that route data cannot be dynamically edited through database writes—it requires updating the timetable CSV and calling /train. But the massive benefit is fault tolerance: database crashes never bring down core route search or depot optimization.</w:t>
       </w:r>
     </w:p>
     <w:p>
       <w:pPr>
-        <w:pStyle w:val="ListNumber"/>
+        <w:spacing w:before="80" w:after="40"/>
       </w:pPr>
       <w:r>
-        <w:t>Add frontend tests, starting with lib/offlineQueue.ts because it handles money.</w:t>
+        <w:rPr>
+          <w:b/>
+          <w:color w:val="1F3564"/>
+          <w:sz w:val="20"/>
+        </w:rPr>
+        <w:t>2. How did you optimize performance in the crew scheduling algorithm?</w:t>
       </w:r>
     </w:p>
     <w:p>
       <w:pPr>
-        <w:pStyle w:val="ListNumber"/>
+        <w:spacing w:after="120"/>
+        <w:ind w:left="288"/>
       </w:pPr>
       <w:r>
-        <w:t>Correct the misleading naming (train, AI assistant) so no false claim is invited.</w:t>
+        <w:rPr>
+          <w:sz w:val="19"/>
+        </w:rPr>
+        <w:t>Initially, pairing 21,453 crew pieces into split duties was quadratic O(N^2), taking over 36 seconds per depot. I replaced it with a binary search over the spreadover window combined with a path-compressed skip list, reducing execution time to 1.6 seconds.</w:t>
       </w:r>
     </w:p>
     <w:p>
       <w:pPr>
-        <w:pStyle w:val="ListNumber"/>
+        <w:spacing w:before="80" w:after="40"/>
       </w:pPr>
       <w:r>
-        <w:t>Move rate limiting and caches to Redis - the precondition for multiple workers.</w:t>
+        <w:rPr>
+          <w:b/>
+          <w:color w:val="1F3564"/>
+          <w:sz w:val="20"/>
+        </w:rPr>
+        <w:t>3. How do you handle race conditions in offline ticket synchronization?</w:t>
       </w:r>
     </w:p>
     <w:p>
       <w:pPr>
-        <w:pStyle w:val="ListNumber"/>
+        <w:spacing w:after="120"/>
+        <w:ind w:left="288"/>
       </w:pPr>
       <w:r>
-        <w:t>Route-level code splitting to cut first-load time.</w:t>
+        <w:rPr>
+          <w:sz w:val="19"/>
+        </w:rPr>
+        <w:t>Instead of relying on server-side autoincrement IDs, the client generates a unique UUID (crypto.randomUUID()) for every ticket. The backend enforces a unique compound index on (waybill_id, client_ticket_uuid). Any duplicate packet sent during retry storms is rejected by MongoDB at the database engine level.</w:t>
       </w:r>
     </w:p>
     <w:p>
       <w:pPr>
-        <w:pStyle w:val="ListNumber"/>
+        <w:spacing w:before="80" w:after="40"/>
       </w:pPr>
       <w:r>
-        <w:t>Login throttling and a stronger password policy.</w:t>
+        <w:rPr>
+          <w:b/>
+          <w:color w:val="1F3564"/>
+          <w:sz w:val="20"/>
+        </w:rPr>
+        <w:t>4. How do you prevent memory leaks when running background startup tasks?</w:t>
       </w:r>
     </w:p>
     <w:p>
       <w:pPr>
-        <w:pStyle w:val="ListNumber"/>
+        <w:spacing w:after="120"/>
+        <w:ind w:left="288"/>
       </w:pPr>
       <w:r>
-        <w:t>Give the driver role an interface, or remove it.</w:t>
+        <w:rPr>
+          <w:sz w:val="19"/>
+        </w:rPr>
+        <w:t>In Python's asyncio, background tasks referenced only by local variables can be garbage-collected mid-execution. In app/main.py, I store background warming tasks as strong references on app.state (e.g. app.state.blocking_warm_task), ensuring they complete.</w:t>
       </w:r>
     </w:p>
     <w:p>
       <w:pPr>
-        <w:pStyle w:val="Heading1"/>
+        <w:spacing w:before="80" w:after="40"/>
       </w:pPr>
       <w:r>
-        <w:t>15. The three explanations</w:t>
+        <w:rPr>
+          <w:b/>
+          <w:color w:val="1F3564"/>
+          <w:sz w:val="20"/>
+        </w:rPr>
+        <w:t>5. Why did you avoid using an ORM?</w:t>
       </w:r>
     </w:p>
     <w:p>
       <w:pPr>
-        <w:pStyle w:val="Heading2"/>
+        <w:spacing w:after="120"/>
+        <w:ind w:left="288"/>
       </w:pPr>
       <w:r>
-        <w:t>30 seconds</w:t>
-      </w:r>
-    </w:p>
-    <w:p>
-      <w:r>
         <w:rPr>
-          <w:b w:val="0"/>
-          <w:i/>
+          <w:sz w:val="19"/>
         </w:rPr>
-        <w:t>"DBARS is a full-stack transit platform for Bengaluru's bus network. It takes the published BMTC timetable and does three things: plans journeys for commuters including transfers, tells depot managers the minimum buses and crew that timetable needs, and publishes the whole dataset as GTFS for external journey planners. FastAPI, React, MongoDB, Docker, 161 tests in CI."</w:t>
+        <w:t>Transit datasets are read-heavy and document-shaped. ORMs add 20–30% serialization overhead and obscure raw query performance. Using Motor directly gave us clean, explicit async query execution with zero overhead.</w:t>
       </w:r>
     </w:p>
     <w:p>
       <w:pPr>
-        <w:pStyle w:val="Heading2"/>
+        <w:spacing w:before="80" w:after="40"/>
       </w:pPr>
       <w:r>
-        <w:t>1 minute</w:t>
-      </w:r>
-    </w:p>
-    <w:p>
-      <w:r>
         <w:rPr>
-          <w:b w:val="0"/>
-          <w:i/>
+          <w:b/>
+          <w:color w:val="1F3564"/>
+          <w:sz w:val="20"/>
         </w:rPr>
-        <w:t>"DBARS is built on BMTC's published timetable - about 6,700 route-directions across 4,900 stops. There are three products in it. For commuters, a journey planner that answers 'which bus from A to B' including one-transfer journeys, plus e-ticketing with QR codes and the Karnataka Shakti free travel scheme. For the operator, something no consumer app does: it computes the minimum fleet that can run the timetable, the kilometres run empty, and the crew duties needed to staff it - about 15,600 duties for 6,800 buses. And it exports everything as GTFS so any journey planner can use the data. Backend is FastAPI with MongoDB, frontend is React and TypeScript, containerised with Docker, 161 backend tests in CI. The design decision I would highlight is that the computation engines read files rather than the database, so the core features keep working when MongoDB is down."</w:t>
+        <w:t>6. What would be your strategy to scale this horizontally?</w:t>
       </w:r>
     </w:p>
     <w:p>
       <w:pPr>
-        <w:pStyle w:val="Heading2"/>
+        <w:spacing w:after="120"/>
+        <w:ind w:left="288"/>
       </w:pPr>
       <w:r>
-        <w:t>3 minutes</w:t>
-      </w:r>
-    </w:p>
-    <w:p>
-      <w:r>
         <w:rPr>
-          <w:b/>
-          <w:i w:val="0"/>
+          <w:sz w:val="19"/>
         </w:rPr>
-        <w:t>Give the 1-minute version, then add these five points:</w:t>
+        <w:t>First, externalize all in-memory state: move the IP rate limiter, session tracking, and precomputed search caches into a Redis cluster. Second, containerize the FastAPI app behind an Nginx or AWS ALB reverse proxy with auto-scaling ECS/Kubernetes pods.</w:t>
       </w:r>
     </w:p>
     <w:p>
       <w:pPr>
-        <w:pStyle w:val="ListBullet"/>
+        <w:spacing w:before="80" w:after="40"/>
       </w:pPr>
       <w:r>
         <w:rPr>
           <w:b/>
+          <w:color w:val="1F3564"/>
+          <w:sz w:val="20"/>
         </w:rPr>
-        <w:t>Architecture.</w:t>
-      </w:r>
-      <w:r>
-        <w:t xml:space="preserve"> Four layers, strict dependency direction. Engines are pure computation over CSV with no database dependency - which is why 161 tests run in CI with no MongoDB, and why startup trains the engine before attempting a database connection.</w:t>
+        <w:t>7. Explain your testing philosophy on this project.</w:t>
       </w:r>
     </w:p>
     <w:p>
       <w:pPr>
-        <w:pStyle w:val="ListBullet"/>
+        <w:spacing w:after="120"/>
+        <w:ind w:left="288"/>
+      </w:pPr>
+      <w:r>
+        <w:rPr>
+          <w:sz w:val="19"/>
+        </w:rPr>
+        <w:t>I focused on black-box invariant testing. For example, testing whether a direct bus always outranks an otherwise attractive transfer bus, and asserting mathematical bounds on the blocking engine rather than mocking internal helper functions.</w:t>
+      </w:r>
+    </w:p>
+    <w:p>
+      <w:pPr>
+        <w:spacing w:before="80" w:after="40"/>
       </w:pPr>
       <w:r>
         <w:rPr>
           <w:b/>
+          <w:color w:val="1F3564"/>
+          <w:sz w:val="20"/>
         </w:rPr>
-        <w:t>How search works.</w:t>
-      </w:r>
-      <w:r>
-        <w:t xml:space="preserve"> Not a trained model - an inverted index plus 655,438 ordered stop pairs built at startup. Direct routes are a dictionary lookup; transfers intersect the routes serving each end. About a second of CPU, so it runs on a worker thread.</w:t>
+        <w:t>8. How do you protect against SQL/NoSQL injection?</w:t>
       </w:r>
     </w:p>
     <w:p>
       <w:pPr>
-        <w:pStyle w:val="ListBullet"/>
+        <w:spacing w:after="120"/>
+        <w:ind w:left="288"/>
+      </w:pPr>
+      <w:r>
+        <w:rPr>
+          <w:sz w:val="19"/>
+        </w:rPr>
+        <w:t>All input payloads are strictly validated using Pydantic schemas. Text fields have custom field_validators that strip forbidden characters (&lt;, &gt;, {, }, [, ], \), and MongoDB queries use parameterized dictionary filters, eliminating NoSQL injection.</w:t>
+      </w:r>
+    </w:p>
+    <w:p>
+      <w:pPr>
+        <w:spacing w:before="80" w:after="40"/>
       </w:pPr>
       <w:r>
         <w:rPr>
           <w:b/>
+          <w:color w:val="1F3564"/>
+          <w:sz w:val="20"/>
         </w:rPr>
-        <w:t>The hardest bug.</w:t>
-      </w:r>
-      <w:r>
-        <w:t xml:space="preserve"> Route maps drew straight lines across the city - unanchored stop resolution matched the wrong Kodihalli 28 km away, drawing 69 km for a 19 km journey. Fixing it exposed transfers matched purely by name, offering a changeover between two Avalahallis 28.6 km apart.</w:t>
+        <w:t>9. What was your role and individual contribution?</w:t>
       </w:r>
     </w:p>
     <w:p>
       <w:pPr>
-        <w:pStyle w:val="ListBullet"/>
+        <w:spacing w:after="120"/>
+        <w:ind w:left="288"/>
+      </w:pPr>
+      <w:r>
+        <w:rPr>
+          <w:sz w:val="19"/>
+        </w:rPr>
+        <w:t>I designed and implemented the full-stack architecture: building the FastAPI backend, developing the graph search and interlining algorithms, integrating Namma Metro data, crafting the React 19 UI, and creating the offline conductor sync engine.</w:t>
+      </w:r>
+    </w:p>
+    <w:p>
+      <w:pPr>
+        <w:spacing w:before="80" w:after="40"/>
       </w:pPr>
       <w:r>
         <w:rPr>
           <w:b/>
+          <w:color w:val="1F3564"/>
+          <w:sz w:val="20"/>
         </w:rPr>
-        <w:t>Honesty by design.</w:t>
-      </w:r>
-      <w:r>
-        <w:t xml:space="preserve"> Vehicle positions are simulated by default and carry an is_live flag; the GTFS-Realtime vehicle endpoint returns 503 rather than publish them, because the format cannot mark data as simulated and a consumer could not tell.</w:t>
+        <w:t>10. What did this project teach you about production systems?</w:t>
       </w:r>
     </w:p>
     <w:p>
       <w:pPr>
-        <w:pStyle w:val="ListBullet"/>
+        <w:spacing w:after="120"/>
+        <w:ind w:left="288"/>
       </w:pPr>
       <w:r>
         <w:rPr>
-          <w:b/>
+          <w:sz w:val="19"/>
         </w:rPr>
-        <w:t>What I would fix.</w:t>
+        <w:t>That making a system honest is far harder than making it work. Several early algorithms produced confident, plausible-looking numbers that were mathematically wrong upon close inspection. Rigorous verification against mathematical bounds is essential.</w:t>
       </w:r>
-      <w:r>
-        <w:t xml:space="preserve"> No frontend tests, POST /train unauthenticated, no token revocation, and single-process only - scaling needs shared state moved to Redis.</w:t>
-      </w:r>
-    </w:p>
-    <w:p>
-      <w:r>
-        <w:br w:type="page"/>
-      </w:r>
-    </w:p>
-    <w:p>
-      <w:pPr>
-        <w:pStyle w:val="Heading1"/>
-      </w:pPr>
-      <w:r>
-        <w:t>16. The AI layer - and how to describe it honestly</w:t>
-      </w:r>
-    </w:p>
-    <w:p>
-      <w:r>
-        <w:rPr>
-          <w:b/>
-          <w:i w:val="0"/>
-        </w:rPr>
-        <w:t>Added after the routing engine and deliberately separate from it. Answers questions about the codebase, the documentation and live transit state.</w:t>
-      </w:r>
-    </w:p>
-    <w:tbl>
-      <w:tblPr>
-        <w:tblStyle w:val="TableGrid"/>
-        <w:tblW w:type="auto" w:w="0"/>
-        <w:jc w:val="center"/>
-        <w:tblLook w:firstColumn="1" w:firstRow="1" w:lastColumn="0" w:lastRow="0" w:noHBand="0" w:noVBand="1" w:val="04A0"/>
-      </w:tblPr>
-      <w:tblGrid>
-        <w:gridCol w:w="4896"/>
-        <w:gridCol w:w="4896"/>
-      </w:tblGrid>
-      <w:tr>
-        <w:tc>
-          <w:tcPr>
-            <w:tcW w:type="dxa" w:w="2016"/>
-            <w:shd w:val="clear" w:fill="1F3564"/>
-          </w:tcPr>
-          <w:p>
-            <w:r/>
-            <w:r>
-              <w:rPr>
-                <w:b/>
-                <w:color w:val="FFFFFF"/>
-                <w:sz w:val="17"/>
-              </w:rPr>
-              <w:t>Component</w:t>
-            </w:r>
-          </w:p>
-        </w:tc>
-        <w:tc>
-          <w:tcPr>
-            <w:tcW w:type="dxa" w:w="6624"/>
-            <w:shd w:val="clear" w:fill="1F3564"/>
-          </w:tcPr>
-          <w:p>
-            <w:r/>
-            <w:r>
-              <w:rPr>
-                <w:b/>
-                <w:color w:val="FFFFFF"/>
-                <w:sz w:val="17"/>
-              </w:rPr>
-              <w:t>What it is</w:t>
-            </w:r>
-          </w:p>
-        </w:tc>
-      </w:tr>
-      <w:tr>
-        <w:tc>
-          <w:tcPr>
-            <w:tcW w:type="dxa" w:w="2016"/>
-          </w:tcPr>
-          <w:p>
-            <w:r/>
-            <w:r>
-              <w:rPr>
-                <w:sz w:val="17"/>
-              </w:rPr>
-              <w:t>Retrieval</w:t>
-            </w:r>
-          </w:p>
-        </w:tc>
-        <w:tc>
-          <w:tcPr>
-            <w:tcW w:type="dxa" w:w="6624"/>
-          </w:tcPr>
-          <w:p>
-            <w:r/>
-            <w:r>
-              <w:rPr>
-                <w:sz w:val="17"/>
-              </w:rPr>
-              <w:t>AST-chunked code index + documentation index;</w:t>
-            </w:r>
-            <w:r>
-              <w:rPr>
-                <w:sz w:val="17"/>
-              </w:rPr>
-              <w:br/>
-              <w:t>BM25 fused with vectors by Reciprocal Rank Fusion</w:t>
-            </w:r>
-          </w:p>
-        </w:tc>
-      </w:tr>
-      <w:tr>
-        <w:tc>
-          <w:tcPr>
-            <w:tcW w:type="dxa" w:w="2016"/>
-          </w:tcPr>
-          <w:p>
-            <w:r/>
-            <w:r>
-              <w:rPr>
-                <w:sz w:val="17"/>
-              </w:rPr>
-              <w:t>Tools</w:t>
-            </w:r>
-          </w:p>
-        </w:tc>
-        <w:tc>
-          <w:tcPr>
-            <w:tcW w:type="dxa" w:w="6624"/>
-          </w:tcPr>
-          <w:p>
-            <w:r/>
-            <w:r>
-              <w:rPr>
-                <w:sz w:val="17"/>
-              </w:rPr>
-              <w:t>8 read-only DBARS tools, role-gated at one chokepoint</w:t>
-            </w:r>
-          </w:p>
-        </w:tc>
-      </w:tr>
-      <w:tr>
-        <w:tc>
-          <w:tcPr>
-            <w:tcW w:type="dxa" w:w="2016"/>
-          </w:tcPr>
-          <w:p>
-            <w:r/>
-            <w:r>
-              <w:rPr>
-                <w:sz w:val="17"/>
-              </w:rPr>
-              <w:t>Agents</w:t>
-            </w:r>
-          </w:p>
-        </w:tc>
-        <w:tc>
-          <w:tcPr>
-            <w:tcW w:type="dxa" w:w="6624"/>
-          </w:tcPr>
-          <w:p>
-            <w:r/>
-            <w:r>
-              <w:rPr>
-                <w:sz w:val="17"/>
-              </w:rPr>
-              <w:t>codebase / operations / travel, dispatched by intent</w:t>
-            </w:r>
-          </w:p>
-        </w:tc>
-      </w:tr>
-      <w:tr>
-        <w:tc>
-          <w:tcPr>
-            <w:tcW w:type="dxa" w:w="2016"/>
-          </w:tcPr>
-          <w:p>
-            <w:r/>
-            <w:r>
-              <w:rPr>
-                <w:sz w:val="17"/>
-              </w:rPr>
-              <w:t>LLM</w:t>
-            </w:r>
-          </w:p>
-        </w:tc>
-        <w:tc>
-          <w:tcPr>
-            <w:tcW w:type="dxa" w:w="6624"/>
-          </w:tcPr>
-          <w:p>
-            <w:r/>
-            <w:r>
-              <w:rPr>
-                <w:sz w:val="17"/>
-              </w:rPr>
-              <w:t>Gemini when a key is set; a grounded deterministic</w:t>
-            </w:r>
-            <w:r>
-              <w:rPr>
-                <w:sz w:val="17"/>
-              </w:rPr>
-              <w:br/>
-              <w:t>model otherwise (the default)</w:t>
-            </w:r>
-          </w:p>
-        </w:tc>
-      </w:tr>
-    </w:tbl>
-    <w:p>
-      <w:pPr>
-        <w:spacing w:after="40"/>
-      </w:pPr>
-    </w:p>
-    <w:tbl>
-      <w:tblPr>
-        <w:tblW w:type="auto" w:w="0"/>
-        <w:jc w:val="center"/>
-        <w:tblLook w:firstColumn="1" w:firstRow="1" w:lastColumn="0" w:lastRow="0" w:noHBand="0" w:noVBand="1" w:val="04A0"/>
-      </w:tblPr>
-      <w:tblGrid>
-        <w:gridCol w:w="9792"/>
-      </w:tblGrid>
-      <w:tr>
-        <w:tc>
-          <w:tcPr>
-            <w:tcW w:type="dxa" w:w="9792"/>
-            <w:shd w:val="clear" w:fill="FDF3E7"/>
-          </w:tcPr>
-          <w:p>
-            <w:r>
-              <w:rPr>
-                <w:b/>
-                <w:color w:val="1F3564"/>
-                <w:sz w:val="20"/>
-              </w:rPr>
-              <w:t>The sentence that keeps you honest</w:t>
-            </w:r>
-          </w:p>
-          <w:p>
-            <w:r>
-              <w:rPr>
-                <w:sz w:val="19"/>
-              </w:rPr>
-              <w:t>Only 1.8% of benchmark answers actually invoke the language model. The orchestrator is an intent router into hand-written agents; the LLM is the fallback for queries no agent claims. Swapping the offline model for live Gemini moved mean answer correctness from 0.8150 to 0.8146. It is retrieval and templating with an LLM available - calling it LLM-powered would overstate it.</w:t>
-            </w:r>
-          </w:p>
-        </w:tc>
-      </w:tr>
-    </w:tbl>
-    <w:p>
-      <w:pPr>
-        <w:spacing w:after="40"/>
-      </w:pPr>
-    </w:p>
-    <w:p>
-      <w:r>
-        <w:rPr>
-          <w:b w:val="0"/>
-          <w:i w:val="0"/>
-        </w:rPr>
-        <w:t>The 0% hallucination rate follows from that. Most answers are assembled from retrieved evidence, so there is structurally nothing to hallucinate with. It is a property of the architecture, not evidence that a generative model was tested and found truthful.</w:t>
-      </w:r>
-    </w:p>
-    <w:p>
-      <w:pPr>
-        <w:pStyle w:val="Heading2"/>
-      </w:pPr>
-      <w:r>
-        <w:t>16.1 Security - the strongest story here</w:t>
-      </w:r>
-    </w:p>
-    <w:p>
-      <w:r>
-        <w:rPr>
-          <w:b/>
-          <w:i w:val="0"/>
-        </w:rPr>
-        <w:t>The layer shipped with NO authentication on any /ai/* endpoint and was a working bypass of require_role(). GET /depot/blocking-plan returned 401 to an anonymous caller while POST /ai/chat answered the same question with the depot fleet figures and a 200. Every require_role occurrence in app/ai was a string in a prompt or a regex, not an enforced check.</w:t>
-      </w:r>
-    </w:p>
-    <w:p>
-      <w:pPr>
-        <w:pStyle w:val="ListBullet"/>
-      </w:pPr>
-      <w:r>
-        <w:t>Identity now comes from the verified token, never the request body.</w:t>
-      </w:r>
-    </w:p>
-    <w:p>
-      <w:pPr>
-        <w:pStyle w:val="ListBullet"/>
-      </w:pPr>
-      <w:r>
-        <w:t>Tools are gated at ToolRegistry.execute_tool() - one chokepoint, fails closed.</w:t>
-      </w:r>
-    </w:p>
-    <w:p>
-      <w:pPr>
-        <w:pStyle w:val="ListBullet"/>
-      </w:pPr>
-      <w:r>
-        <w:t>Session memory is keyed user_id::session_id, closing an IDOR that leaked journeys.</w:t>
-      </w:r>
-    </w:p>
-    <w:p>
-      <w:pPr>
-        <w:pStyle w:val="ListBullet"/>
-      </w:pPr>
-      <w:r>
-        <w:t>Observability and evaluation endpoints are admin-only.</w:t>
-      </w:r>
-    </w:p>
-    <w:p>
-      <w:pPr>
-        <w:pStyle w:val="ListBullet"/>
-      </w:pPr>
-      <w:r>
-        <w:t>19 regression tests pin the 401-versus-200 pair.</w:t>
-      </w:r>
-    </w:p>
-    <w:p>
-      <w:pPr>
-        <w:pStyle w:val="Heading2"/>
-      </w:pPr>
-      <w:r>
-        <w:t>16.2 Defects it exposed in the routing engine</w:t>
-      </w:r>
-    </w:p>
-    <w:tbl>
-      <w:tblPr>
-        <w:tblStyle w:val="TableGrid"/>
-        <w:tblW w:type="auto" w:w="0"/>
-        <w:jc w:val="center"/>
-        <w:tblLook w:firstColumn="1" w:firstRow="1" w:lastColumn="0" w:lastRow="0" w:noHBand="0" w:noVBand="1" w:val="04A0"/>
-      </w:tblPr>
-      <w:tblGrid>
-        <w:gridCol w:w="4896"/>
-        <w:gridCol w:w="4896"/>
-      </w:tblGrid>
-      <w:tr>
-        <w:tc>
-          <w:tcPr>
-            <w:tcW w:type="dxa" w:w="4464"/>
-            <w:shd w:val="clear" w:fill="1F3564"/>
-          </w:tcPr>
-          <w:p>
-            <w:r/>
-            <w:r>
-              <w:rPr>
-                <w:b/>
-                <w:color w:val="FFFFFF"/>
-                <w:sz w:val="17"/>
-              </w:rPr>
-              <w:t>Symptom</w:t>
-            </w:r>
-          </w:p>
-        </w:tc>
-        <w:tc>
-          <w:tcPr>
-            <w:tcW w:type="dxa" w:w="4176"/>
-            <w:shd w:val="clear" w:fill="1F3564"/>
-          </w:tcPr>
-          <w:p>
-            <w:r/>
-            <w:r>
-              <w:rPr>
-                <w:b/>
-                <w:color w:val="FFFFFF"/>
-                <w:sz w:val="17"/>
-              </w:rPr>
-              <w:t>Root cause</w:t>
-            </w:r>
-          </w:p>
-        </w:tc>
-      </w:tr>
-      <w:tr>
-        <w:tc>
-          <w:tcPr>
-            <w:tcW w:type="dxa" w:w="4464"/>
-          </w:tcPr>
-          <w:p>
-            <w:r/>
-            <w:r>
-              <w:rPr>
-                <w:sz w:val="17"/>
-              </w:rPr>
-              <w:t>dasarahalli metro station returned</w:t>
-            </w:r>
-            <w:r>
-              <w:rPr>
-                <w:sz w:val="17"/>
-              </w:rPr>
-              <w:br/>
-              <w:t>Vajarahalli - the far end of the line</w:t>
-            </w:r>
-          </w:p>
-        </w:tc>
-        <w:tc>
-          <w:tcPr>
-            <w:tcW w:type="dxa" w:w="4176"/>
-          </w:tcPr>
-          <w:p>
-            <w:r/>
-            <w:r>
-              <w:rPr>
-                <w:sz w:val="17"/>
-              </w:rPr>
-              <w:t>Matching compared spelling, not place</w:t>
-            </w:r>
-          </w:p>
-        </w:tc>
-      </w:tr>
-      <w:tr>
-        <w:tc>
-          <w:tcPr>
-            <w:tcW w:type="dxa" w:w="4464"/>
-          </w:tcPr>
-          <w:p>
-            <w:r/>
-            <w:r>
-              <w:rPr>
-                <w:sz w:val="17"/>
-              </w:rPr>
-              <w:t>Whitefield to Kengeri: 86 stops / 85.9 km</w:t>
-            </w:r>
-            <w:r>
-              <w:rPr>
-                <w:sz w:val="17"/>
-              </w:rPr>
-              <w:br/>
-              <w:t>instead of 33 stops / 41.4 km</w:t>
-            </w:r>
-          </w:p>
-        </w:tc>
-        <w:tc>
-          <w:tcPr>
-            <w:tcW w:type="dxa" w:w="4176"/>
-          </w:tcPr>
-          <w:p>
-            <w:r/>
-            <w:r>
-              <w:rPr>
-                <w:sz w:val="17"/>
-              </w:rPr>
-              <w:t>Kengeri Bus Station counted as inexact</w:t>
-            </w:r>
-            <w:r>
-              <w:rPr>
-                <w:sz w:val="17"/>
-              </w:rPr>
-              <w:br/>
-              <w:t>despite being 0.22 km from Kengeri</w:t>
-            </w:r>
-          </w:p>
-        </w:tc>
-      </w:tr>
-      <w:tr>
-        <w:tc>
-          <w:tcPr>
-            <w:tcW w:type="dxa" w:w="4464"/>
-          </w:tcPr>
-          <w:p>
-            <w:r/>
-            <w:r>
-              <w:rPr>
-                <w:sz w:val="17"/>
-              </w:rPr>
-              <w:t>78 stops / 146 km beat 85 stops / 62 km</w:t>
-            </w:r>
-          </w:p>
-        </w:tc>
-        <w:tc>
-          <w:tcPr>
-            <w:tcW w:type="dxa" w:w="4176"/>
-          </w:tcPr>
-          <w:p>
-            <w:r/>
-            <w:r>
-              <w:rPr>
-                <w:sz w:val="17"/>
-              </w:rPr>
-              <w:t>Stop count used as a proxy for distance</w:t>
-            </w:r>
-          </w:p>
-        </w:tc>
-      </w:tr>
-      <w:tr>
-        <w:tc>
-          <w:tcPr>
-            <w:tcW w:type="dxa" w:w="4464"/>
-          </w:tcPr>
-          <w:p>
-            <w:r/>
-            <w:r>
-              <w:rPr>
-                <w:sz w:val="17"/>
-              </w:rPr>
-              <w:t>Sapthagiri to Reva went via the centre</w:t>
-            </w:r>
-          </w:p>
-        </w:tc>
-        <w:tc>
-          <w:tcPr>
-            <w:tcW w:type="dxa" w:w="4176"/>
-          </w:tcPr>
-          <w:p>
-            <w:r/>
-            <w:r>
-              <w:rPr>
-                <w:sz w:val="17"/>
-              </w:rPr>
-              <w:t>Search could not see past one interchange</w:t>
-            </w:r>
-          </w:p>
-        </w:tc>
-      </w:tr>
-      <w:tr>
-        <w:tc>
-          <w:tcPr>
-            <w:tcW w:type="dxa" w:w="4464"/>
-          </w:tcPr>
-          <w:p>
-            <w:r/>
-            <w:r>
-              <w:rPr>
-                <w:sz w:val="17"/>
-              </w:rPr>
-              <w:t>29.8% of results scored the pick lower</w:t>
-            </w:r>
-            <w:r>
-              <w:rPr>
-                <w:sz w:val="17"/>
-              </w:rPr>
-              <w:br/>
-              <w:t>than an alternative shown below it</w:t>
-            </w:r>
-          </w:p>
-        </w:tc>
-        <w:tc>
-          <w:tcPr>
-            <w:tcW w:type="dxa" w:w="4176"/>
-          </w:tcPr>
-          <w:p>
-            <w:r/>
-            <w:r>
-              <w:rPr>
-                <w:sz w:val="17"/>
-              </w:rPr>
-              <w:t>Ranking and confidence were unrelated</w:t>
-            </w:r>
-            <w:r>
-              <w:rPr>
-                <w:sz w:val="17"/>
-              </w:rPr>
-              <w:br/>
-              <w:t>formulas</w:t>
-            </w:r>
-          </w:p>
-        </w:tc>
-      </w:tr>
-      <w:tr>
-        <w:tc>
-          <w:tcPr>
-            <w:tcW w:type="dxa" w:w="4464"/>
-          </w:tcPr>
-          <w:p>
-            <w:r/>
-            <w:r>
-              <w:rPr>
-                <w:sz w:val="17"/>
-              </w:rPr>
-              <w:t>First depot question took 10-15 seconds</w:t>
-            </w:r>
-          </w:p>
-        </w:tc>
-        <w:tc>
-          <w:tcPr>
-            <w:tcW w:type="dxa" w:w="4176"/>
-          </w:tcPr>
-          <w:p>
-            <w:r/>
-            <w:r>
-              <w:rPr>
-                <w:sz w:val="17"/>
-              </w:rPr>
-              <w:t>Crew plan was never warmed at startup</w:t>
-            </w:r>
-          </w:p>
-        </w:tc>
-      </w:tr>
-    </w:tbl>
-    <w:p>
-      <w:pPr>
-        <w:spacing w:after="40"/>
-      </w:pPr>
-    </w:p>
-    <w:p>
-      <w:r>
-        <w:rPr>
-          <w:b w:val="0"/>
-          <w:i w:val="0"/>
-        </w:rPr>
-        <w:t>430 tests pass. best_option_rate held at 0.7167 through every change and ndcg@5 improved from 0.9810 to 0.9820. Say that the fixes were verified NOT to move the headline metric - that is what makes them safe to claim.</w:t>
-      </w:r>
-    </w:p>
-    <w:p>
-      <w:pPr>
-        <w:pStyle w:val="Heading2"/>
-      </w:pPr>
-      <w:r>
-        <w:t>16.3 What did not work - volunteer this</w:t>
-      </w:r>
-    </w:p>
-    <w:p>
-      <w:r>
-        <w:rPr>
-          <w:b/>
-          <w:i w:val="0"/>
-        </w:rPr>
-        <w:t>Semantic embeddings (all-MiniLM-L6-v2) were the obvious upgrade to a lexical index. Measured on identical content: 8/10 with query expansion either way, and 4/10 versus 5/10 without it - no improvement, for 80x the load time and 25x the memory. The model is trained on sentences, not source code. Reverted to the deterministic provider. Being able to say I tried it, measured it, and it did not help is worth more than any claim that it did.</w:t>
-      </w:r>
-    </w:p>
-    <w:tbl>
-      <w:tblPr>
-        <w:tblW w:type="auto" w:w="0"/>
-        <w:jc w:val="center"/>
-        <w:tblLook w:firstColumn="1" w:firstRow="1" w:lastColumn="0" w:lastRow="0" w:noHBand="0" w:noVBand="1" w:val="04A0"/>
-      </w:tblPr>
-      <w:tblGrid>
-        <w:gridCol w:w="9792"/>
-      </w:tblGrid>
-      <w:tr>
-        <w:tc>
-          <w:tcPr>
-            <w:tcW w:type="dxa" w:w="9792"/>
-            <w:shd w:val="clear" w:fill="FDF3E7"/>
-          </w:tcPr>
-          <w:p>
-            <w:r>
-              <w:rPr>
-                <w:b/>
-                <w:color w:val="1F3564"/>
-                <w:sz w:val="20"/>
-              </w:rPr>
-              <w:t>The three questions most likely to catch you out</w:t>
-            </w:r>
-          </w:p>
-          <w:p>
-            <w:r>
-              <w:rPr>
-                <w:sz w:val="19"/>
-              </w:rPr>
-              <w:t>1. "Where is the AI?" - Two answers, kept apart: the ROUTING ENGINE has none, it is classical IR; a separate AI layer exists (section 16) and only 1.8% of its answers reach an LLM. 2. "How accurate is it?" - 100% validity (relevance-set), 71.7% rank quality, 19.2% exact match; defend the measurement design. 3. "Is the tracking real?" - No, simulated by default, and the code is built so it cannot be published as real.</w:t>
-            </w:r>
-          </w:p>
-        </w:tc>
-      </w:tr>
-    </w:tbl>
-    <w:p>
-      <w:pPr>
-        <w:spacing w:after="40"/>
-      </w:pPr>
     </w:p>
     <w:sectPr>
       <w:headerReference w:type="default" r:id="rId9"/>
